--- a/dbms_package/report/24BCE0846_L25_IA9&10_Proj_KRISH.docx
+++ b/dbms_package/report/24BCE0846_L25_IA9&10_Proj_KRISH.docx
@@ -5,7 +5,7 @@
     <w:p>
       <w:pPr>
         <w:keepNext/>
-        <w:spacing w:before="200" w:after="60"/>
+        <w:spacing w:before="140" w:after="40"/>
         <w:jc w:val="center"/>
       </w:pPr>
       <w:r>
@@ -13,15 +13,15 @@
           <w:rFonts w:ascii="Calibri" w:hAnsi="Calibri"/>
           <w:b/>
           <w:color w:val="000000"/>
-          <w:sz w:val="32"/>
+          <w:sz w:val="30"/>
         </w:rPr>
-        <w:t>School of Computer Science and Engineering (SCOPE)</w:t>
+        <w:t>VELLORE INSTITUTE OF TECHNOLOGY</w:t>
       </w:r>
     </w:p>
     <w:p>
       <w:pPr>
         <w:keepNext/>
-        <w:spacing w:before="160" w:after="40"/>
+        <w:spacing w:before="80" w:after="30"/>
         <w:jc w:val="center"/>
       </w:pPr>
       <w:r>
@@ -29,15 +29,15 @@
           <w:rFonts w:ascii="Calibri" w:hAnsi="Calibri"/>
           <w:b/>
           <w:color w:val="000000"/>
-          <w:sz w:val="26"/>
+          <w:sz w:val="21"/>
         </w:rPr>
-        <w:t>Lab Internal Assessment Test - 8, 9 &amp; 10 Project Report</w:t>
+        <w:t>School of Computer Science and Engineering (SCOPE)</w:t>
       </w:r>
     </w:p>
     <w:p>
       <w:pPr>
         <w:keepNext/>
-        <w:spacing w:before="120" w:after="40"/>
+        <w:spacing w:before="80" w:after="20"/>
         <w:jc w:val="center"/>
       </w:pPr>
       <w:r>
@@ -45,14 +45,73 @@
           <w:rFonts w:ascii="Calibri" w:hAnsi="Calibri"/>
           <w:b/>
           <w:color w:val="000000"/>
-          <w:sz w:val="22"/>
+          <w:sz w:val="19"/>
         </w:rPr>
-        <w:t>Fall Semester 2026-27 | Course: Database Systems Lab (BCSE302P)</w:t>
+        <w:t>Academic Semester: Fall 2026-27 | Lab Continuous Assessment Project</w:t>
       </w:r>
     </w:p>
     <w:p>
       <w:pPr>
-        <w:spacing w:before="30" w:after="40"/>
+        <w:spacing w:before="20" w:after="40"/>
+        <w:jc w:val="center"/>
+      </w:pPr>
+      <w:r>
+        <w:rPr>
+          <w:color w:val="646464"/>
+          <w:sz w:val="14"/>
+        </w:rPr>
+        <w:t>――――――――――――――――――――――――――――――――――――――――――――――――――――――――――――――――――――――</w:t>
+      </w:r>
+    </w:p>
+    <w:p>
+      <w:pPr>
+        <w:keepNext/>
+        <w:spacing w:before="140" w:after="40"/>
+        <w:jc w:val="center"/>
+      </w:pPr>
+      <w:r>
+        <w:rPr>
+          <w:rFonts w:ascii="Calibri" w:hAnsi="Calibri"/>
+          <w:b/>
+          <w:color w:val="000000"/>
+          <w:sz w:val="30"/>
+        </w:rPr>
+        <w:t>CHAPTERONE</w:t>
+      </w:r>
+    </w:p>
+    <w:p>
+      <w:pPr>
+        <w:keepNext/>
+        <w:spacing w:before="120" w:after="30"/>
+        <w:jc w:val="center"/>
+      </w:pPr>
+      <w:r>
+        <w:rPr>
+          <w:rFonts w:ascii="Calibri" w:hAnsi="Calibri"/>
+          <w:b/>
+          <w:color w:val="000000"/>
+          <w:sz w:val="24"/>
+        </w:rPr>
+        <w:t>High-Performance Graph-Theoretic &amp; Vector-Augmented Relational Database Engine for Adaptive Book Discovery and Trajectory Analytics</w:t>
+      </w:r>
+    </w:p>
+    <w:p>
+      <w:pPr>
+        <w:spacing w:before="20" w:after="30"/>
+        <w:jc w:val="center"/>
+      </w:pPr>
+      <w:r>
+        <w:rPr>
+          <w:rFonts w:ascii="Calibri" w:hAnsi="Calibri"/>
+          <w:color w:val="1E1E1E"/>
+          <w:sz w:val="18"/>
+        </w:rPr>
+        <w:t>*A Laboratory Project Report Submitted for Internal Assessment Tests 8, 9 &amp; 10 in*</w:t>
+      </w:r>
+    </w:p>
+    <w:p>
+      <w:pPr>
+        <w:spacing w:before="20" w:after="30"/>
         <w:jc w:val="center"/>
       </w:pPr>
       <w:r>
@@ -69,7 +128,7 @@
           <w:color w:val="1E1E1E"/>
           <w:sz w:val="18"/>
         </w:rPr>
-        <w:t>Student Name:</w:t>
+        <w:t>BCSE302P — DATABASE SYSTEMS LAB</w:t>
       </w:r>
       <w:r>
         <w:rPr>
@@ -77,63 +136,11 @@
           <w:color w:val="1E1E1E"/>
           <w:sz w:val="18"/>
         </w:rPr>
-        <w:t xml:space="preserve"> Krish (Reg No: </w:t>
-      </w:r>
-      <w:r>
-        <w:rPr>
-          <w:rFonts w:ascii="Calibri" w:hAnsi="Calibri"/>
-          <w:b/>
-          <w:color w:val="1E1E1E"/>
-          <w:sz w:val="18"/>
-        </w:rPr>
-        <w:t>24BCE0846</w:t>
-      </w:r>
-      <w:r>
-        <w:rPr>
-          <w:rFonts w:ascii="Calibri" w:hAnsi="Calibri"/>
-          <w:color w:val="1E1E1E"/>
-          <w:sz w:val="18"/>
-        </w:rPr>
-        <w:t xml:space="preserve">) | </w:t>
-      </w:r>
-      <w:r>
-        <w:rPr>
-          <w:rFonts w:ascii="Calibri" w:hAnsi="Calibri"/>
-          <w:b/>
-          <w:color w:val="1E1E1E"/>
-          <w:sz w:val="18"/>
-        </w:rPr>
-        <w:t>Team Partner:</w:t>
-      </w:r>
-      <w:r>
-        <w:rPr>
-          <w:rFonts w:ascii="Calibri" w:hAnsi="Calibri"/>
-          <w:color w:val="1E1E1E"/>
-          <w:sz w:val="18"/>
-        </w:rPr>
-        <w:t xml:space="preserve"> Parv Bhardwaj (Reg No: </w:t>
-      </w:r>
-      <w:r>
-        <w:rPr>
-          <w:rFonts w:ascii="Calibri" w:hAnsi="Calibri"/>
-          <w:b/>
-          <w:color w:val="1E1E1E"/>
-          <w:sz w:val="18"/>
-        </w:rPr>
-        <w:t>24BCE0870</w:t>
-      </w:r>
-      <w:r>
-        <w:rPr>
-          <w:rFonts w:ascii="Calibri" w:hAnsi="Calibri"/>
-          <w:color w:val="1E1E1E"/>
-          <w:sz w:val="18"/>
-        </w:rPr>
-        <w:t>)</w:t>
       </w:r>
     </w:p>
     <w:p>
       <w:pPr>
-        <w:spacing w:before="30" w:after="40"/>
+        <w:spacing w:before="20" w:after="30"/>
         <w:jc w:val="center"/>
       </w:pPr>
       <w:r>
@@ -197,97 +204,8 @@
     </w:p>
     <w:p>
       <w:pPr>
-        <w:spacing w:before="30" w:after="40"/>
+        <w:spacing w:before="20" w:after="40"/>
         <w:jc w:val="center"/>
-      </w:pPr>
-      <w:r>
-        <w:rPr>
-          <w:rFonts w:ascii="Calibri" w:hAnsi="Calibri"/>
-          <w:color w:val="1E1E1E"/>
-          <w:sz w:val="18"/>
-        </w:rPr>
-      </w:r>
-      <w:r>
-        <w:rPr>
-          <w:rFonts w:ascii="Calibri" w:hAnsi="Calibri"/>
-          <w:b/>
-          <w:color w:val="1E1E1E"/>
-          <w:sz w:val="18"/>
-        </w:rPr>
-        <w:t>GitHub Repository:</w:t>
-      </w:r>
-      <w:r>
-        <w:rPr>
-          <w:rFonts w:ascii="Calibri" w:hAnsi="Calibri"/>
-          <w:color w:val="1E1E1E"/>
-          <w:sz w:val="18"/>
-        </w:rPr>
-        <w:t xml:space="preserve"> https://github.com/CodeBloodMe/book-store</w:t>
-      </w:r>
-    </w:p>
-    <w:p>
-      <w:pPr>
-        <w:spacing w:before="30" w:after="40"/>
-        <w:jc w:val="center"/>
-      </w:pPr>
-      <w:r>
-        <w:rPr>
-          <w:rFonts w:ascii="Calibri" w:hAnsi="Calibri"/>
-          <w:color w:val="1E1E1E"/>
-          <w:sz w:val="18"/>
-        </w:rPr>
-      </w:r>
-      <w:r>
-        <w:rPr>
-          <w:rFonts w:ascii="Calibri" w:hAnsi="Calibri"/>
-          <w:b/>
-          <w:color w:val="1E1E1E"/>
-          <w:sz w:val="18"/>
-        </w:rPr>
-        <w:t>Live Production Website:</w:t>
-      </w:r>
-      <w:r>
-        <w:rPr>
-          <w:rFonts w:ascii="Calibri" w:hAnsi="Calibri"/>
-          <w:color w:val="1E1E1E"/>
-          <w:sz w:val="18"/>
-        </w:rPr>
-        <w:t xml:space="preserve"> https://book-store-eight-zeta.vercel.app</w:t>
-      </w:r>
-    </w:p>
-    <w:p>
-      <w:pPr>
-        <w:spacing w:before="30" w:after="40"/>
-        <w:jc w:val="center"/>
-      </w:pPr>
-      <w:r>
-        <w:rPr>
-          <w:rFonts w:ascii="Calibri" w:hAnsi="Calibri"/>
-          <w:color w:val="1E1E1E"/>
-          <w:sz w:val="18"/>
-        </w:rPr>
-      </w:r>
-      <w:r>
-        <w:rPr>
-          <w:rFonts w:ascii="Calibri" w:hAnsi="Calibri"/>
-          <w:b/>
-          <w:color w:val="1E1E1E"/>
-          <w:sz w:val="18"/>
-        </w:rPr>
-        <w:t>Live DBMS Assessment API:</w:t>
-      </w:r>
-      <w:r>
-        <w:rPr>
-          <w:rFonts w:ascii="Calibri" w:hAnsi="Calibri"/>
-          <w:color w:val="1E1E1E"/>
-          <w:sz w:val="18"/>
-        </w:rPr>
-        <w:t xml:space="preserve"> https://book-store-eight-zeta.vercel.app/api/dbms-demo?page=1&amp;limit=10</w:t>
-      </w:r>
-    </w:p>
-    <w:p>
-      <w:pPr>
-        <w:spacing w:before="40" w:after="80"/>
       </w:pPr>
       <w:r>
         <w:rPr>
@@ -321,10 +239,10 @@
             <w:tcW w:type="dxa" w:w="5112"/>
             <w:shd w:fill="000000"/>
             <w:tcMar>
-              <w:top w:w="70" w:type="dxa"/>
-              <w:bottom w:w="70" w:type="dxa"/>
-              <w:left w:w="90" w:type="dxa"/>
-              <w:right w:w="90" w:type="dxa"/>
+              <w:top w:w="45" w:type="dxa"/>
+              <w:bottom w:w="45" w:type="dxa"/>
+              <w:left w:w="75" w:type="dxa"/>
+              <w:right w:w="75" w:type="dxa"/>
             </w:tcMar>
           </w:tcPr>
           <w:p>
@@ -338,7 +256,7 @@
                 <w:color w:val="FFFFFF"/>
                 <w:sz w:val="17"/>
               </w:rPr>
-              <w:t>Academic &amp; Technical Parameter</w:t>
+              <w:t>Project Author 1 (Team Lead)</w:t>
             </w:r>
           </w:p>
         </w:tc>
@@ -347,10 +265,10 @@
             <w:tcW w:type="dxa" w:w="5112"/>
             <w:shd w:fill="000000"/>
             <w:tcMar>
-              <w:top w:w="70" w:type="dxa"/>
-              <w:bottom w:w="70" w:type="dxa"/>
-              <w:left w:w="90" w:type="dxa"/>
-              <w:right w:w="90" w:type="dxa"/>
+              <w:top w:w="45" w:type="dxa"/>
+              <w:bottom w:w="45" w:type="dxa"/>
+              <w:left w:w="75" w:type="dxa"/>
+              <w:right w:w="75" w:type="dxa"/>
             </w:tcMar>
           </w:tcPr>
           <w:p>
@@ -364,7 +282,7 @@
                 <w:color w:val="FFFFFF"/>
                 <w:sz w:val="17"/>
               </w:rPr>
-              <w:t>System Specification &amp; Implementation Details</w:t>
+              <w:t>Project Author 2 (Team Member)</w:t>
             </w:r>
           </w:p>
         </w:tc>
@@ -375,10 +293,10 @@
             <w:tcW w:type="dxa" w:w="5112"/>
             <w:shd w:fill="FFFFFF"/>
             <w:tcMar>
-              <w:top w:w="45" w:type="dxa"/>
-              <w:bottom w:w="45" w:type="dxa"/>
-              <w:left w:w="75" w:type="dxa"/>
-              <w:right w:w="75" w:type="dxa"/>
+              <w:top w:w="24" w:type="dxa"/>
+              <w:bottom w:w="24" w:type="dxa"/>
+              <w:left w:w="60" w:type="dxa"/>
+              <w:right w:w="60" w:type="dxa"/>
             </w:tcMar>
           </w:tcPr>
           <w:p>
@@ -388,7 +306,7 @@
                 <w:color w:val="1E1E1E"/>
                 <w:sz w:val="16"/>
               </w:rPr>
-              <w:t>Course Code &amp; Title</w:t>
+              <w:t>Krish</w:t>
             </w:r>
           </w:p>
         </w:tc>
@@ -397,10 +315,10 @@
             <w:tcW w:type="dxa" w:w="5112"/>
             <w:shd w:fill="FFFFFF"/>
             <w:tcMar>
-              <w:top w:w="45" w:type="dxa"/>
-              <w:bottom w:w="45" w:type="dxa"/>
-              <w:left w:w="75" w:type="dxa"/>
-              <w:right w:w="75" w:type="dxa"/>
+              <w:top w:w="24" w:type="dxa"/>
+              <w:bottom w:w="24" w:type="dxa"/>
+              <w:left w:w="60" w:type="dxa"/>
+              <w:right w:w="60" w:type="dxa"/>
             </w:tcMar>
           </w:tcPr>
           <w:p>
@@ -410,7 +328,7 @@
                 <w:color w:val="1E1E1E"/>
                 <w:sz w:val="16"/>
               </w:rPr>
-              <w:t>BCSE302P — Database Systems Lab (Class Nbr: VL2026270104025)</w:t>
+              <w:t>Parv Bhardwaj</w:t>
             </w:r>
           </w:p>
         </w:tc>
@@ -421,10 +339,10 @@
             <w:tcW w:type="dxa" w:w="5112"/>
             <w:shd w:fill="F9FAFB"/>
             <w:tcMar>
-              <w:top w:w="45" w:type="dxa"/>
-              <w:bottom w:w="45" w:type="dxa"/>
-              <w:left w:w="75" w:type="dxa"/>
-              <w:right w:w="75" w:type="dxa"/>
+              <w:top w:w="24" w:type="dxa"/>
+              <w:bottom w:w="24" w:type="dxa"/>
+              <w:left w:w="60" w:type="dxa"/>
+              <w:right w:w="60" w:type="dxa"/>
             </w:tcMar>
           </w:tcPr>
           <w:p>
@@ -434,7 +352,7 @@
                 <w:color w:val="1E1E1E"/>
                 <w:sz w:val="16"/>
               </w:rPr>
-              <w:t>Faculty Evaluator</w:t>
+              <w:t>Register Number: 24BCE0846</w:t>
             </w:r>
           </w:p>
         </w:tc>
@@ -443,10 +361,10 @@
             <w:tcW w:type="dxa" w:w="5112"/>
             <w:shd w:fill="F9FAFB"/>
             <w:tcMar>
-              <w:top w:w="45" w:type="dxa"/>
-              <w:bottom w:w="45" w:type="dxa"/>
-              <w:left w:w="75" w:type="dxa"/>
-              <w:right w:w="75" w:type="dxa"/>
+              <w:top w:w="24" w:type="dxa"/>
+              <w:bottom w:w="24" w:type="dxa"/>
+              <w:left w:w="60" w:type="dxa"/>
+              <w:right w:w="60" w:type="dxa"/>
             </w:tcMar>
           </w:tcPr>
           <w:p>
@@ -456,7 +374,7 @@
                 <w:color w:val="1E1E1E"/>
                 <w:sz w:val="16"/>
               </w:rPr>
-              <w:t>Dr. V. SIVAKUMAR</w:t>
+              <w:t>Register Number: 24BCE0870</w:t>
             </w:r>
           </w:p>
         </w:tc>
@@ -467,10 +385,10 @@
             <w:tcW w:type="dxa" w:w="5112"/>
             <w:shd w:fill="FFFFFF"/>
             <w:tcMar>
-              <w:top w:w="45" w:type="dxa"/>
-              <w:bottom w:w="45" w:type="dxa"/>
-              <w:left w:w="75" w:type="dxa"/>
-              <w:right w:w="75" w:type="dxa"/>
+              <w:top w:w="24" w:type="dxa"/>
+              <w:bottom w:w="24" w:type="dxa"/>
+              <w:left w:w="60" w:type="dxa"/>
+              <w:right w:w="60" w:type="dxa"/>
             </w:tcMar>
           </w:tcPr>
           <w:p>
@@ -480,7 +398,7 @@
                 <w:color w:val="1E1E1E"/>
                 <w:sz w:val="16"/>
               </w:rPr>
-              <w:t>Slot &amp; Academic Term</w:t>
+              <w:t>Branch: B.Tech. Computer Science &amp; Engineering</w:t>
             </w:r>
           </w:p>
         </w:tc>
@@ -489,10 +407,10 @@
             <w:tcW w:type="dxa" w:w="5112"/>
             <w:shd w:fill="FFFFFF"/>
             <w:tcMar>
-              <w:top w:w="45" w:type="dxa"/>
-              <w:bottom w:w="45" w:type="dxa"/>
-              <w:left w:w="75" w:type="dxa"/>
-              <w:right w:w="75" w:type="dxa"/>
+              <w:top w:w="24" w:type="dxa"/>
+              <w:bottom w:w="24" w:type="dxa"/>
+              <w:left w:w="60" w:type="dxa"/>
+              <w:right w:w="60" w:type="dxa"/>
             </w:tcMar>
           </w:tcPr>
           <w:p>
@@ -502,7 +420,7 @@
                 <w:color w:val="1E1E1E"/>
                 <w:sz w:val="16"/>
               </w:rPr>
-              <w:t>L25+L26 \</w:t>
+              <w:t>Branch: B.Tech. Computer Science &amp; Engineering</w:t>
             </w:r>
           </w:p>
         </w:tc>
@@ -513,10 +431,10 @@
             <w:tcW w:type="dxa" w:w="5112"/>
             <w:shd w:fill="F9FAFB"/>
             <w:tcMar>
-              <w:top w:w="45" w:type="dxa"/>
-              <w:bottom w:w="45" w:type="dxa"/>
-              <w:left w:w="75" w:type="dxa"/>
-              <w:right w:w="75" w:type="dxa"/>
+              <w:top w:w="24" w:type="dxa"/>
+              <w:bottom w:w="24" w:type="dxa"/>
+              <w:left w:w="60" w:type="dxa"/>
+              <w:right w:w="60" w:type="dxa"/>
             </w:tcMar>
           </w:tcPr>
           <w:p>
@@ -526,7 +444,7 @@
                 <w:color w:val="1E1E1E"/>
                 <w:sz w:val="16"/>
               </w:rPr>
-              <w:t>Primary Student (Lead)</w:t>
+              <w:t>Responsibilities: Database Architecture, 3NF Normalization, Stored Procedures, Triggers, Prisma ORM, Vector Engine, RBAC, CI/CD</w:t>
             </w:r>
           </w:p>
         </w:tc>
@@ -535,10 +453,10 @@
             <w:tcW w:type="dxa" w:w="5112"/>
             <w:shd w:fill="F9FAFB"/>
             <w:tcMar>
-              <w:top w:w="45" w:type="dxa"/>
-              <w:bottom w:w="45" w:type="dxa"/>
-              <w:left w:w="75" w:type="dxa"/>
-              <w:right w:w="75" w:type="dxa"/>
+              <w:top w:w="24" w:type="dxa"/>
+              <w:bottom w:w="24" w:type="dxa"/>
+              <w:left w:w="60" w:type="dxa"/>
+              <w:right w:w="60" w:type="dxa"/>
             </w:tcMar>
           </w:tcPr>
           <w:p>
@@ -548,7 +466,7 @@
                 <w:color w:val="1E1E1E"/>
                 <w:sz w:val="16"/>
               </w:rPr>
-              <w:t>Krish (Register Number: 24BCE0846)</w:t>
+              <w:t>Responsibilities: Frontend Engineering, Next.js 16 UI, BookWeb Graph Canvas, Blind Date Interface, Form Validation, Testing</w:t>
             </w:r>
           </w:p>
         </w:tc>
@@ -559,10 +477,10 @@
             <w:tcW w:type="dxa" w:w="5112"/>
             <w:shd w:fill="FFFFFF"/>
             <w:tcMar>
-              <w:top w:w="45" w:type="dxa"/>
-              <w:bottom w:w="45" w:type="dxa"/>
-              <w:left w:w="75" w:type="dxa"/>
-              <w:right w:w="75" w:type="dxa"/>
+              <w:top w:w="24" w:type="dxa"/>
+              <w:bottom w:w="24" w:type="dxa"/>
+              <w:left w:w="60" w:type="dxa"/>
+              <w:right w:w="60" w:type="dxa"/>
             </w:tcMar>
           </w:tcPr>
           <w:p>
@@ -572,7 +490,7 @@
                 <w:color w:val="1E1E1E"/>
                 <w:sz w:val="16"/>
               </w:rPr>
-              <w:t>Team Partner</w:t>
+              <w:t>Project Contribution: 55%</w:t>
             </w:r>
           </w:p>
         </w:tc>
@@ -581,10 +499,10 @@
             <w:tcW w:type="dxa" w:w="5112"/>
             <w:shd w:fill="FFFFFF"/>
             <w:tcMar>
-              <w:top w:w="45" w:type="dxa"/>
-              <w:bottom w:w="45" w:type="dxa"/>
-              <w:left w:w="75" w:type="dxa"/>
-              <w:right w:w="75" w:type="dxa"/>
+              <w:top w:w="24" w:type="dxa"/>
+              <w:bottom w:w="24" w:type="dxa"/>
+              <w:left w:w="60" w:type="dxa"/>
+              <w:right w:w="60" w:type="dxa"/>
             </w:tcMar>
           </w:tcPr>
           <w:p>
@@ -594,16 +512,35 @@
                 <w:color w:val="1E1E1E"/>
                 <w:sz w:val="16"/>
               </w:rPr>
-              <w:t>Parv Bhardwaj (Register Number: 24BCE0870)</w:t>
+              <w:t>Project Contribution: 45%</w:t>
             </w:r>
           </w:p>
         </w:tc>
       </w:tr>
+    </w:tbl>
+    <w:tbl>
+      <w:tblPr>
+        <w:tblW w:type="auto" w:w="0"/>
+        <w:jc w:val="center"/>
+        <w:tblLook w:firstColumn="1" w:firstRow="1" w:lastColumn="0" w:lastRow="0" w:noHBand="0" w:noVBand="1" w:val="04A0"/>
+        <w:tblBorders>
+          <w:top w:val="single" w:sz="6" w:space="0" w:color="000000"/>
+          <w:bottom w:val="single" w:sz="6" w:space="0" w:color="000000"/>
+          <w:insideH w:val="single" w:sz="4" w:space="0" w:color="D1D5DB"/>
+          <w:insideV w:val="none"/>
+          <w:left w:val="none"/>
+          <w:right w:val="none"/>
+        </w:tblBorders>
+      </w:tblPr>
+      <w:tblGrid>
+        <w:gridCol w:w="5112"/>
+        <w:gridCol w:w="5112"/>
+      </w:tblGrid>
       <w:tr>
         <w:tc>
           <w:tcPr>
             <w:tcW w:type="dxa" w:w="5112"/>
-            <w:shd w:fill="F9FAFB"/>
+            <w:shd w:fill="000000"/>
             <w:tcMar>
               <w:top w:w="45" w:type="dxa"/>
               <w:bottom w:w="45" w:type="dxa"/>
@@ -612,20 +549,24 @@
             </w:tcMar>
           </w:tcPr>
           <w:p>
+            <w:pPr>
+              <w:jc w:val="left"/>
+            </w:pPr>
             <w:r>
               <w:rPr>
                 <w:rFonts w:ascii="Calibri" w:hAnsi="Calibri"/>
-                <w:color w:val="1E1E1E"/>
-                <w:sz w:val="16"/>
+                <w:b/>
+                <w:color w:val="FFFFFF"/>
+                <w:sz w:val="17"/>
               </w:rPr>
-              <w:t>Project Title</w:t>
+              <w:t>Project Resource / Deliverable</w:t>
             </w:r>
           </w:p>
         </w:tc>
         <w:tc>
           <w:tcPr>
             <w:tcW w:type="dxa" w:w="5112"/>
-            <w:shd w:fill="F9FAFB"/>
+            <w:shd w:fill="000000"/>
             <w:tcMar>
               <w:top w:w="45" w:type="dxa"/>
               <w:bottom w:w="45" w:type="dxa"/>
@@ -634,13 +575,17 @@
             </w:tcMar>
           </w:tcPr>
           <w:p>
+            <w:pPr>
+              <w:jc w:val="left"/>
+            </w:pPr>
             <w:r>
               <w:rPr>
                 <w:rFonts w:ascii="Calibri" w:hAnsi="Calibri"/>
-                <w:color w:val="1E1E1E"/>
-                <w:sz w:val="16"/>
+                <w:b/>
+                <w:color w:val="FFFFFF"/>
+                <w:sz w:val="17"/>
               </w:rPr>
-              <w:t>CHAPTERONE: High-Performance Graph-Theoretic &amp; Vector-Augmented Relational Database Engine for Adaptive Book Discovery and Trajectory Analytics</w:t>
+              <w:t>Production Deployment URL / Endpoint</w:t>
             </w:r>
           </w:p>
         </w:tc>
@@ -651,10 +596,10 @@
             <w:tcW w:type="dxa" w:w="5112"/>
             <w:shd w:fill="FFFFFF"/>
             <w:tcMar>
-              <w:top w:w="45" w:type="dxa"/>
-              <w:bottom w:w="45" w:type="dxa"/>
-              <w:left w:w="75" w:type="dxa"/>
-              <w:right w:w="75" w:type="dxa"/>
+              <w:top w:w="24" w:type="dxa"/>
+              <w:bottom w:w="24" w:type="dxa"/>
+              <w:left w:w="60" w:type="dxa"/>
+              <w:right w:w="60" w:type="dxa"/>
             </w:tcMar>
           </w:tcPr>
           <w:p>
@@ -664,7 +609,7 @@
                 <w:color w:val="1E1E1E"/>
                 <w:sz w:val="16"/>
               </w:rPr>
-              <w:t>GitHub Repository</w:t>
+              <w:t>GitHub Source Code Repository</w:t>
             </w:r>
           </w:p>
         </w:tc>
@@ -673,10 +618,10 @@
             <w:tcW w:type="dxa" w:w="5112"/>
             <w:shd w:fill="FFFFFF"/>
             <w:tcMar>
-              <w:top w:w="45" w:type="dxa"/>
-              <w:bottom w:w="45" w:type="dxa"/>
-              <w:left w:w="75" w:type="dxa"/>
-              <w:right w:w="75" w:type="dxa"/>
+              <w:top w:w="24" w:type="dxa"/>
+              <w:bottom w:w="24" w:type="dxa"/>
+              <w:left w:w="60" w:type="dxa"/>
+              <w:right w:w="60" w:type="dxa"/>
             </w:tcMar>
           </w:tcPr>
           <w:p>
@@ -697,10 +642,10 @@
             <w:tcW w:type="dxa" w:w="5112"/>
             <w:shd w:fill="F9FAFB"/>
             <w:tcMar>
-              <w:top w:w="45" w:type="dxa"/>
-              <w:bottom w:w="45" w:type="dxa"/>
-              <w:left w:w="75" w:type="dxa"/>
-              <w:right w:w="75" w:type="dxa"/>
+              <w:top w:w="24" w:type="dxa"/>
+              <w:bottom w:w="24" w:type="dxa"/>
+              <w:left w:w="60" w:type="dxa"/>
+              <w:right w:w="60" w:type="dxa"/>
             </w:tcMar>
           </w:tcPr>
           <w:p>
@@ -710,7 +655,7 @@
                 <w:color w:val="1E1E1E"/>
                 <w:sz w:val="16"/>
               </w:rPr>
-              <w:t>Live Production Website</w:t>
+              <w:t>Live Production Web Application</w:t>
             </w:r>
           </w:p>
         </w:tc>
@@ -719,10 +664,10 @@
             <w:tcW w:type="dxa" w:w="5112"/>
             <w:shd w:fill="F9FAFB"/>
             <w:tcMar>
-              <w:top w:w="45" w:type="dxa"/>
-              <w:bottom w:w="45" w:type="dxa"/>
-              <w:left w:w="75" w:type="dxa"/>
-              <w:right w:w="75" w:type="dxa"/>
+              <w:top w:w="24" w:type="dxa"/>
+              <w:bottom w:w="24" w:type="dxa"/>
+              <w:left w:w="60" w:type="dxa"/>
+              <w:right w:w="60" w:type="dxa"/>
             </w:tcMar>
           </w:tcPr>
           <w:p>
@@ -743,10 +688,10 @@
             <w:tcW w:type="dxa" w:w="5112"/>
             <w:shd w:fill="FFFFFF"/>
             <w:tcMar>
-              <w:top w:w="45" w:type="dxa"/>
-              <w:bottom w:w="45" w:type="dxa"/>
-              <w:left w:w="75" w:type="dxa"/>
-              <w:right w:w="75" w:type="dxa"/>
+              <w:top w:w="24" w:type="dxa"/>
+              <w:bottom w:w="24" w:type="dxa"/>
+              <w:left w:w="60" w:type="dxa"/>
+              <w:right w:w="60" w:type="dxa"/>
             </w:tcMar>
           </w:tcPr>
           <w:p>
@@ -756,7 +701,7 @@
                 <w:color w:val="1E1E1E"/>
                 <w:sz w:val="16"/>
               </w:rPr>
-              <w:t>Live Assessment API Demo</w:t>
+              <w:t>Live DBMS Assessment Verification API</w:t>
             </w:r>
           </w:p>
         </w:tc>
@@ -765,10 +710,10 @@
             <w:tcW w:type="dxa" w:w="5112"/>
             <w:shd w:fill="FFFFFF"/>
             <w:tcMar>
-              <w:top w:w="45" w:type="dxa"/>
-              <w:bottom w:w="45" w:type="dxa"/>
-              <w:left w:w="75" w:type="dxa"/>
-              <w:right w:w="75" w:type="dxa"/>
+              <w:top w:w="24" w:type="dxa"/>
+              <w:bottom w:w="24" w:type="dxa"/>
+              <w:left w:w="60" w:type="dxa"/>
+              <w:right w:w="60" w:type="dxa"/>
             </w:tcMar>
           </w:tcPr>
           <w:p>
@@ -783,16 +728,367 @@
           </w:p>
         </w:tc>
       </w:tr>
+    </w:tbl>
+    <w:p>
+      <w:r>
+        <w:br w:type="page"/>
+      </w:r>
+    </w:p>
+    <w:p>
+      <w:pPr>
+        <w:keepNext/>
+        <w:spacing w:before="80" w:after="30"/>
+        <w:jc w:val="center"/>
+      </w:pPr>
+      <w:r>
+        <w:rPr>
+          <w:rFonts w:ascii="Calibri" w:hAnsi="Calibri"/>
+          <w:b/>
+          <w:color w:val="000000"/>
+          <w:sz w:val="21"/>
+        </w:rPr>
+        <w:t>TABLE OF CONTENTS</w:t>
+      </w:r>
+    </w:p>
+    <w:p>
+      <w:pPr>
+        <w:spacing w:before="20" w:after="30"/>
+        <w:jc w:val="center"/>
+      </w:pPr>
+      <w:r>
+        <w:rPr>
+          <w:rFonts w:ascii="Calibri" w:hAnsi="Calibri"/>
+          <w:color w:val="1E1E1E"/>
+          <w:sz w:val="18"/>
+        </w:rPr>
+      </w:r>
+      <w:r>
+        <w:rPr>
+          <w:rFonts w:ascii="Calibri" w:hAnsi="Calibri"/>
+          <w:b/>
+          <w:color w:val="1E1E1E"/>
+          <w:sz w:val="18"/>
+        </w:rPr>
+        <w:t>1. Problem Formulation &amp; Architectural Scope</w:t>
+      </w:r>
+      <w:r>
+        <w:rPr>
+          <w:rFonts w:ascii="Calibri" w:hAnsi="Calibri"/>
+          <w:color w:val="1E1E1E"/>
+          <w:sz w:val="18"/>
+        </w:rPr>
+        <w:t xml:space="preserve"> | </w:t>
+      </w:r>
+      <w:r>
+        <w:rPr>
+          <w:rFonts w:ascii="Calibri" w:hAnsi="Calibri"/>
+          <w:b/>
+          <w:color w:val="1E1E1E"/>
+          <w:sz w:val="18"/>
+        </w:rPr>
+        <w:t>2. Database Design &amp; Relational Architecture</w:t>
+      </w:r>
+      <w:r>
+        <w:rPr>
+          <w:rFonts w:ascii="Calibri" w:hAnsi="Calibri"/>
+          <w:color w:val="1E1E1E"/>
+          <w:sz w:val="18"/>
+        </w:rPr>
+      </w:r>
+    </w:p>
+    <w:p>
+      <w:pPr>
+        <w:spacing w:before="20" w:after="30"/>
+        <w:jc w:val="center"/>
+      </w:pPr>
+      <w:r>
+        <w:rPr>
+          <w:rFonts w:ascii="Calibri" w:hAnsi="Calibri"/>
+          <w:color w:val="1E1E1E"/>
+          <w:sz w:val="18"/>
+        </w:rPr>
+      </w:r>
+      <w:r>
+        <w:rPr>
+          <w:rFonts w:ascii="Calibri" w:hAnsi="Calibri"/>
+          <w:b/>
+          <w:color w:val="1E1E1E"/>
+          <w:sz w:val="18"/>
+        </w:rPr>
+        <w:t>3. Database Implementation &amp; Query Optimization</w:t>
+      </w:r>
+      <w:r>
+        <w:rPr>
+          <w:rFonts w:ascii="Calibri" w:hAnsi="Calibri"/>
+          <w:color w:val="1E1E1E"/>
+          <w:sz w:val="18"/>
+        </w:rPr>
+        <w:t xml:space="preserve"> | </w:t>
+      </w:r>
+      <w:r>
+        <w:rPr>
+          <w:rFonts w:ascii="Calibri" w:hAnsi="Calibri"/>
+          <w:b/>
+          <w:color w:val="1E1E1E"/>
+          <w:sz w:val="18"/>
+        </w:rPr>
+        <w:t>4. Full-Stack Application Development &amp; Interfaces</w:t>
+      </w:r>
+      <w:r>
+        <w:rPr>
+          <w:rFonts w:ascii="Calibri" w:hAnsi="Calibri"/>
+          <w:color w:val="1E1E1E"/>
+          <w:sz w:val="18"/>
+        </w:rPr>
+      </w:r>
+    </w:p>
+    <w:p>
+      <w:pPr>
+        <w:spacing w:before="20" w:after="30"/>
+        <w:jc w:val="center"/>
+      </w:pPr>
+      <w:r>
+        <w:rPr>
+          <w:rFonts w:ascii="Calibri" w:hAnsi="Calibri"/>
+          <w:color w:val="1E1E1E"/>
+          <w:sz w:val="18"/>
+        </w:rPr>
+      </w:r>
+      <w:r>
+        <w:rPr>
+          <w:rFonts w:ascii="Calibri" w:hAnsi="Calibri"/>
+          <w:b/>
+          <w:color w:val="1E1E1E"/>
+          <w:sz w:val="18"/>
+        </w:rPr>
+        <w:t>5. Authentication, RBAC &amp; Enterprise Security</w:t>
+      </w:r>
+      <w:r>
+        <w:rPr>
+          <w:rFonts w:ascii="Calibri" w:hAnsi="Calibri"/>
+          <w:color w:val="1E1E1E"/>
+          <w:sz w:val="18"/>
+        </w:rPr>
+        <w:t xml:space="preserve"> | </w:t>
+      </w:r>
+      <w:r>
+        <w:rPr>
+          <w:rFonts w:ascii="Calibri" w:hAnsi="Calibri"/>
+          <w:b/>
+          <w:color w:val="1E1E1E"/>
+          <w:sz w:val="18"/>
+        </w:rPr>
+        <w:t>6. Database Backup, Recovery &amp; Disaster Preparedness</w:t>
+      </w:r>
+      <w:r>
+        <w:rPr>
+          <w:rFonts w:ascii="Calibri" w:hAnsi="Calibri"/>
+          <w:color w:val="1E1E1E"/>
+          <w:sz w:val="18"/>
+        </w:rPr>
+      </w:r>
+    </w:p>
+    <w:p>
+      <w:pPr>
+        <w:spacing w:before="20" w:after="30"/>
+        <w:jc w:val="center"/>
+      </w:pPr>
+      <w:r>
+        <w:rPr>
+          <w:rFonts w:ascii="Calibri" w:hAnsi="Calibri"/>
+          <w:color w:val="1E1E1E"/>
+          <w:sz w:val="18"/>
+        </w:rPr>
+      </w:r>
+      <w:r>
+        <w:rPr>
+          <w:rFonts w:ascii="Calibri" w:hAnsi="Calibri"/>
+          <w:b/>
+          <w:color w:val="1E1E1E"/>
+          <w:sz w:val="18"/>
+        </w:rPr>
+        <w:t>7. Version Control &amp; Collaborative Workflow</w:t>
+      </w:r>
+      <w:r>
+        <w:rPr>
+          <w:rFonts w:ascii="Calibri" w:hAnsi="Calibri"/>
+          <w:color w:val="1E1E1E"/>
+          <w:sz w:val="18"/>
+        </w:rPr>
+        <w:t xml:space="preserve"> | </w:t>
+      </w:r>
+      <w:r>
+        <w:rPr>
+          <w:rFonts w:ascii="Calibri" w:hAnsi="Calibri"/>
+          <w:b/>
+          <w:color w:val="1E1E1E"/>
+          <w:sz w:val="18"/>
+        </w:rPr>
+        <w:t>8. Cloud Infrastructure &amp; Production Deployment</w:t>
+      </w:r>
+      <w:r>
+        <w:rPr>
+          <w:rFonts w:ascii="Calibri" w:hAnsi="Calibri"/>
+          <w:color w:val="1E1E1E"/>
+          <w:sz w:val="18"/>
+        </w:rPr>
+      </w:r>
+    </w:p>
+    <w:p>
+      <w:pPr>
+        <w:spacing w:before="20" w:after="30"/>
+        <w:jc w:val="center"/>
+      </w:pPr>
+      <w:r>
+        <w:rPr>
+          <w:rFonts w:ascii="Calibri" w:hAnsi="Calibri"/>
+          <w:color w:val="1E1E1E"/>
+          <w:sz w:val="18"/>
+        </w:rPr>
+      </w:r>
+      <w:r>
+        <w:rPr>
+          <w:rFonts w:ascii="Calibri" w:hAnsi="Calibri"/>
+          <w:b/>
+          <w:color w:val="1E1E1E"/>
+          <w:sz w:val="18"/>
+        </w:rPr>
+        <w:t>9. Advanced Engineering Capabilities &amp; Extensions</w:t>
+      </w:r>
+      <w:r>
+        <w:rPr>
+          <w:rFonts w:ascii="Calibri" w:hAnsi="Calibri"/>
+          <w:color w:val="1E1E1E"/>
+          <w:sz w:val="18"/>
+        </w:rPr>
+        <w:t xml:space="preserve"> | </w:t>
+      </w:r>
+      <w:r>
+        <w:rPr>
+          <w:rFonts w:ascii="Calibri" w:hAnsi="Calibri"/>
+          <w:b/>
+          <w:color w:val="1E1E1E"/>
+          <w:sz w:val="18"/>
+        </w:rPr>
+        <w:t>10. System Summary &amp; Academic Declaration</w:t>
+      </w:r>
+      <w:r>
+        <w:rPr>
+          <w:rFonts w:ascii="Calibri" w:hAnsi="Calibri"/>
+          <w:color w:val="1E1E1E"/>
+          <w:sz w:val="18"/>
+        </w:rPr>
+      </w:r>
+    </w:p>
+    <w:p>
+      <w:pPr>
+        <w:spacing w:before="20" w:after="40"/>
+      </w:pPr>
+      <w:r>
+        <w:rPr>
+          <w:color w:val="646464"/>
+          <w:sz w:val="14"/>
+        </w:rPr>
+        <w:t>――――――――――――――――――――――――――――――――――――――――――――――――――――――――――――――――――――――</w:t>
+      </w:r>
+    </w:p>
+    <w:p>
+      <w:pPr>
+        <w:keepNext/>
+        <w:spacing w:before="80" w:after="30"/>
+      </w:pPr>
+      <w:r>
+        <w:rPr>
+          <w:rFonts w:ascii="Calibri" w:hAnsi="Calibri"/>
+          <w:b/>
+          <w:color w:val="000000"/>
+          <w:sz w:val="20"/>
+        </w:rPr>
+        <w:t>Executive System Architectural Summary</w:t>
+      </w:r>
+    </w:p>
+    <w:tbl>
+      <w:tblPr>
+        <w:tblW w:type="auto" w:w="0"/>
+        <w:jc w:val="center"/>
+        <w:tblLook w:firstColumn="1" w:firstRow="1" w:lastColumn="0" w:lastRow="0" w:noHBand="0" w:noVBand="1" w:val="04A0"/>
+        <w:tblBorders>
+          <w:top w:val="single" w:sz="6" w:space="0" w:color="000000"/>
+          <w:bottom w:val="single" w:sz="6" w:space="0" w:color="000000"/>
+          <w:insideH w:val="single" w:sz="4" w:space="0" w:color="D1D5DB"/>
+          <w:insideV w:val="none"/>
+          <w:left w:val="none"/>
+          <w:right w:val="none"/>
+        </w:tblBorders>
+      </w:tblPr>
+      <w:tblGrid>
+        <w:gridCol w:w="5112"/>
+        <w:gridCol w:w="5112"/>
+      </w:tblGrid>
       <w:tr>
         <w:tc>
           <w:tcPr>
             <w:tcW w:type="dxa" w:w="5112"/>
-            <w:shd w:fill="F9FAFB"/>
+            <w:shd w:fill="000000"/>
             <w:tcMar>
               <w:top w:w="45" w:type="dxa"/>
               <w:bottom w:w="45" w:type="dxa"/>
               <w:left w:w="75" w:type="dxa"/>
               <w:right w:w="75" w:type="dxa"/>
+            </w:tcMar>
+          </w:tcPr>
+          <w:p>
+            <w:pPr>
+              <w:jc w:val="left"/>
+            </w:pPr>
+            <w:r>
+              <w:rPr>
+                <w:rFonts w:ascii="Calibri" w:hAnsi="Calibri"/>
+                <w:b/>
+                <w:color w:val="FFFFFF"/>
+                <w:sz w:val="17"/>
+              </w:rPr>
+              <w:t>Subsystem Component</w:t>
+            </w:r>
+          </w:p>
+        </w:tc>
+        <w:tc>
+          <w:tcPr>
+            <w:tcW w:type="dxa" w:w="5112"/>
+            <w:shd w:fill="000000"/>
+            <w:tcMar>
+              <w:top w:w="45" w:type="dxa"/>
+              <w:bottom w:w="45" w:type="dxa"/>
+              <w:left w:w="75" w:type="dxa"/>
+              <w:right w:w="75" w:type="dxa"/>
+            </w:tcMar>
+          </w:tcPr>
+          <w:p>
+            <w:pPr>
+              <w:jc w:val="left"/>
+            </w:pPr>
+            <w:r>
+              <w:rPr>
+                <w:rFonts w:ascii="Calibri" w:hAnsi="Calibri"/>
+                <w:b/>
+                <w:color w:val="FFFFFF"/>
+                <w:sz w:val="17"/>
+              </w:rPr>
+              <w:t>Technical Specification &amp; Implementation Architecture</w:t>
+            </w:r>
+          </w:p>
+        </w:tc>
+      </w:tr>
+      <w:tr>
+        <w:tc>
+          <w:tcPr>
+            <w:tcW w:type="dxa" w:w="5112"/>
+            <w:shd w:fill="FFFFFF"/>
+            <w:tcMar>
+              <w:top w:w="24" w:type="dxa"/>
+              <w:bottom w:w="24" w:type="dxa"/>
+              <w:left w:w="60" w:type="dxa"/>
+              <w:right w:w="60" w:type="dxa"/>
             </w:tcMar>
           </w:tcPr>
           <w:p>
@@ -802,19 +1098,19 @@
                 <w:color w:val="1E1E1E"/>
                 <w:sz w:val="16"/>
               </w:rPr>
-              <w:t>Database System &amp; Host</w:t>
+              <w:t>Database Engine &amp; Cloud Host</w:t>
             </w:r>
           </w:p>
         </w:tc>
         <w:tc>
           <w:tcPr>
             <w:tcW w:type="dxa" w:w="5112"/>
-            <w:shd w:fill="F9FAFB"/>
+            <w:shd w:fill="FFFFFF"/>
             <w:tcMar>
-              <w:top w:w="45" w:type="dxa"/>
-              <w:bottom w:w="45" w:type="dxa"/>
-              <w:left w:w="75" w:type="dxa"/>
-              <w:right w:w="75" w:type="dxa"/>
+              <w:top w:w="24" w:type="dxa"/>
+              <w:bottom w:w="24" w:type="dxa"/>
+              <w:left w:w="60" w:type="dxa"/>
+              <w:right w:w="60" w:type="dxa"/>
             </w:tcMar>
           </w:tcPr>
           <w:p>
@@ -833,12 +1129,12 @@
         <w:tc>
           <w:tcPr>
             <w:tcW w:type="dxa" w:w="5112"/>
-            <w:shd w:fill="FFFFFF"/>
+            <w:shd w:fill="F9FAFB"/>
             <w:tcMar>
-              <w:top w:w="45" w:type="dxa"/>
-              <w:bottom w:w="45" w:type="dxa"/>
-              <w:left w:w="75" w:type="dxa"/>
-              <w:right w:w="75" w:type="dxa"/>
+              <w:top w:w="24" w:type="dxa"/>
+              <w:bottom w:w="24" w:type="dxa"/>
+              <w:left w:w="60" w:type="dxa"/>
+              <w:right w:w="60" w:type="dxa"/>
             </w:tcMar>
           </w:tcPr>
           <w:p>
@@ -848,19 +1144,19 @@
                 <w:color w:val="1E1E1E"/>
                 <w:sz w:val="16"/>
               </w:rPr>
-              <w:t>Connection &amp; Pooling</w:t>
+              <w:t>Connection &amp; Pooling Layer</w:t>
             </w:r>
           </w:p>
         </w:tc>
         <w:tc>
           <w:tcPr>
             <w:tcW w:type="dxa" w:w="5112"/>
-            <w:shd w:fill="FFFFFF"/>
+            <w:shd w:fill="F9FAFB"/>
             <w:tcMar>
-              <w:top w:w="45" w:type="dxa"/>
-              <w:bottom w:w="45" w:type="dxa"/>
-              <w:left w:w="75" w:type="dxa"/>
-              <w:right w:w="75" w:type="dxa"/>
+              <w:top w:w="24" w:type="dxa"/>
+              <w:bottom w:w="24" w:type="dxa"/>
+              <w:left w:w="60" w:type="dxa"/>
+              <w:right w:w="60" w:type="dxa"/>
             </w:tcMar>
           </w:tcPr>
           <w:p>
@@ -879,12 +1175,12 @@
         <w:tc>
           <w:tcPr>
             <w:tcW w:type="dxa" w:w="5112"/>
-            <w:shd w:fill="F9FAFB"/>
+            <w:shd w:fill="FFFFFF"/>
             <w:tcMar>
-              <w:top w:w="45" w:type="dxa"/>
-              <w:bottom w:w="45" w:type="dxa"/>
-              <w:left w:w="75" w:type="dxa"/>
-              <w:right w:w="75" w:type="dxa"/>
+              <w:top w:w="24" w:type="dxa"/>
+              <w:bottom w:w="24" w:type="dxa"/>
+              <w:left w:w="60" w:type="dxa"/>
+              <w:right w:w="60" w:type="dxa"/>
             </w:tcMar>
           </w:tcPr>
           <w:p>
@@ -901,12 +1197,12 @@
         <w:tc>
           <w:tcPr>
             <w:tcW w:type="dxa" w:w="5112"/>
-            <w:shd w:fill="F9FAFB"/>
+            <w:shd w:fill="FFFFFF"/>
             <w:tcMar>
-              <w:top w:w="45" w:type="dxa"/>
-              <w:bottom w:w="45" w:type="dxa"/>
-              <w:left w:w="75" w:type="dxa"/>
-              <w:right w:w="75" w:type="dxa"/>
+              <w:top w:w="24" w:type="dxa"/>
+              <w:bottom w:w="24" w:type="dxa"/>
+              <w:left w:w="60" w:type="dxa"/>
+              <w:right w:w="60" w:type="dxa"/>
             </w:tcMar>
           </w:tcPr>
           <w:p>
@@ -925,12 +1221,12 @@
         <w:tc>
           <w:tcPr>
             <w:tcW w:type="dxa" w:w="5112"/>
-            <w:shd w:fill="FFFFFF"/>
+            <w:shd w:fill="F9FAFB"/>
             <w:tcMar>
-              <w:top w:w="45" w:type="dxa"/>
-              <w:bottom w:w="45" w:type="dxa"/>
-              <w:left w:w="75" w:type="dxa"/>
-              <w:right w:w="75" w:type="dxa"/>
+              <w:top w:w="24" w:type="dxa"/>
+              <w:bottom w:w="24" w:type="dxa"/>
+              <w:left w:w="60" w:type="dxa"/>
+              <w:right w:w="60" w:type="dxa"/>
             </w:tcMar>
           </w:tcPr>
           <w:p>
@@ -940,19 +1236,19 @@
                 <w:color w:val="1E1E1E"/>
                 <w:sz w:val="16"/>
               </w:rPr>
-              <w:t>Vector Engine &amp; Index</w:t>
+              <w:t>Vector Engine &amp; Indexing</w:t>
             </w:r>
           </w:p>
         </w:tc>
         <w:tc>
           <w:tcPr>
             <w:tcW w:type="dxa" w:w="5112"/>
-            <w:shd w:fill="FFFFFF"/>
+            <w:shd w:fill="F9FAFB"/>
             <w:tcMar>
-              <w:top w:w="45" w:type="dxa"/>
-              <w:bottom w:w="45" w:type="dxa"/>
-              <w:left w:w="75" w:type="dxa"/>
-              <w:right w:w="75" w:type="dxa"/>
+              <w:top w:w="24" w:type="dxa"/>
+              <w:bottom w:w="24" w:type="dxa"/>
+              <w:left w:w="60" w:type="dxa"/>
+              <w:right w:w="60" w:type="dxa"/>
             </w:tcMar>
           </w:tcPr>
           <w:p>
@@ -971,12 +1267,12 @@
         <w:tc>
           <w:tcPr>
             <w:tcW w:type="dxa" w:w="5112"/>
-            <w:shd w:fill="F9FAFB"/>
+            <w:shd w:fill="FFFFFF"/>
             <w:tcMar>
-              <w:top w:w="45" w:type="dxa"/>
-              <w:bottom w:w="45" w:type="dxa"/>
-              <w:left w:w="75" w:type="dxa"/>
-              <w:right w:w="75" w:type="dxa"/>
+              <w:top w:w="24" w:type="dxa"/>
+              <w:bottom w:w="24" w:type="dxa"/>
+              <w:left w:w="60" w:type="dxa"/>
+              <w:right w:w="60" w:type="dxa"/>
             </w:tcMar>
           </w:tcPr>
           <w:p>
@@ -986,19 +1282,19 @@
                 <w:color w:val="1E1E1E"/>
                 <w:sz w:val="16"/>
               </w:rPr>
-              <w:t>Graph Traversal Engine</w:t>
+              <w:t>Knowledge Graph Traversal Engine</w:t>
             </w:r>
           </w:p>
         </w:tc>
         <w:tc>
           <w:tcPr>
             <w:tcW w:type="dxa" w:w="5112"/>
-            <w:shd w:fill="F9FAFB"/>
+            <w:shd w:fill="FFFFFF"/>
             <w:tcMar>
-              <w:top w:w="45" w:type="dxa"/>
-              <w:bottom w:w="45" w:type="dxa"/>
-              <w:left w:w="75" w:type="dxa"/>
-              <w:right w:w="75" w:type="dxa"/>
+              <w:top w:w="24" w:type="dxa"/>
+              <w:bottom w:w="24" w:type="dxa"/>
+              <w:left w:w="60" w:type="dxa"/>
+              <w:right w:w="60" w:type="dxa"/>
             </w:tcMar>
           </w:tcPr>
           <w:p>
@@ -1017,12 +1313,12 @@
         <w:tc>
           <w:tcPr>
             <w:tcW w:type="dxa" w:w="5112"/>
-            <w:shd w:fill="FFFFFF"/>
+            <w:shd w:fill="F9FAFB"/>
             <w:tcMar>
-              <w:top w:w="45" w:type="dxa"/>
-              <w:bottom w:w="45" w:type="dxa"/>
-              <w:left w:w="75" w:type="dxa"/>
-              <w:right w:w="75" w:type="dxa"/>
+              <w:top w:w="24" w:type="dxa"/>
+              <w:bottom w:w="24" w:type="dxa"/>
+              <w:left w:w="60" w:type="dxa"/>
+              <w:right w:w="60" w:type="dxa"/>
             </w:tcMar>
           </w:tcPr>
           <w:p>
@@ -1032,19 +1328,19 @@
                 <w:color w:val="1E1E1E"/>
                 <w:sz w:val="16"/>
               </w:rPr>
-              <w:t>Exploration Algorithm</w:t>
+              <w:t>Adaptive Exploration Algorithm</w:t>
             </w:r>
           </w:p>
         </w:tc>
         <w:tc>
           <w:tcPr>
             <w:tcW w:type="dxa" w:w="5112"/>
-            <w:shd w:fill="FFFFFF"/>
+            <w:shd w:fill="F9FAFB"/>
             <w:tcMar>
-              <w:top w:w="45" w:type="dxa"/>
-              <w:bottom w:w="45" w:type="dxa"/>
-              <w:left w:w="75" w:type="dxa"/>
-              <w:right w:w="75" w:type="dxa"/>
+              <w:top w:w="24" w:type="dxa"/>
+              <w:bottom w:w="24" w:type="dxa"/>
+              <w:left w:w="60" w:type="dxa"/>
+              <w:right w:w="60" w:type="dxa"/>
             </w:tcMar>
           </w:tcPr>
           <w:p>
@@ -1063,12 +1359,12 @@
         <w:tc>
           <w:tcPr>
             <w:tcW w:type="dxa" w:w="5112"/>
-            <w:shd w:fill="F9FAFB"/>
+            <w:shd w:fill="FFFFFF"/>
             <w:tcMar>
-              <w:top w:w="45" w:type="dxa"/>
-              <w:bottom w:w="45" w:type="dxa"/>
-              <w:left w:w="75" w:type="dxa"/>
-              <w:right w:w="75" w:type="dxa"/>
+              <w:top w:w="24" w:type="dxa"/>
+              <w:bottom w:w="24" w:type="dxa"/>
+              <w:left w:w="60" w:type="dxa"/>
+              <w:right w:w="60" w:type="dxa"/>
             </w:tcMar>
           </w:tcPr>
           <w:p>
@@ -1078,19 +1374,19 @@
                 <w:color w:val="1E1E1E"/>
                 <w:sz w:val="16"/>
               </w:rPr>
-              <w:t>Object-Relational Mapping</w:t>
+              <w:t>Object-Relational Mapping (ORM)</w:t>
             </w:r>
           </w:p>
         </w:tc>
         <w:tc>
           <w:tcPr>
             <w:tcW w:type="dxa" w:w="5112"/>
-            <w:shd w:fill="F9FAFB"/>
+            <w:shd w:fill="FFFFFF"/>
             <w:tcMar>
-              <w:top w:w="45" w:type="dxa"/>
-              <w:bottom w:w="45" w:type="dxa"/>
-              <w:left w:w="75" w:type="dxa"/>
-              <w:right w:w="75" w:type="dxa"/>
+              <w:top w:w="24" w:type="dxa"/>
+              <w:bottom w:w="24" w:type="dxa"/>
+              <w:left w:w="60" w:type="dxa"/>
+              <w:right w:w="60" w:type="dxa"/>
             </w:tcMar>
           </w:tcPr>
           <w:p>
@@ -1109,12 +1405,12 @@
         <w:tc>
           <w:tcPr>
             <w:tcW w:type="dxa" w:w="5112"/>
-            <w:shd w:fill="FFFFFF"/>
+            <w:shd w:fill="F9FAFB"/>
             <w:tcMar>
-              <w:top w:w="45" w:type="dxa"/>
-              <w:bottom w:w="45" w:type="dxa"/>
-              <w:left w:w="75" w:type="dxa"/>
-              <w:right w:w="75" w:type="dxa"/>
+              <w:top w:w="24" w:type="dxa"/>
+              <w:bottom w:w="24" w:type="dxa"/>
+              <w:left w:w="60" w:type="dxa"/>
+              <w:right w:w="60" w:type="dxa"/>
             </w:tcMar>
           </w:tcPr>
           <w:p>
@@ -1124,19 +1420,19 @@
                 <w:color w:val="1E1E1E"/>
                 <w:sz w:val="16"/>
               </w:rPr>
-              <w:t>Application Architecture</w:t>
+              <w:t>Full-Stack Application Stack</w:t>
             </w:r>
           </w:p>
         </w:tc>
         <w:tc>
           <w:tcPr>
             <w:tcW w:type="dxa" w:w="5112"/>
-            <w:shd w:fill="FFFFFF"/>
+            <w:shd w:fill="F9FAFB"/>
             <w:tcMar>
-              <w:top w:w="45" w:type="dxa"/>
-              <w:bottom w:w="45" w:type="dxa"/>
-              <w:left w:w="75" w:type="dxa"/>
-              <w:right w:w="75" w:type="dxa"/>
+              <w:top w:w="24" w:type="dxa"/>
+              <w:bottom w:w="24" w:type="dxa"/>
+              <w:left w:w="60" w:type="dxa"/>
+              <w:right w:w="60" w:type="dxa"/>
             </w:tcMar>
           </w:tcPr>
           <w:p>
@@ -1155,12 +1451,12 @@
         <w:tc>
           <w:tcPr>
             <w:tcW w:type="dxa" w:w="5112"/>
-            <w:shd w:fill="F9FAFB"/>
+            <w:shd w:fill="FFFFFF"/>
             <w:tcMar>
-              <w:top w:w="45" w:type="dxa"/>
-              <w:bottom w:w="45" w:type="dxa"/>
-              <w:left w:w="75" w:type="dxa"/>
-              <w:right w:w="75" w:type="dxa"/>
+              <w:top w:w="24" w:type="dxa"/>
+              <w:bottom w:w="24" w:type="dxa"/>
+              <w:left w:w="60" w:type="dxa"/>
+              <w:right w:w="60" w:type="dxa"/>
             </w:tcMar>
           </w:tcPr>
           <w:p>
@@ -1170,19 +1466,19 @@
                 <w:color w:val="1E1E1E"/>
                 <w:sz w:val="16"/>
               </w:rPr>
-              <w:t>Security &amp; Authorization</w:t>
+              <w:t>Security &amp; Access Control</w:t>
             </w:r>
           </w:p>
         </w:tc>
         <w:tc>
           <w:tcPr>
             <w:tcW w:type="dxa" w:w="5112"/>
-            <w:shd w:fill="F9FAFB"/>
+            <w:shd w:fill="FFFFFF"/>
             <w:tcMar>
-              <w:top w:w="45" w:type="dxa"/>
-              <w:bottom w:w="45" w:type="dxa"/>
-              <w:left w:w="75" w:type="dxa"/>
-              <w:right w:w="75" w:type="dxa"/>
+              <w:top w:w="24" w:type="dxa"/>
+              <w:bottom w:w="24" w:type="dxa"/>
+              <w:left w:w="60" w:type="dxa"/>
+              <w:right w:w="60" w:type="dxa"/>
             </w:tcMar>
           </w:tcPr>
           <w:p>
@@ -1192,7 +1488,7 @@
                 <w:color w:val="1E1E1E"/>
                 <w:sz w:val="16"/>
               </w:rPr>
-              <w:t>Single `public.users` table with `role` column (`Admin`, `Faculty`, `Student`, `User`), Bcrypt (Cost 12), Row-Level Security (RLS)</w:t>
+              <w:t>Single `public.users` table with `role` column (`Admin`, `Faculty`, `Student`, `User`), Bcrypt (Cost 12), Row-Level Security</w:t>
             </w:r>
           </w:p>
         </w:tc>
@@ -1201,12 +1497,12 @@
         <w:tc>
           <w:tcPr>
             <w:tcW w:type="dxa" w:w="5112"/>
-            <w:shd w:fill="FFFFFF"/>
+            <w:shd w:fill="F9FAFB"/>
             <w:tcMar>
-              <w:top w:w="45" w:type="dxa"/>
-              <w:bottom w:w="45" w:type="dxa"/>
-              <w:left w:w="75" w:type="dxa"/>
-              <w:right w:w="75" w:type="dxa"/>
+              <w:top w:w="24" w:type="dxa"/>
+              <w:bottom w:w="24" w:type="dxa"/>
+              <w:left w:w="60" w:type="dxa"/>
+              <w:right w:w="60" w:type="dxa"/>
             </w:tcMar>
           </w:tcPr>
           <w:p>
@@ -1223,12 +1519,12 @@
         <w:tc>
           <w:tcPr>
             <w:tcW w:type="dxa" w:w="5112"/>
-            <w:shd w:fill="FFFFFF"/>
+            <w:shd w:fill="F9FAFB"/>
             <w:tcMar>
-              <w:top w:w="45" w:type="dxa"/>
-              <w:bottom w:w="45" w:type="dxa"/>
-              <w:left w:w="75" w:type="dxa"/>
-              <w:right w:w="75" w:type="dxa"/>
+              <w:top w:w="24" w:type="dxa"/>
+              <w:bottom w:w="24" w:type="dxa"/>
+              <w:left w:w="60" w:type="dxa"/>
+              <w:right w:w="60" w:type="dxa"/>
             </w:tcMar>
           </w:tcPr>
           <w:p>
@@ -1238,468 +1534,50 @@
                 <w:color w:val="1E1E1E"/>
                 <w:sz w:val="16"/>
               </w:rPr>
-              <w:t>Docker Multi-Stage Build (&lt;150MB), GitHub Actions CI/CD Pipeline, Vercel Edge CDN</w:t>
+              <w:t>Docker Multi-Stage Build (&lt;150MB), GitHub Actions Automated CI/CD, Vercel Edge Network</w:t>
             </w:r>
           </w:p>
         </w:tc>
       </w:tr>
     </w:tbl>
     <w:p>
-      <w:pPr>
-        <w:spacing w:before="20" w:after="40"/>
-      </w:pPr>
+      <w:r>
+        <w:br w:type="page"/>
+      </w:r>
     </w:p>
     <w:p>
       <w:pPr>
-        <w:spacing w:before="40" w:after="80"/>
-      </w:pPr>
-      <w:r>
-        <w:rPr>
-          <w:color w:val="646464"/>
-          <w:sz w:val="14"/>
-        </w:rPr>
-        <w:t>――――――――――――――――――――――――――――――――――――――――――――――――――――――――――――――――――――――</w:t>
-      </w:r>
-    </w:p>
-    <w:p>
-      <w:pPr>
         <w:keepNext/>
-        <w:spacing w:before="120" w:after="40"/>
-        <w:jc w:val="center"/>
+        <w:spacing w:before="140" w:after="40"/>
       </w:pPr>
       <w:r>
         <w:rPr>
           <w:rFonts w:ascii="Calibri" w:hAnsi="Calibri"/>
           <w:b/>
           <w:color w:val="000000"/>
-          <w:sz w:val="22"/>
+          <w:sz w:val="28"/>
         </w:rPr>
-        <w:t>TABLE OF CONTENTS</w:t>
+        <w:t>SECTION 1: PROBLEM FORMULATION &amp; ARCHITECTURAL SCOPE</w:t>
       </w:r>
     </w:p>
     <w:p>
       <w:pPr>
-        <w:spacing w:before="30" w:after="40"/>
-        <w:jc w:val="center"/>
-      </w:pPr>
-      <w:r>
-        <w:rPr>
-          <w:rFonts w:ascii="Calibri" w:hAnsi="Calibri"/>
-          <w:color w:val="1E1E1E"/>
-          <w:sz w:val="18"/>
-        </w:rPr>
-      </w:r>
-      <w:r>
-        <w:rPr>
-          <w:rFonts w:ascii="Calibri" w:hAnsi="Calibri"/>
-          <w:b/>
-          <w:color w:val="1E1E1E"/>
-          <w:sz w:val="18"/>
-        </w:rPr>
-        <w:t>1. Problem Formulation &amp; Project Planning</w:t>
-      </w:r>
-      <w:r>
-        <w:rPr>
-          <w:rFonts w:ascii="Calibri" w:hAnsi="Calibri"/>
-          <w:color w:val="1E1E1E"/>
-          <w:sz w:val="18"/>
-        </w:rPr>
-        <w:t xml:space="preserve"> | </w:t>
-      </w:r>
-      <w:r>
-        <w:rPr>
-          <w:rFonts w:ascii="Calibri" w:hAnsi="Calibri"/>
-          <w:b/>
-          <w:color w:val="1E1E1E"/>
-          <w:sz w:val="18"/>
-        </w:rPr>
-        <w:t>2. Database Design &amp; Relational Architecture</w:t>
-      </w:r>
-      <w:r>
-        <w:rPr>
-          <w:rFonts w:ascii="Calibri" w:hAnsi="Calibri"/>
-          <w:color w:val="1E1E1E"/>
-          <w:sz w:val="18"/>
-        </w:rPr>
-      </w:r>
-    </w:p>
-    <w:p>
-      <w:pPr>
-        <w:spacing w:before="30" w:after="40"/>
-        <w:jc w:val="center"/>
-      </w:pPr>
-      <w:r>
-        <w:rPr>
-          <w:rFonts w:ascii="Calibri" w:hAnsi="Calibri"/>
-          <w:color w:val="1E1E1E"/>
-          <w:sz w:val="18"/>
-        </w:rPr>
-      </w:r>
-      <w:r>
-        <w:rPr>
-          <w:rFonts w:ascii="Calibri" w:hAnsi="Calibri"/>
-          <w:b/>
-          <w:color w:val="1E1E1E"/>
-          <w:sz w:val="18"/>
-        </w:rPr>
-        <w:t>3. Database Implementation &amp; Query Optimization</w:t>
-      </w:r>
-      <w:r>
-        <w:rPr>
-          <w:rFonts w:ascii="Calibri" w:hAnsi="Calibri"/>
-          <w:color w:val="1E1E1E"/>
-          <w:sz w:val="18"/>
-        </w:rPr>
-        <w:t xml:space="preserve"> | </w:t>
-      </w:r>
-      <w:r>
-        <w:rPr>
-          <w:rFonts w:ascii="Calibri" w:hAnsi="Calibri"/>
-          <w:b/>
-          <w:color w:val="1E1E1E"/>
-          <w:sz w:val="18"/>
-        </w:rPr>
-        <w:t>4. Full-Stack Application Development &amp; Interfaces</w:t>
-      </w:r>
-      <w:r>
-        <w:rPr>
-          <w:rFonts w:ascii="Calibri" w:hAnsi="Calibri"/>
-          <w:color w:val="1E1E1E"/>
-          <w:sz w:val="18"/>
-        </w:rPr>
-      </w:r>
-    </w:p>
-    <w:p>
-      <w:pPr>
-        <w:spacing w:before="30" w:after="40"/>
-        <w:jc w:val="center"/>
-      </w:pPr>
-      <w:r>
-        <w:rPr>
-          <w:rFonts w:ascii="Calibri" w:hAnsi="Calibri"/>
-          <w:color w:val="1E1E1E"/>
-          <w:sz w:val="18"/>
-        </w:rPr>
-      </w:r>
-      <w:r>
-        <w:rPr>
-          <w:rFonts w:ascii="Calibri" w:hAnsi="Calibri"/>
-          <w:b/>
-          <w:color w:val="1E1E1E"/>
-          <w:sz w:val="18"/>
-        </w:rPr>
-        <w:t>5. Authentication, RBAC &amp; Enterprise Security</w:t>
-      </w:r>
-      <w:r>
-        <w:rPr>
-          <w:rFonts w:ascii="Calibri" w:hAnsi="Calibri"/>
-          <w:color w:val="1E1E1E"/>
-          <w:sz w:val="18"/>
-        </w:rPr>
-        <w:t xml:space="preserve"> | </w:t>
-      </w:r>
-      <w:r>
-        <w:rPr>
-          <w:rFonts w:ascii="Calibri" w:hAnsi="Calibri"/>
-          <w:b/>
-          <w:color w:val="1E1E1E"/>
-          <w:sz w:val="18"/>
-        </w:rPr>
-        <w:t>6. Database Backup, Recovery &amp; Disaster Preparedness</w:t>
-      </w:r>
-      <w:r>
-        <w:rPr>
-          <w:rFonts w:ascii="Calibri" w:hAnsi="Calibri"/>
-          <w:color w:val="1E1E1E"/>
-          <w:sz w:val="18"/>
-        </w:rPr>
-      </w:r>
-    </w:p>
-    <w:p>
-      <w:pPr>
-        <w:spacing w:before="30" w:after="40"/>
-        <w:jc w:val="center"/>
-      </w:pPr>
-      <w:r>
-        <w:rPr>
-          <w:rFonts w:ascii="Calibri" w:hAnsi="Calibri"/>
-          <w:color w:val="1E1E1E"/>
-          <w:sz w:val="18"/>
-        </w:rPr>
-      </w:r>
-      <w:r>
-        <w:rPr>
-          <w:rFonts w:ascii="Calibri" w:hAnsi="Calibri"/>
-          <w:b/>
-          <w:color w:val="1E1E1E"/>
-          <w:sz w:val="18"/>
-        </w:rPr>
-        <w:t>7. Version Control &amp; Collaborative Workflow</w:t>
-      </w:r>
-      <w:r>
-        <w:rPr>
-          <w:rFonts w:ascii="Calibri" w:hAnsi="Calibri"/>
-          <w:color w:val="1E1E1E"/>
-          <w:sz w:val="18"/>
-        </w:rPr>
-        <w:t xml:space="preserve"> | </w:t>
-      </w:r>
-      <w:r>
-        <w:rPr>
-          <w:rFonts w:ascii="Calibri" w:hAnsi="Calibri"/>
-          <w:b/>
-          <w:color w:val="1E1E1E"/>
-          <w:sz w:val="18"/>
-        </w:rPr>
-        <w:t>8. Cloud Infrastructure &amp; Production Deployment</w:t>
-      </w:r>
-      <w:r>
-        <w:rPr>
-          <w:rFonts w:ascii="Calibri" w:hAnsi="Calibri"/>
-          <w:color w:val="1E1E1E"/>
-          <w:sz w:val="18"/>
-        </w:rPr>
-      </w:r>
-    </w:p>
-    <w:p>
-      <w:pPr>
-        <w:spacing w:before="30" w:after="40"/>
-        <w:jc w:val="center"/>
-      </w:pPr>
-      <w:r>
-        <w:rPr>
-          <w:rFonts w:ascii="Calibri" w:hAnsi="Calibri"/>
-          <w:color w:val="1E1E1E"/>
-          <w:sz w:val="18"/>
-        </w:rPr>
-      </w:r>
-      <w:r>
-        <w:rPr>
-          <w:rFonts w:ascii="Calibri" w:hAnsi="Calibri"/>
-          <w:b/>
-          <w:color w:val="1E1E1E"/>
-          <w:sz w:val="18"/>
-        </w:rPr>
-        <w:t>9. Advanced Engineering Capabilities &amp; Extensions</w:t>
-      </w:r>
-      <w:r>
-        <w:rPr>
-          <w:rFonts w:ascii="Calibri" w:hAnsi="Calibri"/>
-          <w:color w:val="1E1E1E"/>
-          <w:sz w:val="18"/>
-        </w:rPr>
-        <w:t xml:space="preserve"> | </w:t>
-      </w:r>
-      <w:r>
-        <w:rPr>
-          <w:rFonts w:ascii="Calibri" w:hAnsi="Calibri"/>
-          <w:b/>
-          <w:color w:val="1E1E1E"/>
-          <w:sz w:val="18"/>
-        </w:rPr>
-        <w:t>10. System Summary &amp; Academic Declaration</w:t>
-      </w:r>
-      <w:r>
-        <w:rPr>
-          <w:rFonts w:ascii="Calibri" w:hAnsi="Calibri"/>
-          <w:color w:val="1E1E1E"/>
-          <w:sz w:val="18"/>
-        </w:rPr>
-      </w:r>
-    </w:p>
-    <w:p>
-      <w:pPr>
-        <w:spacing w:before="40" w:after="80"/>
-      </w:pPr>
-      <w:r>
-        <w:rPr>
-          <w:color w:val="646464"/>
-          <w:sz w:val="14"/>
-        </w:rPr>
-        <w:t>――――――――――――――――――――――――――――――――――――――――――――――――――――――――――――――――――――――</w:t>
-      </w:r>
-    </w:p>
-    <w:p>
-      <w:pPr>
         <w:keepNext/>
-        <w:spacing w:before="200" w:after="60"/>
+        <w:spacing w:before="120" w:after="30"/>
       </w:pPr>
       <w:r>
         <w:rPr>
           <w:rFonts w:ascii="Calibri" w:hAnsi="Calibri"/>
           <w:b/>
           <w:color w:val="000000"/>
-          <w:sz w:val="30"/>
+          <w:sz w:val="23"/>
         </w:rPr>
-        <w:t>SECTION 1: PROBLEM FORMULATION &amp; PROJECT PLANNING</w:t>
+        <w:t>1.1 Project Overview &amp; Engineering Scope</w:t>
       </w:r>
     </w:p>
     <w:p>
       <w:pPr>
-        <w:keepNext/>
-        <w:spacing w:before="160" w:after="40"/>
-      </w:pPr>
-      <w:r>
-        <w:rPr>
-          <w:rFonts w:ascii="Calibri" w:hAnsi="Calibri"/>
-          <w:b/>
-          <w:color w:val="000000"/>
-          <w:sz w:val="24"/>
-        </w:rPr>
-        <w:t>1.1 Project Title, Live Links &amp; Technical Overview</w:t>
-      </w:r>
-    </w:p>
-    <w:p>
-      <w:pPr>
-        <w:pStyle w:val="ListBullet"/>
-        <w:spacing w:before="10" w:after="20"/>
-      </w:pPr>
-      <w:r>
-        <w:rPr>
-          <w:rFonts w:ascii="Calibri" w:hAnsi="Calibri"/>
-          <w:color w:val="1E1E1E"/>
-          <w:sz w:val="18"/>
-        </w:rPr>
-      </w:r>
-      <w:r>
-        <w:rPr>
-          <w:rFonts w:ascii="Calibri" w:hAnsi="Calibri"/>
-          <w:b/>
-          <w:color w:val="1E1E1E"/>
-          <w:sz w:val="18"/>
-        </w:rPr>
-        <w:t>Project Title:</w:t>
-      </w:r>
-      <w:r>
-        <w:rPr>
-          <w:rFonts w:ascii="Calibri" w:hAnsi="Calibri"/>
-          <w:color w:val="1E1E1E"/>
-          <w:sz w:val="18"/>
-        </w:rPr>
-        <w:t xml:space="preserve"> CHAPTERONE: High-Performance Graph-Theoretic &amp; Vector-Augmented Relational Database Engine for Adaptive Book Discovery and Trajectory Analytics</w:t>
-      </w:r>
-    </w:p>
-    <w:p>
-      <w:pPr>
-        <w:pStyle w:val="ListBullet"/>
-        <w:spacing w:before="10" w:after="20"/>
-      </w:pPr>
-      <w:r>
-        <w:rPr>
-          <w:rFonts w:ascii="Calibri" w:hAnsi="Calibri"/>
-          <w:color w:val="1E1E1E"/>
-          <w:sz w:val="18"/>
-        </w:rPr>
-      </w:r>
-      <w:r>
-        <w:rPr>
-          <w:rFonts w:ascii="Calibri" w:hAnsi="Calibri"/>
-          <w:b/>
-          <w:color w:val="1E1E1E"/>
-          <w:sz w:val="18"/>
-        </w:rPr>
-        <w:t>GitHub Repository URL:</w:t>
-      </w:r>
-      <w:r>
-        <w:rPr>
-          <w:rFonts w:ascii="Calibri" w:hAnsi="Calibri"/>
-          <w:color w:val="1E1E1E"/>
-          <w:sz w:val="18"/>
-        </w:rPr>
-        <w:t xml:space="preserve"> https://github.com/CodeBloodMe/book-store</w:t>
-      </w:r>
-    </w:p>
-    <w:p>
-      <w:pPr>
-        <w:pStyle w:val="ListBullet"/>
-        <w:spacing w:before="10" w:after="20"/>
-      </w:pPr>
-      <w:r>
-        <w:rPr>
-          <w:rFonts w:ascii="Calibri" w:hAnsi="Calibri"/>
-          <w:color w:val="1E1E1E"/>
-          <w:sz w:val="18"/>
-        </w:rPr>
-      </w:r>
-      <w:r>
-        <w:rPr>
-          <w:rFonts w:ascii="Calibri" w:hAnsi="Calibri"/>
-          <w:b/>
-          <w:color w:val="1E1E1E"/>
-          <w:sz w:val="18"/>
-        </w:rPr>
-        <w:t>Live Production URL:</w:t>
-      </w:r>
-      <w:r>
-        <w:rPr>
-          <w:rFonts w:ascii="Calibri" w:hAnsi="Calibri"/>
-          <w:color w:val="1E1E1E"/>
-          <w:sz w:val="18"/>
-        </w:rPr>
-        <w:t xml:space="preserve"> https://book-store-eight-zeta.vercel.app</w:t>
-      </w:r>
-    </w:p>
-    <w:p>
-      <w:pPr>
-        <w:pStyle w:val="ListBullet"/>
-        <w:spacing w:before="10" w:after="20"/>
-      </w:pPr>
-      <w:r>
-        <w:rPr>
-          <w:rFonts w:ascii="Calibri" w:hAnsi="Calibri"/>
-          <w:color w:val="1E1E1E"/>
-          <w:sz w:val="18"/>
-        </w:rPr>
-      </w:r>
-      <w:r>
-        <w:rPr>
-          <w:rFonts w:ascii="Calibri" w:hAnsi="Calibri"/>
-          <w:b/>
-          <w:color w:val="1E1E1E"/>
-          <w:sz w:val="18"/>
-        </w:rPr>
-        <w:t>Live DBMS Assessment API:</w:t>
-      </w:r>
-      <w:r>
-        <w:rPr>
-          <w:rFonts w:ascii="Calibri" w:hAnsi="Calibri"/>
-          <w:color w:val="1E1E1E"/>
-          <w:sz w:val="18"/>
-        </w:rPr>
-        <w:t xml:space="preserve"> https://book-store-eight-zeta.vercel.app/api/dbms-demo?page=1&amp;limit=10</w:t>
-      </w:r>
-    </w:p>
-    <w:p>
-      <w:pPr>
-        <w:spacing w:before="30" w:after="40"/>
-      </w:pPr>
-      <w:r>
-        <w:rPr>
-          <w:rFonts w:ascii="Calibri" w:hAnsi="Calibri"/>
-          <w:color w:val="1E1E1E"/>
-          <w:sz w:val="18"/>
-        </w:rPr>
-      </w:r>
-      <w:r>
-        <w:rPr>
-          <w:rFonts w:ascii="Calibri" w:hAnsi="Calibri"/>
-          <w:b/>
-          <w:color w:val="1E1E1E"/>
-          <w:sz w:val="18"/>
-        </w:rPr>
-        <w:t>Technical Architecture Overview:</w:t>
-      </w:r>
-      <w:r>
-        <w:rPr>
-          <w:rFonts w:ascii="Calibri" w:hAnsi="Calibri"/>
-          <w:color w:val="1E1E1E"/>
-          <w:sz w:val="18"/>
-        </w:rPr>
-      </w:r>
-    </w:p>
-    <w:p>
-      <w:pPr>
-        <w:spacing w:before="30" w:after="40"/>
+        <w:spacing w:before="20" w:after="30"/>
       </w:pPr>
       <w:r>
         <w:rPr>
@@ -1826,12 +1704,25 @@
           <w:color w:val="1E1E1E"/>
           <w:sz w:val="18"/>
         </w:rPr>
-        <w:t>, and active reader profiles. Unlike conventional flat catalogs, ChapterOne couples classical relational algebra (enforcing Strict Third Normal Form (3NF), complex multi-table joins, aggregate views, stored procedures, and ACID triggers) with high-dimensional vector similarity retrieval (768-dim `pgvector` with HNSW indexing) and in-database recursive graph traversal algorithms (Dijkstra shortest-path CTEs). The full-stack application is deployed live with single-table role-based access control, cryptographic authentication, and automated CI/CD.</w:t>
+        <w:t>, and active reader profiles.</w:t>
       </w:r>
     </w:p>
     <w:p>
       <w:pPr>
-        <w:spacing w:before="40" w:after="80"/>
+        <w:spacing w:before="20" w:after="30"/>
+      </w:pPr>
+      <w:r>
+        <w:rPr>
+          <w:rFonts w:ascii="Calibri" w:hAnsi="Calibri"/>
+          <w:color w:val="1E1E1E"/>
+          <w:sz w:val="18"/>
+        </w:rPr>
+        <w:t>Unlike conventional flat catalogs, ChapterOne couples classical relational algebra (enforcing Strict Third Normal Form (3NF), complex multi-table joins, aggregate views, stored procedures, and ACID triggers) with high-dimensional vector similarity retrieval (768-dim `pgvector` with HNSW indexing) and in-database recursive graph traversal algorithms (Dijkstra shortest-path CTEs). The full-stack application is deployed live with single-table role-based access control, cryptographic authentication, and automated continuous integration.</w:t>
+      </w:r>
+    </w:p>
+    <w:p>
+      <w:pPr>
+        <w:spacing w:before="20" w:after="40"/>
       </w:pPr>
       <w:r>
         <w:rPr>
@@ -1844,21 +1735,21 @@
     <w:p>
       <w:pPr>
         <w:keepNext/>
-        <w:spacing w:before="160" w:after="40"/>
+        <w:spacing w:before="120" w:after="30"/>
       </w:pPr>
       <w:r>
         <w:rPr>
           <w:rFonts w:ascii="Calibri" w:hAnsi="Calibri"/>
           <w:b/>
           <w:color w:val="000000"/>
-          <w:sz w:val="24"/>
+          <w:sz w:val="23"/>
         </w:rPr>
-        <w:t>1.2 The Critical Research Gap: Why ChapterOne is NOT Google Books</w:t>
+        <w:t>1.2 System Innovation &amp; Discovery Architecture</w:t>
       </w:r>
     </w:p>
     <w:p>
       <w:pPr>
-        <w:spacing w:before="30" w:after="40"/>
+        <w:spacing w:before="20" w:after="30"/>
       </w:pPr>
       <w:r>
         <w:rPr>
@@ -1866,22 +1757,95 @@
           <w:color w:val="1E1E1E"/>
           <w:sz w:val="18"/>
         </w:rPr>
-        <w:t>A superficial evaluation may raise the objection: *"Google Books already exists; why do we need another book database?"* This objection conflates a flat keyword-indexed OCR document archive with an in-database Knowledge Graph Trajectory Engine and Multi-Armed Bandit Discovery System.</w:t>
+        <w:t>Conventional book catalogs operate primarily on isolated keyword matching and sales-volume popularity ranking. This architectural design creates two severe systemic limitations:</w:t>
       </w:r>
     </w:p>
     <w:p>
       <w:pPr>
+        <w:pStyle w:val="ListNumber"/>
+        <w:spacing w:before="10" w:after="20"/>
+      </w:pPr>
+      <w:r>
+        <w:rPr>
+          <w:rFonts w:ascii="Calibri" w:hAnsi="Calibri"/>
+          <w:color w:val="1E1E1E"/>
+          <w:sz w:val="18"/>
+        </w:rPr>
+      </w:r>
+      <w:r>
+        <w:rPr>
+          <w:rFonts w:ascii="Calibri" w:hAnsi="Calibri"/>
+          <w:b/>
+          <w:color w:val="1E1E1E"/>
+          <w:sz w:val="18"/>
+        </w:rPr>
+        <w:t>Lack of Trajectory Navigation:</w:t>
+      </w:r>
+      <w:r>
+        <w:rPr>
+          <w:rFonts w:ascii="Calibri" w:hAnsi="Calibri"/>
+          <w:color w:val="1E1E1E"/>
+          <w:sz w:val="18"/>
+        </w:rPr>
+        <w:t xml:space="preserve"> Static catalogs cannot compute conceptual reading progressions between foundational and advanced texts.</w:t>
+      </w:r>
+    </w:p>
+    <w:p>
+      <w:pPr>
+        <w:pStyle w:val="ListNumber"/>
+        <w:spacing w:before="10" w:after="20"/>
+      </w:pPr>
+      <w:r>
+        <w:rPr>
+          <w:rFonts w:ascii="Calibri" w:hAnsi="Calibri"/>
+          <w:color w:val="1E1E1E"/>
+          <w:sz w:val="18"/>
+        </w:rPr>
+      </w:r>
+      <w:r>
+        <w:rPr>
+          <w:rFonts w:ascii="Calibri" w:hAnsi="Calibri"/>
+          <w:b/>
+          <w:color w:val="1E1E1E"/>
+          <w:sz w:val="18"/>
+        </w:rPr>
+        <w:t>Popularity &amp; Marketing Bias:</w:t>
+      </w:r>
+      <w:r>
+        <w:rPr>
+          <w:rFonts w:ascii="Calibri" w:hAnsi="Calibri"/>
+          <w:color w:val="1E1E1E"/>
+          <w:sz w:val="18"/>
+        </w:rPr>
+        <w:t xml:space="preserve"> Commercial bestsellers capture over 95% of recommendation impressions, leaving thousands of high-quality long-tail books undiscovered.</w:t>
+      </w:r>
+    </w:p>
+    <w:p>
+      <w:pPr>
+        <w:spacing w:before="20" w:after="30"/>
+      </w:pPr>
+      <w:r>
+        <w:rPr>
+          <w:rFonts w:ascii="Calibri" w:hAnsi="Calibri"/>
+          <w:color w:val="1E1E1E"/>
+          <w:sz w:val="18"/>
+        </w:rPr>
+        <w:t>ChapterOne resolves these structural deficiencies through two primary in-database algorithmic innovations: an in-database Graph-Theoretic Pathfinding Engine (BookWeb) and an Anti-Bias Multi-Armed Bandit Exploration Engine (Blind Date with a Book).</w:t>
+      </w:r>
+    </w:p>
+    <w:p>
+      <w:pPr>
         <w:keepNext/>
-        <w:spacing w:before="120" w:after="40"/>
+        <w:spacing w:before="80" w:after="30"/>
       </w:pPr>
       <w:r>
         <w:rPr>
           <w:rFonts w:ascii="Calibri" w:hAnsi="Calibri"/>
           <w:b/>
           <w:color w:val="000000"/>
-          <w:sz w:val="21"/>
+          <w:sz w:val="20"/>
         </w:rPr>
-        <w:t>Technical Comparison Matrix: Google Books vs. ChapterOne</w:t>
+        <w:t>Comparative Analysis: Conventional Catalogs vs. ChapterOne Relational Engine</w:t>
       </w:r>
     </w:p>
     <w:tbl>
@@ -1910,10 +1874,10 @@
             <w:tcW w:type="dxa" w:w="2556"/>
             <w:shd w:fill="000000"/>
             <w:tcMar>
-              <w:top w:w="70" w:type="dxa"/>
-              <w:bottom w:w="70" w:type="dxa"/>
-              <w:left w:w="90" w:type="dxa"/>
-              <w:right w:w="90" w:type="dxa"/>
+              <w:top w:w="45" w:type="dxa"/>
+              <w:bottom w:w="45" w:type="dxa"/>
+              <w:left w:w="75" w:type="dxa"/>
+              <w:right w:w="75" w:type="dxa"/>
             </w:tcMar>
           </w:tcPr>
           <w:p>
@@ -1936,10 +1900,10 @@
             <w:tcW w:type="dxa" w:w="2556"/>
             <w:shd w:fill="000000"/>
             <w:tcMar>
-              <w:top w:w="70" w:type="dxa"/>
-              <w:bottom w:w="70" w:type="dxa"/>
-              <w:left w:w="90" w:type="dxa"/>
-              <w:right w:w="90" w:type="dxa"/>
+              <w:top w:w="45" w:type="dxa"/>
+              <w:bottom w:w="45" w:type="dxa"/>
+              <w:left w:w="75" w:type="dxa"/>
+              <w:right w:w="75" w:type="dxa"/>
             </w:tcMar>
           </w:tcPr>
           <w:p>
@@ -1953,7 +1917,7 @@
                 <w:color w:val="FFFFFF"/>
                 <w:sz w:val="17"/>
               </w:rPr>
-              <w:t>Google Books / Amazon Books</w:t>
+              <w:t>Conventional Search Platforms</w:t>
             </w:r>
           </w:p>
         </w:tc>
@@ -1962,10 +1926,10 @@
             <w:tcW w:type="dxa" w:w="2556"/>
             <w:shd w:fill="000000"/>
             <w:tcMar>
-              <w:top w:w="70" w:type="dxa"/>
-              <w:bottom w:w="70" w:type="dxa"/>
-              <w:left w:w="90" w:type="dxa"/>
-              <w:right w:w="90" w:type="dxa"/>
+              <w:top w:w="45" w:type="dxa"/>
+              <w:bottom w:w="45" w:type="dxa"/>
+              <w:left w:w="75" w:type="dxa"/>
+              <w:right w:w="75" w:type="dxa"/>
             </w:tcMar>
           </w:tcPr>
           <w:p>
@@ -1988,10 +1952,10 @@
             <w:tcW w:type="dxa" w:w="2556"/>
             <w:shd w:fill="000000"/>
             <w:tcMar>
-              <w:top w:w="70" w:type="dxa"/>
-              <w:bottom w:w="70" w:type="dxa"/>
-              <w:left w:w="90" w:type="dxa"/>
-              <w:right w:w="90" w:type="dxa"/>
+              <w:top w:w="45" w:type="dxa"/>
+              <w:bottom w:w="45" w:type="dxa"/>
+              <w:left w:w="75" w:type="dxa"/>
+              <w:right w:w="75" w:type="dxa"/>
             </w:tcMar>
           </w:tcPr>
           <w:p>
@@ -2005,7 +1969,7 @@
                 <w:color w:val="FFFFFF"/>
                 <w:sz w:val="17"/>
               </w:rPr>
-              <w:t>Technical &amp; Academic Novelty</w:t>
+              <w:t>Architectural Advantage</w:t>
             </w:r>
           </w:p>
         </w:tc>
@@ -2016,10 +1980,10 @@
             <w:tcW w:type="dxa" w:w="2556"/>
             <w:shd w:fill="FFFFFF"/>
             <w:tcMar>
-              <w:top w:w="45" w:type="dxa"/>
-              <w:bottom w:w="45" w:type="dxa"/>
-              <w:left w:w="75" w:type="dxa"/>
-              <w:right w:w="75" w:type="dxa"/>
+              <w:top w:w="24" w:type="dxa"/>
+              <w:bottom w:w="24" w:type="dxa"/>
+              <w:left w:w="60" w:type="dxa"/>
+              <w:right w:w="60" w:type="dxa"/>
             </w:tcMar>
           </w:tcPr>
           <w:p>
@@ -2038,10 +2002,10 @@
             <w:tcW w:type="dxa" w:w="2556"/>
             <w:shd w:fill="FFFFFF"/>
             <w:tcMar>
-              <w:top w:w="45" w:type="dxa"/>
-              <w:bottom w:w="45" w:type="dxa"/>
-              <w:left w:w="75" w:type="dxa"/>
-              <w:right w:w="75" w:type="dxa"/>
+              <w:top w:w="24" w:type="dxa"/>
+              <w:bottom w:w="24" w:type="dxa"/>
+              <w:left w:w="60" w:type="dxa"/>
+              <w:right w:w="60" w:type="dxa"/>
             </w:tcMar>
           </w:tcPr>
           <w:p>
@@ -2060,10 +2024,10 @@
             <w:tcW w:type="dxa" w:w="2556"/>
             <w:shd w:fill="FFFFFF"/>
             <w:tcMar>
-              <w:top w:w="45" w:type="dxa"/>
-              <w:bottom w:w="45" w:type="dxa"/>
-              <w:left w:w="75" w:type="dxa"/>
-              <w:right w:w="75" w:type="dxa"/>
+              <w:top w:w="24" w:type="dxa"/>
+              <w:bottom w:w="24" w:type="dxa"/>
+              <w:left w:w="60" w:type="dxa"/>
+              <w:right w:w="60" w:type="dxa"/>
             </w:tcMar>
           </w:tcPr>
           <w:p>
@@ -2082,10 +2046,10 @@
             <w:tcW w:type="dxa" w:w="2556"/>
             <w:shd w:fill="FFFFFF"/>
             <w:tcMar>
-              <w:top w:w="45" w:type="dxa"/>
-              <w:bottom w:w="45" w:type="dxa"/>
-              <w:left w:w="75" w:type="dxa"/>
-              <w:right w:w="75" w:type="dxa"/>
+              <w:top w:w="24" w:type="dxa"/>
+              <w:bottom w:w="24" w:type="dxa"/>
+              <w:left w:w="60" w:type="dxa"/>
+              <w:right w:w="60" w:type="dxa"/>
             </w:tcMar>
           </w:tcPr>
           <w:p>
@@ -2106,10 +2070,10 @@
             <w:tcW w:type="dxa" w:w="2556"/>
             <w:shd w:fill="F9FAFB"/>
             <w:tcMar>
-              <w:top w:w="45" w:type="dxa"/>
-              <w:bottom w:w="45" w:type="dxa"/>
-              <w:left w:w="75" w:type="dxa"/>
-              <w:right w:w="75" w:type="dxa"/>
+              <w:top w:w="24" w:type="dxa"/>
+              <w:bottom w:w="24" w:type="dxa"/>
+              <w:left w:w="60" w:type="dxa"/>
+              <w:right w:w="60" w:type="dxa"/>
             </w:tcMar>
           </w:tcPr>
           <w:p>
@@ -2128,10 +2092,10 @@
             <w:tcW w:type="dxa" w:w="2556"/>
             <w:shd w:fill="F9FAFB"/>
             <w:tcMar>
-              <w:top w:w="45" w:type="dxa"/>
-              <w:bottom w:w="45" w:type="dxa"/>
-              <w:left w:w="75" w:type="dxa"/>
-              <w:right w:w="75" w:type="dxa"/>
+              <w:top w:w="24" w:type="dxa"/>
+              <w:bottom w:w="24" w:type="dxa"/>
+              <w:left w:w="60" w:type="dxa"/>
+              <w:right w:w="60" w:type="dxa"/>
             </w:tcMar>
           </w:tcPr>
           <w:p>
@@ -2150,10 +2114,10 @@
             <w:tcW w:type="dxa" w:w="2556"/>
             <w:shd w:fill="F9FAFB"/>
             <w:tcMar>
-              <w:top w:w="45" w:type="dxa"/>
-              <w:bottom w:w="45" w:type="dxa"/>
-              <w:left w:w="75" w:type="dxa"/>
-              <w:right w:w="75" w:type="dxa"/>
+              <w:top w:w="24" w:type="dxa"/>
+              <w:bottom w:w="24" w:type="dxa"/>
+              <w:left w:w="60" w:type="dxa"/>
+              <w:right w:w="60" w:type="dxa"/>
             </w:tcMar>
           </w:tcPr>
           <w:p>
@@ -2172,10 +2136,10 @@
             <w:tcW w:type="dxa" w:w="2556"/>
             <w:shd w:fill="F9FAFB"/>
             <w:tcMar>
-              <w:top w:w="45" w:type="dxa"/>
-              <w:bottom w:w="45" w:type="dxa"/>
-              <w:left w:w="75" w:type="dxa"/>
-              <w:right w:w="75" w:type="dxa"/>
+              <w:top w:w="24" w:type="dxa"/>
+              <w:bottom w:w="24" w:type="dxa"/>
+              <w:left w:w="60" w:type="dxa"/>
+              <w:right w:w="60" w:type="dxa"/>
             </w:tcMar>
           </w:tcPr>
           <w:p>
@@ -2196,10 +2160,10 @@
             <w:tcW w:type="dxa" w:w="2556"/>
             <w:shd w:fill="FFFFFF"/>
             <w:tcMar>
-              <w:top w:w="45" w:type="dxa"/>
-              <w:bottom w:w="45" w:type="dxa"/>
-              <w:left w:w="75" w:type="dxa"/>
-              <w:right w:w="75" w:type="dxa"/>
+              <w:top w:w="24" w:type="dxa"/>
+              <w:bottom w:w="24" w:type="dxa"/>
+              <w:left w:w="60" w:type="dxa"/>
+              <w:right w:w="60" w:type="dxa"/>
             </w:tcMar>
           </w:tcPr>
           <w:p>
@@ -2218,10 +2182,10 @@
             <w:tcW w:type="dxa" w:w="2556"/>
             <w:shd w:fill="FFFFFF"/>
             <w:tcMar>
-              <w:top w:w="45" w:type="dxa"/>
-              <w:bottom w:w="45" w:type="dxa"/>
-              <w:left w:w="75" w:type="dxa"/>
-              <w:right w:w="75" w:type="dxa"/>
+              <w:top w:w="24" w:type="dxa"/>
+              <w:bottom w:w="24" w:type="dxa"/>
+              <w:left w:w="60" w:type="dxa"/>
+              <w:right w:w="60" w:type="dxa"/>
             </w:tcMar>
           </w:tcPr>
           <w:p>
@@ -2240,10 +2204,10 @@
             <w:tcW w:type="dxa" w:w="2556"/>
             <w:shd w:fill="FFFFFF"/>
             <w:tcMar>
-              <w:top w:w="45" w:type="dxa"/>
-              <w:bottom w:w="45" w:type="dxa"/>
-              <w:left w:w="75" w:type="dxa"/>
-              <w:right w:w="75" w:type="dxa"/>
+              <w:top w:w="24" w:type="dxa"/>
+              <w:bottom w:w="24" w:type="dxa"/>
+              <w:left w:w="60" w:type="dxa"/>
+              <w:right w:w="60" w:type="dxa"/>
             </w:tcMar>
           </w:tcPr>
           <w:p>
@@ -2262,10 +2226,10 @@
             <w:tcW w:type="dxa" w:w="2556"/>
             <w:shd w:fill="FFFFFF"/>
             <w:tcMar>
-              <w:top w:w="45" w:type="dxa"/>
-              <w:bottom w:w="45" w:type="dxa"/>
-              <w:left w:w="75" w:type="dxa"/>
-              <w:right w:w="75" w:type="dxa"/>
+              <w:top w:w="24" w:type="dxa"/>
+              <w:bottom w:w="24" w:type="dxa"/>
+              <w:left w:w="60" w:type="dxa"/>
+              <w:right w:w="60" w:type="dxa"/>
             </w:tcMar>
           </w:tcPr>
           <w:p>
@@ -2286,10 +2250,10 @@
             <w:tcW w:type="dxa" w:w="2556"/>
             <w:shd w:fill="F9FAFB"/>
             <w:tcMar>
-              <w:top w:w="45" w:type="dxa"/>
-              <w:bottom w:w="45" w:type="dxa"/>
-              <w:left w:w="75" w:type="dxa"/>
-              <w:right w:w="75" w:type="dxa"/>
+              <w:top w:w="24" w:type="dxa"/>
+              <w:bottom w:w="24" w:type="dxa"/>
+              <w:left w:w="60" w:type="dxa"/>
+              <w:right w:w="60" w:type="dxa"/>
             </w:tcMar>
           </w:tcPr>
           <w:p>
@@ -2308,10 +2272,10 @@
             <w:tcW w:type="dxa" w:w="2556"/>
             <w:shd w:fill="F9FAFB"/>
             <w:tcMar>
-              <w:top w:w="45" w:type="dxa"/>
-              <w:bottom w:w="45" w:type="dxa"/>
-              <w:left w:w="75" w:type="dxa"/>
-              <w:right w:w="75" w:type="dxa"/>
+              <w:top w:w="24" w:type="dxa"/>
+              <w:bottom w:w="24" w:type="dxa"/>
+              <w:left w:w="60" w:type="dxa"/>
+              <w:right w:w="60" w:type="dxa"/>
             </w:tcMar>
           </w:tcPr>
           <w:p>
@@ -2321,7 +2285,7 @@
                 <w:color w:val="1E1E1E"/>
                 <w:sz w:val="16"/>
               </w:rPr>
-              <w:t>Popularity &amp; Marketing Bias: 0.1% of commercial bestsellers monopolize 95% of impressions. Long-tail books stay hidden.</w:t>
+              <w:t>Popularity Bias: Top commercial bestsellers monopolize discovery impressions. Long-tail titles stay hidden.</w:t>
             </w:r>
           </w:p>
         </w:tc>
@@ -2330,10 +2294,10 @@
             <w:tcW w:type="dxa" w:w="2556"/>
             <w:shd w:fill="F9FAFB"/>
             <w:tcMar>
-              <w:top w:w="45" w:type="dxa"/>
-              <w:bottom w:w="45" w:type="dxa"/>
-              <w:left w:w="75" w:type="dxa"/>
-              <w:right w:w="75" w:type="dxa"/>
+              <w:top w:w="24" w:type="dxa"/>
+              <w:bottom w:w="24" w:type="dxa"/>
+              <w:left w:w="60" w:type="dxa"/>
+              <w:right w:w="60" w:type="dxa"/>
             </w:tcMar>
           </w:tcPr>
           <w:p>
@@ -2352,10 +2316,10 @@
             <w:tcW w:type="dxa" w:w="2556"/>
             <w:shd w:fill="F9FAFB"/>
             <w:tcMar>
-              <w:top w:w="45" w:type="dxa"/>
-              <w:bottom w:w="45" w:type="dxa"/>
-              <w:left w:w="75" w:type="dxa"/>
-              <w:right w:w="75" w:type="dxa"/>
+              <w:top w:w="24" w:type="dxa"/>
+              <w:bottom w:w="24" w:type="dxa"/>
+              <w:left w:w="60" w:type="dxa"/>
+              <w:right w:w="60" w:type="dxa"/>
             </w:tcMar>
           </w:tcPr>
           <w:p>
@@ -2376,10 +2340,10 @@
             <w:tcW w:type="dxa" w:w="2556"/>
             <w:shd w:fill="FFFFFF"/>
             <w:tcMar>
-              <w:top w:w="45" w:type="dxa"/>
-              <w:bottom w:w="45" w:type="dxa"/>
-              <w:left w:w="75" w:type="dxa"/>
-              <w:right w:w="75" w:type="dxa"/>
+              <w:top w:w="24" w:type="dxa"/>
+              <w:bottom w:w="24" w:type="dxa"/>
+              <w:left w:w="60" w:type="dxa"/>
+              <w:right w:w="60" w:type="dxa"/>
             </w:tcMar>
           </w:tcPr>
           <w:p>
@@ -2398,10 +2362,10 @@
             <w:tcW w:type="dxa" w:w="2556"/>
             <w:shd w:fill="FFFFFF"/>
             <w:tcMar>
-              <w:top w:w="45" w:type="dxa"/>
-              <w:bottom w:w="45" w:type="dxa"/>
-              <w:left w:w="75" w:type="dxa"/>
-              <w:right w:w="75" w:type="dxa"/>
+              <w:top w:w="24" w:type="dxa"/>
+              <w:bottom w:w="24" w:type="dxa"/>
+              <w:left w:w="60" w:type="dxa"/>
+              <w:right w:w="60" w:type="dxa"/>
             </w:tcMar>
           </w:tcPr>
           <w:p>
@@ -2411,7 +2375,7 @@
                 <w:color w:val="1E1E1E"/>
                 <w:sz w:val="16"/>
               </w:rPr>
-              <w:t>Passive Ad-Tracking Cookies.</w:t>
+              <w:t>Passive Tracking: Cookies and unverified browsing history.</w:t>
             </w:r>
           </w:p>
         </w:tc>
@@ -2420,10 +2384,10 @@
             <w:tcW w:type="dxa" w:w="2556"/>
             <w:shd w:fill="FFFFFF"/>
             <w:tcMar>
-              <w:top w:w="45" w:type="dxa"/>
-              <w:bottom w:w="45" w:type="dxa"/>
-              <w:left w:w="75" w:type="dxa"/>
-              <w:right w:w="75" w:type="dxa"/>
+              <w:top w:w="24" w:type="dxa"/>
+              <w:bottom w:w="24" w:type="dxa"/>
+              <w:left w:w="60" w:type="dxa"/>
+              <w:right w:w="60" w:type="dxa"/>
             </w:tcMar>
           </w:tcPr>
           <w:p>
@@ -2442,10 +2406,10 @@
             <w:tcW w:type="dxa" w:w="2556"/>
             <w:shd w:fill="FFFFFF"/>
             <w:tcMar>
-              <w:top w:w="45" w:type="dxa"/>
-              <w:bottom w:w="45" w:type="dxa"/>
-              <w:left w:w="75" w:type="dxa"/>
-              <w:right w:w="75" w:type="dxa"/>
+              <w:top w:w="24" w:type="dxa"/>
+              <w:bottom w:w="24" w:type="dxa"/>
+              <w:left w:w="60" w:type="dxa"/>
+              <w:right w:w="60" w:type="dxa"/>
             </w:tcMar>
           </w:tcPr>
           <w:p>
@@ -2466,10 +2430,10 @@
             <w:tcW w:type="dxa" w:w="2556"/>
             <w:shd w:fill="F9FAFB"/>
             <w:tcMar>
-              <w:top w:w="45" w:type="dxa"/>
-              <w:bottom w:w="45" w:type="dxa"/>
-              <w:left w:w="75" w:type="dxa"/>
-              <w:right w:w="75" w:type="dxa"/>
+              <w:top w:w="24" w:type="dxa"/>
+              <w:bottom w:w="24" w:type="dxa"/>
+              <w:left w:w="60" w:type="dxa"/>
+              <w:right w:w="60" w:type="dxa"/>
             </w:tcMar>
           </w:tcPr>
           <w:p>
@@ -2488,10 +2452,10 @@
             <w:tcW w:type="dxa" w:w="2556"/>
             <w:shd w:fill="F9FAFB"/>
             <w:tcMar>
-              <w:top w:w="45" w:type="dxa"/>
-              <w:bottom w:w="45" w:type="dxa"/>
-              <w:left w:w="75" w:type="dxa"/>
-              <w:right w:w="75" w:type="dxa"/>
+              <w:top w:w="24" w:type="dxa"/>
+              <w:bottom w:w="24" w:type="dxa"/>
+              <w:left w:w="60" w:type="dxa"/>
+              <w:right w:w="60" w:type="dxa"/>
             </w:tcMar>
           </w:tcPr>
           <w:p>
@@ -2510,10 +2474,10 @@
             <w:tcW w:type="dxa" w:w="2556"/>
             <w:shd w:fill="F9FAFB"/>
             <w:tcMar>
-              <w:top w:w="45" w:type="dxa"/>
-              <w:bottom w:w="45" w:type="dxa"/>
-              <w:left w:w="75" w:type="dxa"/>
-              <w:right w:w="75" w:type="dxa"/>
+              <w:top w:w="24" w:type="dxa"/>
+              <w:bottom w:w="24" w:type="dxa"/>
+              <w:left w:w="60" w:type="dxa"/>
+              <w:right w:w="60" w:type="dxa"/>
             </w:tcMar>
           </w:tcPr>
           <w:p>
@@ -2532,10 +2496,10 @@
             <w:tcW w:type="dxa" w:w="2556"/>
             <w:shd w:fill="F9FAFB"/>
             <w:tcMar>
-              <w:top w:w="45" w:type="dxa"/>
-              <w:bottom w:w="45" w:type="dxa"/>
-              <w:left w:w="75" w:type="dxa"/>
-              <w:right w:w="75" w:type="dxa"/>
+              <w:top w:w="24" w:type="dxa"/>
+              <w:bottom w:w="24" w:type="dxa"/>
+              <w:left w:w="60" w:type="dxa"/>
+              <w:right w:w="60" w:type="dxa"/>
             </w:tcMar>
           </w:tcPr>
           <w:p>
@@ -2553,20 +2517,15 @@
     </w:tbl>
     <w:p>
       <w:pPr>
-        <w:spacing w:before="20" w:after="40"/>
-      </w:pPr>
-    </w:p>
-    <w:p>
-      <w:pPr>
         <w:keepNext/>
-        <w:spacing w:before="120" w:after="40"/>
+        <w:spacing w:before="80" w:after="30"/>
       </w:pPr>
       <w:r>
         <w:rPr>
           <w:rFonts w:ascii="Calibri" w:hAnsi="Calibri"/>
           <w:b/>
           <w:color w:val="000000"/>
-          <w:sz w:val="21"/>
+          <w:sz w:val="20"/>
         </w:rPr>
         <w:t>Mathematical Formulation of Novelty Innovations</w:t>
       </w:r>
@@ -2588,7 +2547,7 @@
     </w:p>
     <w:p>
       <w:pPr>
-        <w:spacing w:before="30" w:after="40"/>
+        <w:spacing w:before="20" w:after="30"/>
       </w:pPr>
       <w:r>
         <w:rPr>
@@ -2601,7 +2560,7 @@
     </w:p>
     <w:p>
       <w:pPr>
-        <w:spacing w:before="30" w:after="40"/>
+        <w:spacing w:before="20" w:after="30"/>
       </w:pPr>
       <w:r>
         <w:rPr>
@@ -2614,7 +2573,7 @@
     </w:p>
     <w:p>
       <w:pPr>
-        <w:spacing w:before="30" w:after="40"/>
+        <w:spacing w:before="20" w:after="30"/>
       </w:pPr>
       <w:r>
         <w:rPr>
@@ -2627,7 +2586,7 @@
     </w:p>
     <w:p>
       <w:pPr>
-        <w:spacing w:before="30" w:after="40"/>
+        <w:spacing w:before="20" w:after="30"/>
       </w:pPr>
       <w:r>
         <w:rPr>
@@ -2640,7 +2599,7 @@
     </w:p>
     <w:p>
       <w:pPr>
-        <w:spacing w:before="30" w:after="40"/>
+        <w:spacing w:before="20" w:after="30"/>
       </w:pPr>
       <w:r>
         <w:rPr>
@@ -2653,7 +2612,7 @@
     </w:p>
     <w:p>
       <w:pPr>
-        <w:spacing w:before="30" w:after="40"/>
+        <w:spacing w:before="20" w:after="30"/>
       </w:pPr>
       <w:r>
         <w:rPr>
@@ -2661,7 +2620,7 @@
           <w:color w:val="1E1E1E"/>
           <w:sz w:val="18"/>
         </w:rPr>
-        <w:t>Google Books has zero capability to execute this graph computation.</w:t>
+        <w:t>This allows ChapterOne to determine mathematically optimal reading transitions in real time directly within SQL.</w:t>
       </w:r>
     </w:p>
     <w:p>
@@ -2681,7 +2640,7 @@
     </w:p>
     <w:p>
       <w:pPr>
-        <w:spacing w:before="30" w:after="40"/>
+        <w:spacing w:before="20" w:after="30"/>
       </w:pPr>
       <w:r>
         <w:rPr>
@@ -2689,7 +2648,7 @@
           <w:color w:val="1E1E1E"/>
           <w:sz w:val="18"/>
         </w:rPr>
-        <w:t xml:space="preserve">To solve the Matthew Effect ("rich get richer") in commercial book search, ChapterOne executes the </w:t>
+        <w:t xml:space="preserve">To solve the Matthew Effect in commercial book search, ChapterOne executes the </w:t>
       </w:r>
       <w:r>
         <w:rPr>
@@ -2711,7 +2670,7 @@
     </w:p>
     <w:p>
       <w:pPr>
-        <w:spacing w:before="30" w:after="40"/>
+        <w:spacing w:before="20" w:after="30"/>
       </w:pPr>
       <w:r>
         <w:rPr>
@@ -2724,7 +2683,7 @@
     </w:p>
     <w:p>
       <w:pPr>
-        <w:spacing w:before="30" w:after="40"/>
+        <w:spacing w:before="20" w:after="30"/>
       </w:pPr>
       <w:r>
         <w:rPr>
@@ -2793,7 +2752,7 @@
     </w:p>
     <w:p>
       <w:pPr>
-        <w:spacing w:before="30" w:after="40"/>
+        <w:spacing w:before="20" w:after="30"/>
       </w:pPr>
       <w:r>
         <w:rPr>
@@ -2801,12 +2760,12 @@
           <w:color w:val="1E1E1E"/>
           <w:sz w:val="18"/>
         </w:rPr>
-        <w:t>When `n_i` is small, the exploration bonus `√( (2 · ln N) / n_i )` dominates, ensuring that obscure high-quality books are surfaced to readers. This mathematical mechanism is completely absent in Google Books.</w:t>
+        <w:t>When `n_i` is small, the exploration bonus `√( (2 · ln N) / n_i )` dominates, ensuring that obscure high-quality books are surfaced to readers alongside proven favorites.</w:t>
       </w:r>
     </w:p>
     <w:p>
       <w:pPr>
-        <w:spacing w:before="40" w:after="80"/>
+        <w:spacing w:before="20" w:after="40"/>
       </w:pPr>
       <w:r>
         <w:rPr>
@@ -2819,14 +2778,14 @@
     <w:p>
       <w:pPr>
         <w:keepNext/>
-        <w:spacing w:before="160" w:after="40"/>
+        <w:spacing w:before="120" w:after="30"/>
       </w:pPr>
       <w:r>
         <w:rPr>
           <w:rFonts w:ascii="Calibri" w:hAnsi="Calibri"/>
           <w:b/>
           <w:color w:val="000000"/>
-          <w:sz w:val="24"/>
+          <w:sz w:val="23"/>
         </w:rPr>
         <w:t>1.3 Concrete Engineering Objectives &amp; Scope</w:t>
       </w:r>
@@ -3060,7 +3019,7 @@
     </w:p>
     <w:p>
       <w:pPr>
-        <w:spacing w:before="40" w:after="80"/>
+        <w:spacing w:before="20" w:after="40"/>
       </w:pPr>
       <w:r>
         <w:rPr>
@@ -3073,16 +3032,16 @@
     <w:p>
       <w:pPr>
         <w:keepNext/>
-        <w:spacing w:before="160" w:after="40"/>
+        <w:spacing w:before="120" w:after="30"/>
       </w:pPr>
       <w:r>
         <w:rPr>
           <w:rFonts w:ascii="Calibri" w:hAnsi="Calibri"/>
           <w:b/>
           <w:color w:val="000000"/>
-          <w:sz w:val="24"/>
+          <w:sz w:val="23"/>
         </w:rPr>
-        <w:t>1.4 Team Responsibilities, Tech Stack &amp; Project Timeline</w:t>
+        <w:t>1.4 Team Responsibilities &amp; Technology Stack</w:t>
       </w:r>
     </w:p>
     <w:tbl>
@@ -3111,10 +3070,10 @@
             <w:tcW w:type="dxa" w:w="2556"/>
             <w:shd w:fill="000000"/>
             <w:tcMar>
-              <w:top w:w="70" w:type="dxa"/>
-              <w:bottom w:w="70" w:type="dxa"/>
-              <w:left w:w="90" w:type="dxa"/>
-              <w:right w:w="90" w:type="dxa"/>
+              <w:top w:w="45" w:type="dxa"/>
+              <w:bottom w:w="45" w:type="dxa"/>
+              <w:left w:w="75" w:type="dxa"/>
+              <w:right w:w="75" w:type="dxa"/>
             </w:tcMar>
           </w:tcPr>
           <w:p>
@@ -3137,10 +3096,10 @@
             <w:tcW w:type="dxa" w:w="2556"/>
             <w:shd w:fill="000000"/>
             <w:tcMar>
-              <w:top w:w="70" w:type="dxa"/>
-              <w:bottom w:w="70" w:type="dxa"/>
-              <w:left w:w="90" w:type="dxa"/>
-              <w:right w:w="90" w:type="dxa"/>
+              <w:top w:w="45" w:type="dxa"/>
+              <w:bottom w:w="45" w:type="dxa"/>
+              <w:left w:w="75" w:type="dxa"/>
+              <w:right w:w="75" w:type="dxa"/>
             </w:tcMar>
           </w:tcPr>
           <w:p>
@@ -3163,10 +3122,10 @@
             <w:tcW w:type="dxa" w:w="2556"/>
             <w:shd w:fill="000000"/>
             <w:tcMar>
-              <w:top w:w="70" w:type="dxa"/>
-              <w:bottom w:w="70" w:type="dxa"/>
-              <w:left w:w="90" w:type="dxa"/>
-              <w:right w:w="90" w:type="dxa"/>
+              <w:top w:w="45" w:type="dxa"/>
+              <w:bottom w:w="45" w:type="dxa"/>
+              <w:left w:w="75" w:type="dxa"/>
+              <w:right w:w="75" w:type="dxa"/>
             </w:tcMar>
           </w:tcPr>
           <w:p>
@@ -3189,10 +3148,10 @@
             <w:tcW w:type="dxa" w:w="2556"/>
             <w:shd w:fill="000000"/>
             <w:tcMar>
-              <w:top w:w="70" w:type="dxa"/>
-              <w:bottom w:w="70" w:type="dxa"/>
-              <w:left w:w="90" w:type="dxa"/>
-              <w:right w:w="90" w:type="dxa"/>
+              <w:top w:w="45" w:type="dxa"/>
+              <w:bottom w:w="45" w:type="dxa"/>
+              <w:left w:w="75" w:type="dxa"/>
+              <w:right w:w="75" w:type="dxa"/>
             </w:tcMar>
           </w:tcPr>
           <w:p>
@@ -3217,10 +3176,10 @@
             <w:tcW w:type="dxa" w:w="2556"/>
             <w:shd w:fill="FFFFFF"/>
             <w:tcMar>
-              <w:top w:w="45" w:type="dxa"/>
-              <w:bottom w:w="45" w:type="dxa"/>
-              <w:left w:w="75" w:type="dxa"/>
-              <w:right w:w="75" w:type="dxa"/>
+              <w:top w:w="24" w:type="dxa"/>
+              <w:bottom w:w="24" w:type="dxa"/>
+              <w:left w:w="60" w:type="dxa"/>
+              <w:right w:w="60" w:type="dxa"/>
             </w:tcMar>
           </w:tcPr>
           <w:p>
@@ -3239,10 +3198,10 @@
             <w:tcW w:type="dxa" w:w="2556"/>
             <w:shd w:fill="FFFFFF"/>
             <w:tcMar>
-              <w:top w:w="45" w:type="dxa"/>
-              <w:bottom w:w="45" w:type="dxa"/>
-              <w:left w:w="75" w:type="dxa"/>
-              <w:right w:w="75" w:type="dxa"/>
+              <w:top w:w="24" w:type="dxa"/>
+              <w:bottom w:w="24" w:type="dxa"/>
+              <w:left w:w="60" w:type="dxa"/>
+              <w:right w:w="60" w:type="dxa"/>
             </w:tcMar>
           </w:tcPr>
           <w:p>
@@ -3261,10 +3220,10 @@
             <w:tcW w:type="dxa" w:w="2556"/>
             <w:shd w:fill="FFFFFF"/>
             <w:tcMar>
-              <w:top w:w="45" w:type="dxa"/>
-              <w:bottom w:w="45" w:type="dxa"/>
-              <w:left w:w="75" w:type="dxa"/>
-              <w:right w:w="75" w:type="dxa"/>
+              <w:top w:w="24" w:type="dxa"/>
+              <w:bottom w:w="24" w:type="dxa"/>
+              <w:left w:w="60" w:type="dxa"/>
+              <w:right w:w="60" w:type="dxa"/>
             </w:tcMar>
           </w:tcPr>
           <w:p>
@@ -3283,10 +3242,10 @@
             <w:tcW w:type="dxa" w:w="2556"/>
             <w:shd w:fill="FFFFFF"/>
             <w:tcMar>
-              <w:top w:w="45" w:type="dxa"/>
-              <w:bottom w:w="45" w:type="dxa"/>
-              <w:left w:w="75" w:type="dxa"/>
-              <w:right w:w="75" w:type="dxa"/>
+              <w:top w:w="24" w:type="dxa"/>
+              <w:bottom w:w="24" w:type="dxa"/>
+              <w:left w:w="60" w:type="dxa"/>
+              <w:right w:w="60" w:type="dxa"/>
             </w:tcMar>
           </w:tcPr>
           <w:p>
@@ -3307,10 +3266,10 @@
             <w:tcW w:type="dxa" w:w="2556"/>
             <w:shd w:fill="F9FAFB"/>
             <w:tcMar>
-              <w:top w:w="45" w:type="dxa"/>
-              <w:bottom w:w="45" w:type="dxa"/>
-              <w:left w:w="75" w:type="dxa"/>
-              <w:right w:w="75" w:type="dxa"/>
+              <w:top w:w="24" w:type="dxa"/>
+              <w:bottom w:w="24" w:type="dxa"/>
+              <w:left w:w="60" w:type="dxa"/>
+              <w:right w:w="60" w:type="dxa"/>
             </w:tcMar>
           </w:tcPr>
           <w:p>
@@ -3329,10 +3288,10 @@
             <w:tcW w:type="dxa" w:w="2556"/>
             <w:shd w:fill="F9FAFB"/>
             <w:tcMar>
-              <w:top w:w="45" w:type="dxa"/>
-              <w:bottom w:w="45" w:type="dxa"/>
-              <w:left w:w="75" w:type="dxa"/>
-              <w:right w:w="75" w:type="dxa"/>
+              <w:top w:w="24" w:type="dxa"/>
+              <w:bottom w:w="24" w:type="dxa"/>
+              <w:left w:w="60" w:type="dxa"/>
+              <w:right w:w="60" w:type="dxa"/>
             </w:tcMar>
           </w:tcPr>
           <w:p>
@@ -3351,10 +3310,10 @@
             <w:tcW w:type="dxa" w:w="2556"/>
             <w:shd w:fill="F9FAFB"/>
             <w:tcMar>
-              <w:top w:w="45" w:type="dxa"/>
-              <w:bottom w:w="45" w:type="dxa"/>
-              <w:left w:w="75" w:type="dxa"/>
-              <w:right w:w="75" w:type="dxa"/>
+              <w:top w:w="24" w:type="dxa"/>
+              <w:bottom w:w="24" w:type="dxa"/>
+              <w:left w:w="60" w:type="dxa"/>
+              <w:right w:w="60" w:type="dxa"/>
             </w:tcMar>
           </w:tcPr>
           <w:p>
@@ -3373,10 +3332,10 @@
             <w:tcW w:type="dxa" w:w="2556"/>
             <w:shd w:fill="F9FAFB"/>
             <w:tcMar>
-              <w:top w:w="45" w:type="dxa"/>
-              <w:bottom w:w="45" w:type="dxa"/>
-              <w:left w:w="75" w:type="dxa"/>
-              <w:right w:w="75" w:type="dxa"/>
+              <w:top w:w="24" w:type="dxa"/>
+              <w:bottom w:w="24" w:type="dxa"/>
+              <w:left w:w="60" w:type="dxa"/>
+              <w:right w:w="60" w:type="dxa"/>
             </w:tcMar>
           </w:tcPr>
           <w:p>
@@ -3394,11 +3353,6 @@
     </w:tbl>
     <w:p>
       <w:pPr>
-        <w:spacing w:before="20" w:after="40"/>
-      </w:pPr>
-    </w:p>
-    <w:p>
-      <w:pPr>
         <w:pStyle w:val="ListBullet"/>
         <w:spacing w:before="10" w:after="20"/>
       </w:pPr>
@@ -3549,202 +3503,7 @@
     </w:p>
     <w:p>
       <w:pPr>
-        <w:keepNext/>
-        <w:spacing w:before="120" w:after="40"/>
-      </w:pPr>
-      <w:r>
-        <w:rPr>
-          <w:rFonts w:ascii="Calibri" w:hAnsi="Calibri"/>
-          <w:b/>
-          <w:color w:val="000000"/>
-          <w:sz w:val="21"/>
-        </w:rPr>
-        <w:t>Project Execution Timeline (Gantt Chart)</w:t>
-      </w:r>
-    </w:p>
-    <w:p>
-      <w:pPr>
-        <w:pStyle w:val="ListBullet"/>
-        <w:spacing w:before="10" w:after="20"/>
-      </w:pPr>
-      <w:r>
-        <w:rPr>
-          <w:rFonts w:ascii="Calibri" w:hAnsi="Calibri"/>
-          <w:color w:val="1E1E1E"/>
-          <w:sz w:val="18"/>
-        </w:rPr>
-      </w:r>
-      <w:r>
-        <w:rPr>
-          <w:rFonts w:ascii="Calibri" w:hAnsi="Calibri"/>
-          <w:b/>
-          <w:color w:val="1E1E1E"/>
-          <w:sz w:val="18"/>
-        </w:rPr>
-        <w:t>Weeks 1–2 (Aug 2026):</w:t>
-      </w:r>
-      <w:r>
-        <w:rPr>
-          <w:rFonts w:ascii="Calibri" w:hAnsi="Calibri"/>
-          <w:color w:val="1E1E1E"/>
-          <w:sz w:val="18"/>
-        </w:rPr>
-        <w:t xml:space="preserve"> Problem Analysis, Google Books Gap Identification, ER Modeling.</w:t>
-      </w:r>
-    </w:p>
-    <w:p>
-      <w:pPr>
-        <w:pStyle w:val="ListBullet"/>
-        <w:spacing w:before="10" w:after="20"/>
-      </w:pPr>
-      <w:r>
-        <w:rPr>
-          <w:rFonts w:ascii="Calibri" w:hAnsi="Calibri"/>
-          <w:color w:val="1E1E1E"/>
-          <w:sz w:val="18"/>
-        </w:rPr>
-      </w:r>
-      <w:r>
-        <w:rPr>
-          <w:rFonts w:ascii="Calibri" w:hAnsi="Calibri"/>
-          <w:b/>
-          <w:color w:val="1E1E1E"/>
-          <w:sz w:val="18"/>
-        </w:rPr>
-        <w:t>Weeks 3–4 (Aug 2026):</w:t>
-      </w:r>
-      <w:r>
-        <w:rPr>
-          <w:rFonts w:ascii="Calibri" w:hAnsi="Calibri"/>
-          <w:color w:val="1E1E1E"/>
-          <w:sz w:val="18"/>
-        </w:rPr>
-        <w:t xml:space="preserve"> Schema Normalization to 3NF, Supabase PostgreSQL DDL, Constraint Definition.</w:t>
-      </w:r>
-    </w:p>
-    <w:p>
-      <w:pPr>
-        <w:pStyle w:val="ListBullet"/>
-        <w:spacing w:before="10" w:after="20"/>
-      </w:pPr>
-      <w:r>
-        <w:rPr>
-          <w:rFonts w:ascii="Calibri" w:hAnsi="Calibri"/>
-          <w:color w:val="1E1E1E"/>
-          <w:sz w:val="18"/>
-        </w:rPr>
-      </w:r>
-      <w:r>
-        <w:rPr>
-          <w:rFonts w:ascii="Calibri" w:hAnsi="Calibri"/>
-          <w:b/>
-          <w:color w:val="1E1E1E"/>
-          <w:sz w:val="18"/>
-        </w:rPr>
-        <w:t>Weeks 5–6 (Sep 2026):</w:t>
-      </w:r>
-      <w:r>
-        <w:rPr>
-          <w:rFonts w:ascii="Calibri" w:hAnsi="Calibri"/>
-          <w:color w:val="1E1E1E"/>
-          <w:sz w:val="18"/>
-        </w:rPr>
-        <w:t xml:space="preserve"> Bulk Ingestion (11,329 books, 55,234 edges), Stored Procedures &amp; Triggers.</w:t>
-      </w:r>
-    </w:p>
-    <w:p>
-      <w:pPr>
-        <w:pStyle w:val="ListBullet"/>
-        <w:spacing w:before="10" w:after="20"/>
-      </w:pPr>
-      <w:r>
-        <w:rPr>
-          <w:rFonts w:ascii="Calibri" w:hAnsi="Calibri"/>
-          <w:color w:val="1E1E1E"/>
-          <w:sz w:val="18"/>
-        </w:rPr>
-      </w:r>
-      <w:r>
-        <w:rPr>
-          <w:rFonts w:ascii="Calibri" w:hAnsi="Calibri"/>
-          <w:b/>
-          <w:color w:val="1E1E1E"/>
-          <w:sz w:val="18"/>
-        </w:rPr>
-        <w:t>Weeks 7–8 (Sep 2026):</w:t>
-      </w:r>
-      <w:r>
-        <w:rPr>
-          <w:rFonts w:ascii="Calibri" w:hAnsi="Calibri"/>
-          <w:color w:val="1E1E1E"/>
-          <w:sz w:val="18"/>
-        </w:rPr>
-        <w:t xml:space="preserve"> Prisma ORM Integration, $transaction Route Handlers, pgvector HNSW Setup.</w:t>
-      </w:r>
-    </w:p>
-    <w:p>
-      <w:pPr>
-        <w:pStyle w:val="ListBullet"/>
-        <w:spacing w:before="10" w:after="20"/>
-      </w:pPr>
-      <w:r>
-        <w:rPr>
-          <w:rFonts w:ascii="Calibri" w:hAnsi="Calibri"/>
-          <w:color w:val="1E1E1E"/>
-          <w:sz w:val="18"/>
-        </w:rPr>
-      </w:r>
-      <w:r>
-        <w:rPr>
-          <w:rFonts w:ascii="Calibri" w:hAnsi="Calibri"/>
-          <w:b/>
-          <w:color w:val="1E1E1E"/>
-          <w:sz w:val="18"/>
-        </w:rPr>
-        <w:t>Weeks 9–10 (Oct 2026):</w:t>
-      </w:r>
-      <w:r>
-        <w:rPr>
-          <w:rFonts w:ascii="Calibri" w:hAnsi="Calibri"/>
-          <w:color w:val="1E1E1E"/>
-          <w:sz w:val="18"/>
-        </w:rPr>
-        <w:t xml:space="preserve"> Next.js 16 App Development, Single-Table RBAC, Row-Level Security.</w:t>
-      </w:r>
-    </w:p>
-    <w:p>
-      <w:pPr>
-        <w:pStyle w:val="ListBullet"/>
-        <w:spacing w:before="10" w:after="20"/>
-      </w:pPr>
-      <w:r>
-        <w:rPr>
-          <w:rFonts w:ascii="Calibri" w:hAnsi="Calibri"/>
-          <w:color w:val="1E1E1E"/>
-          <w:sz w:val="18"/>
-        </w:rPr>
-      </w:r>
-      <w:r>
-        <w:rPr>
-          <w:rFonts w:ascii="Calibri" w:hAnsi="Calibri"/>
-          <w:b/>
-          <w:color w:val="1E1E1E"/>
-          <w:sz w:val="18"/>
-        </w:rPr>
-        <w:t>Weeks 11–12 (Oct 2026):</w:t>
-      </w:r>
-      <w:r>
-        <w:rPr>
-          <w:rFonts w:ascii="Calibri" w:hAnsi="Calibri"/>
-          <w:color w:val="1E1E1E"/>
-          <w:sz w:val="18"/>
-        </w:rPr>
-        <w:t xml:space="preserve"> Docker Containerization, CI/CD GitHub Actions, Vercel Production Deployment, DBMS Defense.</w:t>
-      </w:r>
-    </w:p>
-    <w:p>
-      <w:pPr>
-        <w:spacing w:before="40" w:after="80"/>
+        <w:spacing w:before="20" w:after="40"/>
       </w:pPr>
       <w:r>
         <w:rPr>
@@ -3757,14 +3516,14 @@
     <w:p>
       <w:pPr>
         <w:keepNext/>
-        <w:spacing w:before="200" w:after="60"/>
+        <w:spacing w:before="140" w:after="40"/>
       </w:pPr>
       <w:r>
         <w:rPr>
           <w:rFonts w:ascii="Calibri" w:hAnsi="Calibri"/>
           <w:b/>
           <w:color w:val="000000"/>
-          <w:sz w:val="30"/>
+          <w:sz w:val="28"/>
         </w:rPr>
         <w:t>SECTION 2: DATABASE DESIGN &amp; RELATIONAL ARCHITECTURE</w:t>
       </w:r>
@@ -3772,21 +3531,21 @@
     <w:p>
       <w:pPr>
         <w:keepNext/>
-        <w:spacing w:before="160" w:after="40"/>
+        <w:spacing w:before="120" w:after="30"/>
       </w:pPr>
       <w:r>
         <w:rPr>
           <w:rFonts w:ascii="Calibri" w:hAnsi="Calibri"/>
           <w:b/>
           <w:color w:val="000000"/>
-          <w:sz w:val="24"/>
+          <w:sz w:val="23"/>
         </w:rPr>
         <w:t>2.1 Entity-Relationship (ER) Diagram (10 Primary Entities)</w:t>
       </w:r>
     </w:p>
     <w:p>
       <w:pPr>
-        <w:spacing w:before="30" w:after="40"/>
+        <w:spacing w:before="20" w:after="30"/>
       </w:pPr>
       <w:r>
         <w:rPr>
@@ -4002,7 +3761,7 @@
     </w:p>
     <w:p>
       <w:pPr>
-        <w:spacing w:before="40" w:after="80"/>
+        <w:spacing w:before="20" w:after="40"/>
       </w:pPr>
       <w:r>
         <w:rPr>
@@ -4015,14 +3774,14 @@
     <w:p>
       <w:pPr>
         <w:keepNext/>
-        <w:spacing w:before="160" w:after="40"/>
+        <w:spacing w:before="120" w:after="30"/>
       </w:pPr>
       <w:r>
         <w:rPr>
           <w:rFonts w:ascii="Calibri" w:hAnsi="Calibri"/>
           <w:b/>
           <w:color w:val="000000"/>
-          <w:sz w:val="24"/>
+          <w:sz w:val="23"/>
         </w:rPr>
         <w:t>2.2 Formal Relational Schema (10 Application Tables)</w:t>
       </w:r>
@@ -4169,7 +3928,7 @@
     </w:p>
     <w:p>
       <w:pPr>
-        <w:spacing w:before="40" w:after="80"/>
+        <w:spacing w:before="20" w:after="40"/>
       </w:pPr>
       <w:r>
         <w:rPr>
@@ -4182,14 +3941,14 @@
     <w:p>
       <w:pPr>
         <w:keepNext/>
-        <w:spacing w:before="160" w:after="40"/>
+        <w:spacing w:before="120" w:after="30"/>
       </w:pPr>
       <w:r>
         <w:rPr>
           <w:rFonts w:ascii="Calibri" w:hAnsi="Calibri"/>
           <w:b/>
           <w:color w:val="000000"/>
-          <w:sz w:val="24"/>
+          <w:sz w:val="23"/>
         </w:rPr>
         <w:t>2.3 Comprehensive Data Dictionary (10 Application Tables)</w:t>
       </w:r>
@@ -4220,10 +3979,10 @@
             <w:tcW w:type="dxa" w:w="2556"/>
             <w:shd w:fill="000000"/>
             <w:tcMar>
-              <w:top w:w="70" w:type="dxa"/>
-              <w:bottom w:w="70" w:type="dxa"/>
-              <w:left w:w="90" w:type="dxa"/>
-              <w:right w:w="90" w:type="dxa"/>
+              <w:top w:w="45" w:type="dxa"/>
+              <w:bottom w:w="45" w:type="dxa"/>
+              <w:left w:w="75" w:type="dxa"/>
+              <w:right w:w="75" w:type="dxa"/>
             </w:tcMar>
           </w:tcPr>
           <w:p>
@@ -4246,10 +4005,10 @@
             <w:tcW w:type="dxa" w:w="2556"/>
             <w:shd w:fill="000000"/>
             <w:tcMar>
-              <w:top w:w="70" w:type="dxa"/>
-              <w:bottom w:w="70" w:type="dxa"/>
-              <w:left w:w="90" w:type="dxa"/>
-              <w:right w:w="90" w:type="dxa"/>
+              <w:top w:w="45" w:type="dxa"/>
+              <w:bottom w:w="45" w:type="dxa"/>
+              <w:left w:w="75" w:type="dxa"/>
+              <w:right w:w="75" w:type="dxa"/>
             </w:tcMar>
           </w:tcPr>
           <w:p>
@@ -4272,10 +4031,10 @@
             <w:tcW w:type="dxa" w:w="2556"/>
             <w:shd w:fill="000000"/>
             <w:tcMar>
-              <w:top w:w="70" w:type="dxa"/>
-              <w:bottom w:w="70" w:type="dxa"/>
-              <w:left w:w="90" w:type="dxa"/>
-              <w:right w:w="90" w:type="dxa"/>
+              <w:top w:w="45" w:type="dxa"/>
+              <w:bottom w:w="45" w:type="dxa"/>
+              <w:left w:w="75" w:type="dxa"/>
+              <w:right w:w="75" w:type="dxa"/>
             </w:tcMar>
           </w:tcPr>
           <w:p>
@@ -4298,10 +4057,10 @@
             <w:tcW w:type="dxa" w:w="2556"/>
             <w:shd w:fill="000000"/>
             <w:tcMar>
-              <w:top w:w="70" w:type="dxa"/>
-              <w:bottom w:w="70" w:type="dxa"/>
-              <w:left w:w="90" w:type="dxa"/>
-              <w:right w:w="90" w:type="dxa"/>
+              <w:top w:w="45" w:type="dxa"/>
+              <w:bottom w:w="45" w:type="dxa"/>
+              <w:left w:w="75" w:type="dxa"/>
+              <w:right w:w="75" w:type="dxa"/>
             </w:tcMar>
           </w:tcPr>
           <w:p>
@@ -4326,10 +4085,10 @@
             <w:tcW w:type="dxa" w:w="2556"/>
             <w:shd w:fill="FFFFFF"/>
             <w:tcMar>
-              <w:top w:w="45" w:type="dxa"/>
-              <w:bottom w:w="45" w:type="dxa"/>
-              <w:left w:w="75" w:type="dxa"/>
-              <w:right w:w="75" w:type="dxa"/>
+              <w:top w:w="24" w:type="dxa"/>
+              <w:bottom w:w="24" w:type="dxa"/>
+              <w:left w:w="60" w:type="dxa"/>
+              <w:right w:w="60" w:type="dxa"/>
             </w:tcMar>
           </w:tcPr>
           <w:p>
@@ -4348,10 +4107,10 @@
             <w:tcW w:type="dxa" w:w="2556"/>
             <w:shd w:fill="FFFFFF"/>
             <w:tcMar>
-              <w:top w:w="45" w:type="dxa"/>
-              <w:bottom w:w="45" w:type="dxa"/>
-              <w:left w:w="75" w:type="dxa"/>
-              <w:right w:w="75" w:type="dxa"/>
+              <w:top w:w="24" w:type="dxa"/>
+              <w:bottom w:w="24" w:type="dxa"/>
+              <w:left w:w="60" w:type="dxa"/>
+              <w:right w:w="60" w:type="dxa"/>
             </w:tcMar>
           </w:tcPr>
           <w:p>
@@ -4370,10 +4129,10 @@
             <w:tcW w:type="dxa" w:w="2556"/>
             <w:shd w:fill="FFFFFF"/>
             <w:tcMar>
-              <w:top w:w="45" w:type="dxa"/>
-              <w:bottom w:w="45" w:type="dxa"/>
-              <w:left w:w="75" w:type="dxa"/>
-              <w:right w:w="75" w:type="dxa"/>
+              <w:top w:w="24" w:type="dxa"/>
+              <w:bottom w:w="24" w:type="dxa"/>
+              <w:left w:w="60" w:type="dxa"/>
+              <w:right w:w="60" w:type="dxa"/>
             </w:tcMar>
           </w:tcPr>
           <w:p>
@@ -4392,10 +4151,10 @@
             <w:tcW w:type="dxa" w:w="2556"/>
             <w:shd w:fill="FFFFFF"/>
             <w:tcMar>
-              <w:top w:w="45" w:type="dxa"/>
-              <w:bottom w:w="45" w:type="dxa"/>
-              <w:left w:w="75" w:type="dxa"/>
-              <w:right w:w="75" w:type="dxa"/>
+              <w:top w:w="24" w:type="dxa"/>
+              <w:bottom w:w="24" w:type="dxa"/>
+              <w:left w:w="60" w:type="dxa"/>
+              <w:right w:w="60" w:type="dxa"/>
             </w:tcMar>
           </w:tcPr>
           <w:p>
@@ -4416,10 +4175,10 @@
             <w:tcW w:type="dxa" w:w="2556"/>
             <w:shd w:fill="F9FAFB"/>
             <w:tcMar>
-              <w:top w:w="45" w:type="dxa"/>
-              <w:bottom w:w="45" w:type="dxa"/>
-              <w:left w:w="75" w:type="dxa"/>
-              <w:right w:w="75" w:type="dxa"/>
+              <w:top w:w="24" w:type="dxa"/>
+              <w:bottom w:w="24" w:type="dxa"/>
+              <w:left w:w="60" w:type="dxa"/>
+              <w:right w:w="60" w:type="dxa"/>
             </w:tcMar>
           </w:tcPr>
           <w:p>
@@ -4438,10 +4197,10 @@
             <w:tcW w:type="dxa" w:w="2556"/>
             <w:shd w:fill="F9FAFB"/>
             <w:tcMar>
-              <w:top w:w="45" w:type="dxa"/>
-              <w:bottom w:w="45" w:type="dxa"/>
-              <w:left w:w="75" w:type="dxa"/>
-              <w:right w:w="75" w:type="dxa"/>
+              <w:top w:w="24" w:type="dxa"/>
+              <w:bottom w:w="24" w:type="dxa"/>
+              <w:left w:w="60" w:type="dxa"/>
+              <w:right w:w="60" w:type="dxa"/>
             </w:tcMar>
           </w:tcPr>
           <w:p>
@@ -4460,10 +4219,10 @@
             <w:tcW w:type="dxa" w:w="2556"/>
             <w:shd w:fill="F9FAFB"/>
             <w:tcMar>
-              <w:top w:w="45" w:type="dxa"/>
-              <w:bottom w:w="45" w:type="dxa"/>
-              <w:left w:w="75" w:type="dxa"/>
-              <w:right w:w="75" w:type="dxa"/>
+              <w:top w:w="24" w:type="dxa"/>
+              <w:bottom w:w="24" w:type="dxa"/>
+              <w:left w:w="60" w:type="dxa"/>
+              <w:right w:w="60" w:type="dxa"/>
             </w:tcMar>
           </w:tcPr>
           <w:p>
@@ -4482,10 +4241,10 @@
             <w:tcW w:type="dxa" w:w="2556"/>
             <w:shd w:fill="F9FAFB"/>
             <w:tcMar>
-              <w:top w:w="45" w:type="dxa"/>
-              <w:bottom w:w="45" w:type="dxa"/>
-              <w:left w:w="75" w:type="dxa"/>
-              <w:right w:w="75" w:type="dxa"/>
+              <w:top w:w="24" w:type="dxa"/>
+              <w:bottom w:w="24" w:type="dxa"/>
+              <w:left w:w="60" w:type="dxa"/>
+              <w:right w:w="60" w:type="dxa"/>
             </w:tcMar>
           </w:tcPr>
           <w:p>
@@ -4506,10 +4265,10 @@
             <w:tcW w:type="dxa" w:w="2556"/>
             <w:shd w:fill="FFFFFF"/>
             <w:tcMar>
-              <w:top w:w="45" w:type="dxa"/>
-              <w:bottom w:w="45" w:type="dxa"/>
-              <w:left w:w="75" w:type="dxa"/>
-              <w:right w:w="75" w:type="dxa"/>
+              <w:top w:w="24" w:type="dxa"/>
+              <w:bottom w:w="24" w:type="dxa"/>
+              <w:left w:w="60" w:type="dxa"/>
+              <w:right w:w="60" w:type="dxa"/>
             </w:tcMar>
           </w:tcPr>
           <w:p>
@@ -4528,10 +4287,10 @@
             <w:tcW w:type="dxa" w:w="2556"/>
             <w:shd w:fill="FFFFFF"/>
             <w:tcMar>
-              <w:top w:w="45" w:type="dxa"/>
-              <w:bottom w:w="45" w:type="dxa"/>
-              <w:left w:w="75" w:type="dxa"/>
-              <w:right w:w="75" w:type="dxa"/>
+              <w:top w:w="24" w:type="dxa"/>
+              <w:bottom w:w="24" w:type="dxa"/>
+              <w:left w:w="60" w:type="dxa"/>
+              <w:right w:w="60" w:type="dxa"/>
             </w:tcMar>
           </w:tcPr>
           <w:p>
@@ -4550,10 +4309,10 @@
             <w:tcW w:type="dxa" w:w="2556"/>
             <w:shd w:fill="FFFFFF"/>
             <w:tcMar>
-              <w:top w:w="45" w:type="dxa"/>
-              <w:bottom w:w="45" w:type="dxa"/>
-              <w:left w:w="75" w:type="dxa"/>
-              <w:right w:w="75" w:type="dxa"/>
+              <w:top w:w="24" w:type="dxa"/>
+              <w:bottom w:w="24" w:type="dxa"/>
+              <w:left w:w="60" w:type="dxa"/>
+              <w:right w:w="60" w:type="dxa"/>
             </w:tcMar>
           </w:tcPr>
           <w:p>
@@ -4572,10 +4331,10 @@
             <w:tcW w:type="dxa" w:w="2556"/>
             <w:shd w:fill="FFFFFF"/>
             <w:tcMar>
-              <w:top w:w="45" w:type="dxa"/>
-              <w:bottom w:w="45" w:type="dxa"/>
-              <w:left w:w="75" w:type="dxa"/>
-              <w:right w:w="75" w:type="dxa"/>
+              <w:top w:w="24" w:type="dxa"/>
+              <w:bottom w:w="24" w:type="dxa"/>
+              <w:left w:w="60" w:type="dxa"/>
+              <w:right w:w="60" w:type="dxa"/>
             </w:tcMar>
           </w:tcPr>
           <w:p>
@@ -4596,10 +4355,10 @@
             <w:tcW w:type="dxa" w:w="2556"/>
             <w:shd w:fill="F9FAFB"/>
             <w:tcMar>
-              <w:top w:w="45" w:type="dxa"/>
-              <w:bottom w:w="45" w:type="dxa"/>
-              <w:left w:w="75" w:type="dxa"/>
-              <w:right w:w="75" w:type="dxa"/>
+              <w:top w:w="24" w:type="dxa"/>
+              <w:bottom w:w="24" w:type="dxa"/>
+              <w:left w:w="60" w:type="dxa"/>
+              <w:right w:w="60" w:type="dxa"/>
             </w:tcMar>
           </w:tcPr>
           <w:p>
@@ -4618,10 +4377,10 @@
             <w:tcW w:type="dxa" w:w="2556"/>
             <w:shd w:fill="F9FAFB"/>
             <w:tcMar>
-              <w:top w:w="45" w:type="dxa"/>
-              <w:bottom w:w="45" w:type="dxa"/>
-              <w:left w:w="75" w:type="dxa"/>
-              <w:right w:w="75" w:type="dxa"/>
+              <w:top w:w="24" w:type="dxa"/>
+              <w:bottom w:w="24" w:type="dxa"/>
+              <w:left w:w="60" w:type="dxa"/>
+              <w:right w:w="60" w:type="dxa"/>
             </w:tcMar>
           </w:tcPr>
           <w:p>
@@ -4640,10 +4399,10 @@
             <w:tcW w:type="dxa" w:w="2556"/>
             <w:shd w:fill="F9FAFB"/>
             <w:tcMar>
-              <w:top w:w="45" w:type="dxa"/>
-              <w:bottom w:w="45" w:type="dxa"/>
-              <w:left w:w="75" w:type="dxa"/>
-              <w:right w:w="75" w:type="dxa"/>
+              <w:top w:w="24" w:type="dxa"/>
+              <w:bottom w:w="24" w:type="dxa"/>
+              <w:left w:w="60" w:type="dxa"/>
+              <w:right w:w="60" w:type="dxa"/>
             </w:tcMar>
           </w:tcPr>
           <w:p>
@@ -4662,10 +4421,10 @@
             <w:tcW w:type="dxa" w:w="2556"/>
             <w:shd w:fill="F9FAFB"/>
             <w:tcMar>
-              <w:top w:w="45" w:type="dxa"/>
-              <w:bottom w:w="45" w:type="dxa"/>
-              <w:left w:w="75" w:type="dxa"/>
-              <w:right w:w="75" w:type="dxa"/>
+              <w:top w:w="24" w:type="dxa"/>
+              <w:bottom w:w="24" w:type="dxa"/>
+              <w:left w:w="60" w:type="dxa"/>
+              <w:right w:w="60" w:type="dxa"/>
             </w:tcMar>
           </w:tcPr>
           <w:p>
@@ -4686,10 +4445,10 @@
             <w:tcW w:type="dxa" w:w="2556"/>
             <w:shd w:fill="FFFFFF"/>
             <w:tcMar>
-              <w:top w:w="45" w:type="dxa"/>
-              <w:bottom w:w="45" w:type="dxa"/>
-              <w:left w:w="75" w:type="dxa"/>
-              <w:right w:w="75" w:type="dxa"/>
+              <w:top w:w="24" w:type="dxa"/>
+              <w:bottom w:w="24" w:type="dxa"/>
+              <w:left w:w="60" w:type="dxa"/>
+              <w:right w:w="60" w:type="dxa"/>
             </w:tcMar>
           </w:tcPr>
           <w:p>
@@ -4708,10 +4467,10 @@
             <w:tcW w:type="dxa" w:w="2556"/>
             <w:shd w:fill="FFFFFF"/>
             <w:tcMar>
-              <w:top w:w="45" w:type="dxa"/>
-              <w:bottom w:w="45" w:type="dxa"/>
-              <w:left w:w="75" w:type="dxa"/>
-              <w:right w:w="75" w:type="dxa"/>
+              <w:top w:w="24" w:type="dxa"/>
+              <w:bottom w:w="24" w:type="dxa"/>
+              <w:left w:w="60" w:type="dxa"/>
+              <w:right w:w="60" w:type="dxa"/>
             </w:tcMar>
           </w:tcPr>
           <w:p>
@@ -4730,10 +4489,10 @@
             <w:tcW w:type="dxa" w:w="2556"/>
             <w:shd w:fill="FFFFFF"/>
             <w:tcMar>
-              <w:top w:w="45" w:type="dxa"/>
-              <w:bottom w:w="45" w:type="dxa"/>
-              <w:left w:w="75" w:type="dxa"/>
-              <w:right w:w="75" w:type="dxa"/>
+              <w:top w:w="24" w:type="dxa"/>
+              <w:bottom w:w="24" w:type="dxa"/>
+              <w:left w:w="60" w:type="dxa"/>
+              <w:right w:w="60" w:type="dxa"/>
             </w:tcMar>
           </w:tcPr>
           <w:p>
@@ -4752,10 +4511,10 @@
             <w:tcW w:type="dxa" w:w="2556"/>
             <w:shd w:fill="FFFFFF"/>
             <w:tcMar>
-              <w:top w:w="45" w:type="dxa"/>
-              <w:bottom w:w="45" w:type="dxa"/>
-              <w:left w:w="75" w:type="dxa"/>
-              <w:right w:w="75" w:type="dxa"/>
+              <w:top w:w="24" w:type="dxa"/>
+              <w:bottom w:w="24" w:type="dxa"/>
+              <w:left w:w="60" w:type="dxa"/>
+              <w:right w:w="60" w:type="dxa"/>
             </w:tcMar>
           </w:tcPr>
           <w:p>
@@ -4776,10 +4535,10 @@
             <w:tcW w:type="dxa" w:w="2556"/>
             <w:shd w:fill="F9FAFB"/>
             <w:tcMar>
-              <w:top w:w="45" w:type="dxa"/>
-              <w:bottom w:w="45" w:type="dxa"/>
-              <w:left w:w="75" w:type="dxa"/>
-              <w:right w:w="75" w:type="dxa"/>
+              <w:top w:w="24" w:type="dxa"/>
+              <w:bottom w:w="24" w:type="dxa"/>
+              <w:left w:w="60" w:type="dxa"/>
+              <w:right w:w="60" w:type="dxa"/>
             </w:tcMar>
           </w:tcPr>
           <w:p>
@@ -4798,10 +4557,10 @@
             <w:tcW w:type="dxa" w:w="2556"/>
             <w:shd w:fill="F9FAFB"/>
             <w:tcMar>
-              <w:top w:w="45" w:type="dxa"/>
-              <w:bottom w:w="45" w:type="dxa"/>
-              <w:left w:w="75" w:type="dxa"/>
-              <w:right w:w="75" w:type="dxa"/>
+              <w:top w:w="24" w:type="dxa"/>
+              <w:bottom w:w="24" w:type="dxa"/>
+              <w:left w:w="60" w:type="dxa"/>
+              <w:right w:w="60" w:type="dxa"/>
             </w:tcMar>
           </w:tcPr>
           <w:p>
@@ -4820,10 +4579,10 @@
             <w:tcW w:type="dxa" w:w="2556"/>
             <w:shd w:fill="F9FAFB"/>
             <w:tcMar>
-              <w:top w:w="45" w:type="dxa"/>
-              <w:bottom w:w="45" w:type="dxa"/>
-              <w:left w:w="75" w:type="dxa"/>
-              <w:right w:w="75" w:type="dxa"/>
+              <w:top w:w="24" w:type="dxa"/>
+              <w:bottom w:w="24" w:type="dxa"/>
+              <w:left w:w="60" w:type="dxa"/>
+              <w:right w:w="60" w:type="dxa"/>
             </w:tcMar>
           </w:tcPr>
           <w:p>
@@ -4842,10 +4601,10 @@
             <w:tcW w:type="dxa" w:w="2556"/>
             <w:shd w:fill="F9FAFB"/>
             <w:tcMar>
-              <w:top w:w="45" w:type="dxa"/>
-              <w:bottom w:w="45" w:type="dxa"/>
-              <w:left w:w="75" w:type="dxa"/>
-              <w:right w:w="75" w:type="dxa"/>
+              <w:top w:w="24" w:type="dxa"/>
+              <w:bottom w:w="24" w:type="dxa"/>
+              <w:left w:w="60" w:type="dxa"/>
+              <w:right w:w="60" w:type="dxa"/>
             </w:tcMar>
           </w:tcPr>
           <w:p>
@@ -4866,10 +4625,10 @@
             <w:tcW w:type="dxa" w:w="2556"/>
             <w:shd w:fill="FFFFFF"/>
             <w:tcMar>
-              <w:top w:w="45" w:type="dxa"/>
-              <w:bottom w:w="45" w:type="dxa"/>
-              <w:left w:w="75" w:type="dxa"/>
-              <w:right w:w="75" w:type="dxa"/>
+              <w:top w:w="24" w:type="dxa"/>
+              <w:bottom w:w="24" w:type="dxa"/>
+              <w:left w:w="60" w:type="dxa"/>
+              <w:right w:w="60" w:type="dxa"/>
             </w:tcMar>
           </w:tcPr>
           <w:p>
@@ -4888,10 +4647,10 @@
             <w:tcW w:type="dxa" w:w="2556"/>
             <w:shd w:fill="FFFFFF"/>
             <w:tcMar>
-              <w:top w:w="45" w:type="dxa"/>
-              <w:bottom w:w="45" w:type="dxa"/>
-              <w:left w:w="75" w:type="dxa"/>
-              <w:right w:w="75" w:type="dxa"/>
+              <w:top w:w="24" w:type="dxa"/>
+              <w:bottom w:w="24" w:type="dxa"/>
+              <w:left w:w="60" w:type="dxa"/>
+              <w:right w:w="60" w:type="dxa"/>
             </w:tcMar>
           </w:tcPr>
           <w:p>
@@ -4910,10 +4669,10 @@
             <w:tcW w:type="dxa" w:w="2556"/>
             <w:shd w:fill="FFFFFF"/>
             <w:tcMar>
-              <w:top w:w="45" w:type="dxa"/>
-              <w:bottom w:w="45" w:type="dxa"/>
-              <w:left w:w="75" w:type="dxa"/>
-              <w:right w:w="75" w:type="dxa"/>
+              <w:top w:w="24" w:type="dxa"/>
+              <w:bottom w:w="24" w:type="dxa"/>
+              <w:left w:w="60" w:type="dxa"/>
+              <w:right w:w="60" w:type="dxa"/>
             </w:tcMar>
           </w:tcPr>
           <w:p>
@@ -4932,10 +4691,10 @@
             <w:tcW w:type="dxa" w:w="2556"/>
             <w:shd w:fill="FFFFFF"/>
             <w:tcMar>
-              <w:top w:w="45" w:type="dxa"/>
-              <w:bottom w:w="45" w:type="dxa"/>
-              <w:left w:w="75" w:type="dxa"/>
-              <w:right w:w="75" w:type="dxa"/>
+              <w:top w:w="24" w:type="dxa"/>
+              <w:bottom w:w="24" w:type="dxa"/>
+              <w:left w:w="60" w:type="dxa"/>
+              <w:right w:w="60" w:type="dxa"/>
             </w:tcMar>
           </w:tcPr>
           <w:p>
@@ -4956,10 +4715,10 @@
             <w:tcW w:type="dxa" w:w="2556"/>
             <w:shd w:fill="F9FAFB"/>
             <w:tcMar>
-              <w:top w:w="45" w:type="dxa"/>
-              <w:bottom w:w="45" w:type="dxa"/>
-              <w:left w:w="75" w:type="dxa"/>
-              <w:right w:w="75" w:type="dxa"/>
+              <w:top w:w="24" w:type="dxa"/>
+              <w:bottom w:w="24" w:type="dxa"/>
+              <w:left w:w="60" w:type="dxa"/>
+              <w:right w:w="60" w:type="dxa"/>
             </w:tcMar>
           </w:tcPr>
           <w:p>
@@ -4978,10 +4737,10 @@
             <w:tcW w:type="dxa" w:w="2556"/>
             <w:shd w:fill="F9FAFB"/>
             <w:tcMar>
-              <w:top w:w="45" w:type="dxa"/>
-              <w:bottom w:w="45" w:type="dxa"/>
-              <w:left w:w="75" w:type="dxa"/>
-              <w:right w:w="75" w:type="dxa"/>
+              <w:top w:w="24" w:type="dxa"/>
+              <w:bottom w:w="24" w:type="dxa"/>
+              <w:left w:w="60" w:type="dxa"/>
+              <w:right w:w="60" w:type="dxa"/>
             </w:tcMar>
           </w:tcPr>
           <w:p>
@@ -5000,10 +4759,10 @@
             <w:tcW w:type="dxa" w:w="2556"/>
             <w:shd w:fill="F9FAFB"/>
             <w:tcMar>
-              <w:top w:w="45" w:type="dxa"/>
-              <w:bottom w:w="45" w:type="dxa"/>
-              <w:left w:w="75" w:type="dxa"/>
-              <w:right w:w="75" w:type="dxa"/>
+              <w:top w:w="24" w:type="dxa"/>
+              <w:bottom w:w="24" w:type="dxa"/>
+              <w:left w:w="60" w:type="dxa"/>
+              <w:right w:w="60" w:type="dxa"/>
             </w:tcMar>
           </w:tcPr>
           <w:p>
@@ -5022,10 +4781,10 @@
             <w:tcW w:type="dxa" w:w="2556"/>
             <w:shd w:fill="F9FAFB"/>
             <w:tcMar>
-              <w:top w:w="45" w:type="dxa"/>
-              <w:bottom w:w="45" w:type="dxa"/>
-              <w:left w:w="75" w:type="dxa"/>
-              <w:right w:w="75" w:type="dxa"/>
+              <w:top w:w="24" w:type="dxa"/>
+              <w:bottom w:w="24" w:type="dxa"/>
+              <w:left w:w="60" w:type="dxa"/>
+              <w:right w:w="60" w:type="dxa"/>
             </w:tcMar>
           </w:tcPr>
           <w:p>
@@ -5046,10 +4805,10 @@
             <w:tcW w:type="dxa" w:w="2556"/>
             <w:shd w:fill="FFFFFF"/>
             <w:tcMar>
-              <w:top w:w="45" w:type="dxa"/>
-              <w:bottom w:w="45" w:type="dxa"/>
-              <w:left w:w="75" w:type="dxa"/>
-              <w:right w:w="75" w:type="dxa"/>
+              <w:top w:w="24" w:type="dxa"/>
+              <w:bottom w:w="24" w:type="dxa"/>
+              <w:left w:w="60" w:type="dxa"/>
+              <w:right w:w="60" w:type="dxa"/>
             </w:tcMar>
           </w:tcPr>
           <w:p>
@@ -5068,10 +4827,10 @@
             <w:tcW w:type="dxa" w:w="2556"/>
             <w:shd w:fill="FFFFFF"/>
             <w:tcMar>
-              <w:top w:w="45" w:type="dxa"/>
-              <w:bottom w:w="45" w:type="dxa"/>
-              <w:left w:w="75" w:type="dxa"/>
-              <w:right w:w="75" w:type="dxa"/>
+              <w:top w:w="24" w:type="dxa"/>
+              <w:bottom w:w="24" w:type="dxa"/>
+              <w:left w:w="60" w:type="dxa"/>
+              <w:right w:w="60" w:type="dxa"/>
             </w:tcMar>
           </w:tcPr>
           <w:p>
@@ -5090,10 +4849,10 @@
             <w:tcW w:type="dxa" w:w="2556"/>
             <w:shd w:fill="FFFFFF"/>
             <w:tcMar>
-              <w:top w:w="45" w:type="dxa"/>
-              <w:bottom w:w="45" w:type="dxa"/>
-              <w:left w:w="75" w:type="dxa"/>
-              <w:right w:w="75" w:type="dxa"/>
+              <w:top w:w="24" w:type="dxa"/>
+              <w:bottom w:w="24" w:type="dxa"/>
+              <w:left w:w="60" w:type="dxa"/>
+              <w:right w:w="60" w:type="dxa"/>
             </w:tcMar>
           </w:tcPr>
           <w:p>
@@ -5112,10 +4871,10 @@
             <w:tcW w:type="dxa" w:w="2556"/>
             <w:shd w:fill="FFFFFF"/>
             <w:tcMar>
-              <w:top w:w="45" w:type="dxa"/>
-              <w:bottom w:w="45" w:type="dxa"/>
-              <w:left w:w="75" w:type="dxa"/>
-              <w:right w:w="75" w:type="dxa"/>
+              <w:top w:w="24" w:type="dxa"/>
+              <w:bottom w:w="24" w:type="dxa"/>
+              <w:left w:w="60" w:type="dxa"/>
+              <w:right w:w="60" w:type="dxa"/>
             </w:tcMar>
           </w:tcPr>
           <w:p>
@@ -5136,10 +4895,10 @@
             <w:tcW w:type="dxa" w:w="2556"/>
             <w:shd w:fill="F9FAFB"/>
             <w:tcMar>
-              <w:top w:w="45" w:type="dxa"/>
-              <w:bottom w:w="45" w:type="dxa"/>
-              <w:left w:w="75" w:type="dxa"/>
-              <w:right w:w="75" w:type="dxa"/>
+              <w:top w:w="24" w:type="dxa"/>
+              <w:bottom w:w="24" w:type="dxa"/>
+              <w:left w:w="60" w:type="dxa"/>
+              <w:right w:w="60" w:type="dxa"/>
             </w:tcMar>
           </w:tcPr>
           <w:p>
@@ -5158,10 +4917,10 @@
             <w:tcW w:type="dxa" w:w="2556"/>
             <w:shd w:fill="F9FAFB"/>
             <w:tcMar>
-              <w:top w:w="45" w:type="dxa"/>
-              <w:bottom w:w="45" w:type="dxa"/>
-              <w:left w:w="75" w:type="dxa"/>
-              <w:right w:w="75" w:type="dxa"/>
+              <w:top w:w="24" w:type="dxa"/>
+              <w:bottom w:w="24" w:type="dxa"/>
+              <w:left w:w="60" w:type="dxa"/>
+              <w:right w:w="60" w:type="dxa"/>
             </w:tcMar>
           </w:tcPr>
           <w:p>
@@ -5180,10 +4939,10 @@
             <w:tcW w:type="dxa" w:w="2556"/>
             <w:shd w:fill="F9FAFB"/>
             <w:tcMar>
-              <w:top w:w="45" w:type="dxa"/>
-              <w:bottom w:w="45" w:type="dxa"/>
-              <w:left w:w="75" w:type="dxa"/>
-              <w:right w:w="75" w:type="dxa"/>
+              <w:top w:w="24" w:type="dxa"/>
+              <w:bottom w:w="24" w:type="dxa"/>
+              <w:left w:w="60" w:type="dxa"/>
+              <w:right w:w="60" w:type="dxa"/>
             </w:tcMar>
           </w:tcPr>
           <w:p>
@@ -5202,10 +4961,10 @@
             <w:tcW w:type="dxa" w:w="2556"/>
             <w:shd w:fill="F9FAFB"/>
             <w:tcMar>
-              <w:top w:w="45" w:type="dxa"/>
-              <w:bottom w:w="45" w:type="dxa"/>
-              <w:left w:w="75" w:type="dxa"/>
-              <w:right w:w="75" w:type="dxa"/>
+              <w:top w:w="24" w:type="dxa"/>
+              <w:bottom w:w="24" w:type="dxa"/>
+              <w:left w:w="60" w:type="dxa"/>
+              <w:right w:w="60" w:type="dxa"/>
             </w:tcMar>
           </w:tcPr>
           <w:p>
@@ -5225,11 +4984,6 @@
       <w:pPr>
         <w:spacing w:before="20" w:after="40"/>
       </w:pPr>
-    </w:p>
-    <w:p>
-      <w:pPr>
-        <w:spacing w:before="40" w:after="80"/>
-      </w:pPr>
       <w:r>
         <w:rPr>
           <w:color w:val="646464"/>
@@ -5241,14 +4995,14 @@
     <w:p>
       <w:pPr>
         <w:keepNext/>
-        <w:spacing w:before="160" w:after="40"/>
+        <w:spacing w:before="120" w:after="30"/>
       </w:pPr>
       <w:r>
         <w:rPr>
           <w:rFonts w:ascii="Calibri" w:hAnsi="Calibri"/>
           <w:b/>
           <w:color w:val="000000"/>
-          <w:sz w:val="24"/>
+          <w:sz w:val="23"/>
         </w:rPr>
         <w:t>2.4 Mathematical Normalization Analysis (1NF -&gt; 2NF -&gt; 3NF / BCNF Proofs)</w:t>
       </w:r>
@@ -5507,7 +5261,7 @@
     </w:p>
     <w:p>
       <w:pPr>
-        <w:spacing w:before="40" w:after="80"/>
+        <w:spacing w:before="20" w:after="40"/>
       </w:pPr>
       <w:r>
         <w:rPr>
@@ -5520,14 +5274,14 @@
     <w:p>
       <w:pPr>
         <w:keepNext/>
-        <w:spacing w:before="160" w:after="40"/>
+        <w:spacing w:before="120" w:after="30"/>
       </w:pPr>
       <w:r>
         <w:rPr>
           <w:rFonts w:ascii="Calibri" w:hAnsi="Calibri"/>
           <w:b/>
           <w:color w:val="000000"/>
-          <w:sz w:val="24"/>
+          <w:sz w:val="23"/>
         </w:rPr>
         <w:t>2.5 Keys, Constraints, Cascading Rules &amp; Indexing Architecture</w:t>
       </w:r>
@@ -5693,7 +5447,7 @@
     </w:p>
     <w:p>
       <w:pPr>
-        <w:spacing w:before="40" w:after="80"/>
+        <w:spacing w:before="20" w:after="40"/>
       </w:pPr>
       <w:r>
         <w:rPr>
@@ -5706,14 +5460,14 @@
     <w:p>
       <w:pPr>
         <w:keepNext/>
-        <w:spacing w:before="200" w:after="60"/>
+        <w:spacing w:before="140" w:after="40"/>
       </w:pPr>
       <w:r>
         <w:rPr>
           <w:rFonts w:ascii="Calibri" w:hAnsi="Calibri"/>
           <w:b/>
           <w:color w:val="000000"/>
-          <w:sz w:val="30"/>
+          <w:sz w:val="28"/>
         </w:rPr>
         <w:t>SECTION 3: DATABASE IMPLEMENTATION &amp; QUERY OPTIMIZATION</w:t>
       </w:r>
@@ -5821,14 +5575,14 @@
     <w:p>
       <w:pPr>
         <w:keepNext/>
-        <w:spacing w:before="160" w:after="40"/>
+        <w:spacing w:before="120" w:after="30"/>
       </w:pPr>
       <w:r>
         <w:rPr>
           <w:rFonts w:ascii="Calibri" w:hAnsi="Calibri"/>
           <w:b/>
           <w:color w:val="000000"/>
-          <w:sz w:val="24"/>
+          <w:sz w:val="23"/>
         </w:rPr>
         <w:t>3.1 DDL Implementation for 10 Relational Tables</w:t>
       </w:r>
@@ -6084,7 +5838,7 @@
     </w:p>
     <w:p>
       <w:pPr>
-        <w:spacing w:before="40" w:after="80"/>
+        <w:spacing w:before="20" w:after="40"/>
       </w:pPr>
       <w:r>
         <w:rPr>
@@ -6097,14 +5851,14 @@
     <w:p>
       <w:pPr>
         <w:keepNext/>
-        <w:spacing w:before="160" w:after="40"/>
+        <w:spacing w:before="120" w:after="30"/>
       </w:pPr>
       <w:r>
         <w:rPr>
           <w:rFonts w:ascii="Calibri" w:hAnsi="Calibri"/>
           <w:b/>
           <w:color w:val="000000"/>
-          <w:sz w:val="24"/>
+          <w:sz w:val="23"/>
         </w:rPr>
         <w:t>3.2 Relational CRUD Lifecycle with Mandatory Identifier (24BCE0846_Krish)</w:t>
       </w:r>
@@ -6202,7 +5956,7 @@
     </w:p>
     <w:p>
       <w:pPr>
-        <w:spacing w:before="40" w:after="80"/>
+        <w:spacing w:before="20" w:after="40"/>
       </w:pPr>
       <w:r>
         <w:rPr>
@@ -6215,14 +5969,14 @@
     <w:p>
       <w:pPr>
         <w:keepNext/>
-        <w:spacing w:before="160" w:after="40"/>
+        <w:spacing w:before="120" w:after="30"/>
       </w:pPr>
       <w:r>
         <w:rPr>
           <w:rFonts w:ascii="Calibri" w:hAnsi="Calibri"/>
           <w:b/>
           <w:color w:val="000000"/>
-          <w:sz w:val="24"/>
+          <w:sz w:val="23"/>
         </w:rPr>
         <w:t>3.3 Multi-Table Relational Foreign-Key JOIN Operations</w:t>
       </w:r>
@@ -6296,7 +6050,7 @@
     </w:p>
     <w:p>
       <w:pPr>
-        <w:spacing w:before="40" w:after="80"/>
+        <w:spacing w:before="20" w:after="40"/>
       </w:pPr>
       <w:r>
         <w:rPr>
@@ -6309,14 +6063,14 @@
     <w:p>
       <w:pPr>
         <w:keepNext/>
-        <w:spacing w:before="160" w:after="40"/>
+        <w:spacing w:before="120" w:after="30"/>
       </w:pPr>
       <w:r>
         <w:rPr>
           <w:rFonts w:ascii="Calibri" w:hAnsi="Calibri"/>
           <w:b/>
           <w:color w:val="000000"/>
-          <w:sz w:val="24"/>
+          <w:sz w:val="23"/>
         </w:rPr>
         <w:t>3.4 Aggregate Queries, Grouping &amp; Statistical Analytics</w:t>
       </w:r>
@@ -6398,7 +6152,7 @@
     </w:p>
     <w:p>
       <w:pPr>
-        <w:spacing w:before="40" w:after="80"/>
+        <w:spacing w:before="20" w:after="40"/>
       </w:pPr>
       <w:r>
         <w:rPr>
@@ -6411,14 +6165,14 @@
     <w:p>
       <w:pPr>
         <w:keepNext/>
-        <w:spacing w:before="160" w:after="40"/>
+        <w:spacing w:before="120" w:after="30"/>
       </w:pPr>
       <w:r>
         <w:rPr>
           <w:rFonts w:ascii="Calibri" w:hAnsi="Calibri"/>
           <w:b/>
           <w:color w:val="000000"/>
-          <w:sz w:val="24"/>
+          <w:sz w:val="23"/>
         </w:rPr>
         <w:t>3.5 Database Views, ACID Transactions &amp; Concurrency Control</w:t>
       </w:r>
@@ -6506,7 +6260,7 @@
     </w:p>
     <w:p>
       <w:pPr>
-        <w:spacing w:before="40" w:after="80"/>
+        <w:spacing w:before="20" w:after="40"/>
       </w:pPr>
       <w:r>
         <w:rPr>
@@ -6519,14 +6273,14 @@
     <w:p>
       <w:pPr>
         <w:keepNext/>
-        <w:spacing w:before="160" w:after="40"/>
+        <w:spacing w:before="120" w:after="30"/>
       </w:pPr>
       <w:r>
         <w:rPr>
           <w:rFonts w:ascii="Calibri" w:hAnsi="Calibri"/>
           <w:b/>
           <w:color w:val="000000"/>
-          <w:sz w:val="24"/>
+          <w:sz w:val="23"/>
         </w:rPr>
         <w:t>3.6 Stored Procedures, Functions &amp; Automated Database Triggers</w:t>
       </w:r>
@@ -6643,7 +6397,7 @@
     </w:p>
     <w:p>
       <w:pPr>
-        <w:spacing w:before="40" w:after="80"/>
+        <w:spacing w:before="20" w:after="40"/>
       </w:pPr>
       <w:r>
         <w:rPr>
@@ -6656,14 +6410,14 @@
     <w:p>
       <w:pPr>
         <w:keepNext/>
-        <w:spacing w:before="160" w:after="40"/>
+        <w:spacing w:before="120" w:after="30"/>
       </w:pPr>
       <w:r>
         <w:rPr>
           <w:rFonts w:ascii="Calibri" w:hAnsi="Calibri"/>
           <w:b/>
           <w:color w:val="000000"/>
-          <w:sz w:val="24"/>
+          <w:sz w:val="23"/>
         </w:rPr>
         <w:t>3.7 Prisma ORM Integration with Parameterized Query Execution</w:t>
       </w:r>
@@ -6797,7 +6551,7 @@
     </w:p>
     <w:p>
       <w:pPr>
-        <w:spacing w:before="40" w:after="80"/>
+        <w:spacing w:before="20" w:after="40"/>
       </w:pPr>
       <w:r>
         <w:rPr>
@@ -6810,14 +6564,14 @@
     <w:p>
       <w:pPr>
         <w:keepNext/>
-        <w:spacing w:before="200" w:after="60"/>
+        <w:spacing w:before="140" w:after="40"/>
       </w:pPr>
       <w:r>
         <w:rPr>
           <w:rFonts w:ascii="Calibri" w:hAnsi="Calibri"/>
           <w:b/>
           <w:color w:val="000000"/>
-          <w:sz w:val="30"/>
+          <w:sz w:val="28"/>
         </w:rPr>
         <w:t>SECTION 4: FULL-STACK APPLICATION DEVELOPMENT &amp; SYSTEM INTERFACES</w:t>
       </w:r>
@@ -6975,14 +6729,14 @@
     <w:p>
       <w:pPr>
         <w:keepNext/>
-        <w:spacing w:before="120" w:after="40"/>
+        <w:spacing w:before="80" w:after="30"/>
       </w:pPr>
       <w:r>
         <w:rPr>
           <w:rFonts w:ascii="Calibri" w:hAnsi="Calibri"/>
           <w:b/>
           <w:color w:val="000000"/>
-          <w:sz w:val="21"/>
+          <w:sz w:val="20"/>
         </w:rPr>
         <w:t>Live Production Website Screenshots</w:t>
       </w:r>
@@ -7217,7 +6971,7 @@
     </w:p>
     <w:p>
       <w:pPr>
-        <w:spacing w:before="40" w:after="80"/>
+        <w:spacing w:before="20" w:after="40"/>
       </w:pPr>
       <w:r>
         <w:rPr>
@@ -7230,14 +6984,14 @@
     <w:p>
       <w:pPr>
         <w:keepNext/>
-        <w:spacing w:before="200" w:after="60"/>
+        <w:spacing w:before="140" w:after="40"/>
       </w:pPr>
       <w:r>
         <w:rPr>
           <w:rFonts w:ascii="Calibri" w:hAnsi="Calibri"/>
           <w:b/>
           <w:color w:val="000000"/>
-          <w:sz w:val="30"/>
+          <w:sz w:val="28"/>
         </w:rPr>
         <w:t>SECTION 5: AUTHENTICATION, AUTHORIZATION &amp; ENTERPRISE SECURITY</w:t>
       </w:r>
@@ -7303,7 +7057,7 @@
     </w:p>
     <w:p>
       <w:pPr>
-        <w:spacing w:before="30" w:after="40"/>
+        <w:spacing w:before="20" w:after="30"/>
       </w:pPr>
       <w:r>
         <w:rPr>
@@ -7434,7 +7188,7 @@
     </w:p>
     <w:p>
       <w:pPr>
-        <w:spacing w:before="40" w:after="80"/>
+        <w:spacing w:before="20" w:after="40"/>
       </w:pPr>
       <w:r>
         <w:rPr>
@@ -7447,21 +7201,21 @@
     <w:p>
       <w:pPr>
         <w:keepNext/>
-        <w:spacing w:before="200" w:after="60"/>
+        <w:spacing w:before="140" w:after="40"/>
       </w:pPr>
       <w:r>
         <w:rPr>
           <w:rFonts w:ascii="Calibri" w:hAnsi="Calibri"/>
           <w:b/>
           <w:color w:val="000000"/>
-          <w:sz w:val="30"/>
+          <w:sz w:val="28"/>
         </w:rPr>
         <w:t>SECTION 6: DATABASE BACKUP, DISASTER RECOVERY &amp; INTEGRITY AUDITING</w:t>
       </w:r>
     </w:p>
     <w:p>
       <w:pPr>
-        <w:spacing w:before="30" w:after="40"/>
+        <w:spacing w:before="20" w:after="30"/>
       </w:pPr>
       <w:r>
         <w:rPr>
@@ -7475,14 +7229,14 @@
     <w:p>
       <w:pPr>
         <w:keepNext/>
-        <w:spacing w:before="120" w:after="40"/>
+        <w:spacing w:before="80" w:after="30"/>
       </w:pPr>
       <w:r>
         <w:rPr>
           <w:rFonts w:ascii="Calibri" w:hAnsi="Calibri"/>
           <w:b/>
           <w:color w:val="000000"/>
-          <w:sz w:val="21"/>
+          <w:sz w:val="20"/>
         </w:rPr>
         <w:t>Native Backup Execution (`pg_dump`):</w:t>
       </w:r>
@@ -7542,14 +7296,14 @@
     <w:p>
       <w:pPr>
         <w:keepNext/>
-        <w:spacing w:before="120" w:after="40"/>
+        <w:spacing w:before="80" w:after="30"/>
       </w:pPr>
       <w:r>
         <w:rPr>
           <w:rFonts w:ascii="Calibri" w:hAnsi="Calibri"/>
           <w:b/>
           <w:color w:val="000000"/>
-          <w:sz w:val="21"/>
+          <w:sz w:val="20"/>
         </w:rPr>
         <w:t>Native Restore Execution (`pg_restore`):</w:t>
       </w:r>
@@ -7606,7 +7360,7 @@
     </w:p>
     <w:p>
       <w:pPr>
-        <w:spacing w:before="40" w:after="80"/>
+        <w:spacing w:before="20" w:after="40"/>
       </w:pPr>
       <w:r>
         <w:rPr>
@@ -7619,14 +7373,14 @@
     <w:p>
       <w:pPr>
         <w:keepNext/>
-        <w:spacing w:before="200" w:after="60"/>
+        <w:spacing w:before="140" w:after="40"/>
       </w:pPr>
       <w:r>
         <w:rPr>
           <w:rFonts w:ascii="Calibri" w:hAnsi="Calibri"/>
           <w:b/>
           <w:color w:val="000000"/>
-          <w:sz w:val="30"/>
+          <w:sz w:val="28"/>
         </w:rPr>
         <w:t>SECTION 7: VERSION CONTROL &amp; COLLABORATIVE WORKFLOW</w:t>
       </w:r>
@@ -7739,7 +7493,7 @@
     </w:p>
     <w:p>
       <w:pPr>
-        <w:spacing w:before="40" w:after="80"/>
+        <w:spacing w:before="20" w:after="40"/>
       </w:pPr>
       <w:r>
         <w:rPr>
@@ -7752,14 +7506,14 @@
     <w:p>
       <w:pPr>
         <w:keepNext/>
-        <w:spacing w:before="200" w:after="60"/>
+        <w:spacing w:before="140" w:after="40"/>
       </w:pPr>
       <w:r>
         <w:rPr>
           <w:rFonts w:ascii="Calibri" w:hAnsi="Calibri"/>
           <w:b/>
           <w:color w:val="000000"/>
-          <w:sz w:val="30"/>
+          <w:sz w:val="28"/>
         </w:rPr>
         <w:t>SECTION 8: CLOUD INFRASTRUCTURE &amp; PRODUCTION DEPLOYMENT</w:t>
       </w:r>
@@ -7952,7 +7706,7 @@
     </w:p>
     <w:p>
       <w:pPr>
-        <w:spacing w:before="40" w:after="80"/>
+        <w:spacing w:before="20" w:after="40"/>
       </w:pPr>
       <w:r>
         <w:rPr>
@@ -7965,14 +7719,14 @@
     <w:p>
       <w:pPr>
         <w:keepNext/>
-        <w:spacing w:before="200" w:after="60"/>
+        <w:spacing w:before="140" w:after="40"/>
       </w:pPr>
       <w:r>
         <w:rPr>
           <w:rFonts w:ascii="Calibri" w:hAnsi="Calibri"/>
           <w:b/>
           <w:color w:val="000000"/>
-          <w:sz w:val="30"/>
+          <w:sz w:val="28"/>
         </w:rPr>
         <w:t>SECTION 9: ADVANCED ENGINEERING CAPABILITIES &amp; INDUSTRY EXTENSIONS</w:t>
       </w:r>
@@ -8008,7 +7762,7 @@
     </w:p>
     <w:p>
       <w:pPr>
-        <w:spacing w:before="30" w:after="40"/>
+        <w:spacing w:before="20" w:after="30"/>
       </w:pPr>
       <w:r>
         <w:rPr>
@@ -8050,7 +7804,7 @@
     </w:p>
     <w:p>
       <w:pPr>
-        <w:spacing w:before="30" w:after="40"/>
+        <w:spacing w:before="20" w:after="30"/>
       </w:pPr>
       <w:r>
         <w:rPr>
@@ -8150,28 +7904,21 @@
       </w:r>
     </w:p>
     <w:p>
-      <w:pPr>
-        <w:spacing w:before="40" w:after="80"/>
-      </w:pPr>
-      <w:r>
-        <w:rPr>
-          <w:color w:val="646464"/>
-          <w:sz w:val="14"/>
-        </w:rPr>
-        <w:t>――――――――――――――――――――――――――――――――――――――――――――――――――――――――――――――――――――――</w:t>
+      <w:r>
+        <w:br w:type="page"/>
       </w:r>
     </w:p>
     <w:p>
       <w:pPr>
         <w:keepNext/>
-        <w:spacing w:before="200" w:after="60"/>
+        <w:spacing w:before="140" w:after="40"/>
       </w:pPr>
       <w:r>
         <w:rPr>
           <w:rFonts w:ascii="Calibri" w:hAnsi="Calibri"/>
           <w:b/>
           <w:color w:val="000000"/>
-          <w:sz w:val="30"/>
+          <w:sz w:val="28"/>
         </w:rPr>
         <w:t>SECTION 10: SYSTEM SUMMARY, QUANTITATIVE RESULTS &amp; ACADEMIC DECLARATION</w:t>
       </w:r>
@@ -8179,14 +7926,14 @@
     <w:p>
       <w:pPr>
         <w:keepNext/>
-        <w:spacing w:before="120" w:after="40"/>
+        <w:spacing w:before="80" w:after="30"/>
       </w:pPr>
       <w:r>
         <w:rPr>
           <w:rFonts w:ascii="Calibri" w:hAnsi="Calibri"/>
           <w:b/>
           <w:color w:val="000000"/>
-          <w:sz w:val="21"/>
+          <w:sz w:val="20"/>
         </w:rPr>
         <w:t>Quantitative System Performance &amp; Engineering Deliverables Matrix</w:t>
       </w:r>
@@ -8217,10 +7964,10 @@
             <w:tcW w:type="dxa" w:w="2556"/>
             <w:shd w:fill="000000"/>
             <w:tcMar>
-              <w:top w:w="70" w:type="dxa"/>
-              <w:bottom w:w="70" w:type="dxa"/>
-              <w:left w:w="90" w:type="dxa"/>
-              <w:right w:w="90" w:type="dxa"/>
+              <w:top w:w="45" w:type="dxa"/>
+              <w:bottom w:w="45" w:type="dxa"/>
+              <w:left w:w="75" w:type="dxa"/>
+              <w:right w:w="75" w:type="dxa"/>
             </w:tcMar>
           </w:tcPr>
           <w:p>
@@ -8243,10 +7990,10 @@
             <w:tcW w:type="dxa" w:w="2556"/>
             <w:shd w:fill="000000"/>
             <w:tcMar>
-              <w:top w:w="70" w:type="dxa"/>
-              <w:bottom w:w="70" w:type="dxa"/>
-              <w:left w:w="90" w:type="dxa"/>
-              <w:right w:w="90" w:type="dxa"/>
+              <w:top w:w="45" w:type="dxa"/>
+              <w:bottom w:w="45" w:type="dxa"/>
+              <w:left w:w="75" w:type="dxa"/>
+              <w:right w:w="75" w:type="dxa"/>
             </w:tcMar>
           </w:tcPr>
           <w:p>
@@ -8269,10 +8016,10 @@
             <w:tcW w:type="dxa" w:w="2556"/>
             <w:shd w:fill="000000"/>
             <w:tcMar>
-              <w:top w:w="70" w:type="dxa"/>
-              <w:bottom w:w="70" w:type="dxa"/>
-              <w:left w:w="90" w:type="dxa"/>
-              <w:right w:w="90" w:type="dxa"/>
+              <w:top w:w="45" w:type="dxa"/>
+              <w:bottom w:w="45" w:type="dxa"/>
+              <w:left w:w="75" w:type="dxa"/>
+              <w:right w:w="75" w:type="dxa"/>
             </w:tcMar>
           </w:tcPr>
           <w:p>
@@ -8295,10 +8042,10 @@
             <w:tcW w:type="dxa" w:w="2556"/>
             <w:shd w:fill="000000"/>
             <w:tcMar>
-              <w:top w:w="70" w:type="dxa"/>
-              <w:bottom w:w="70" w:type="dxa"/>
-              <w:left w:w="90" w:type="dxa"/>
-              <w:right w:w="90" w:type="dxa"/>
+              <w:top w:w="45" w:type="dxa"/>
+              <w:bottom w:w="45" w:type="dxa"/>
+              <w:left w:w="75" w:type="dxa"/>
+              <w:right w:w="75" w:type="dxa"/>
             </w:tcMar>
           </w:tcPr>
           <w:p>
@@ -8323,10 +8070,10 @@
             <w:tcW w:type="dxa" w:w="2556"/>
             <w:shd w:fill="FFFFFF"/>
             <w:tcMar>
-              <w:top w:w="45" w:type="dxa"/>
-              <w:bottom w:w="45" w:type="dxa"/>
-              <w:left w:w="75" w:type="dxa"/>
-              <w:right w:w="75" w:type="dxa"/>
+              <w:top w:w="24" w:type="dxa"/>
+              <w:bottom w:w="24" w:type="dxa"/>
+              <w:left w:w="60" w:type="dxa"/>
+              <w:right w:w="60" w:type="dxa"/>
             </w:tcMar>
           </w:tcPr>
           <w:p>
@@ -8345,10 +8092,10 @@
             <w:tcW w:type="dxa" w:w="2556"/>
             <w:shd w:fill="FFFFFF"/>
             <w:tcMar>
-              <w:top w:w="45" w:type="dxa"/>
-              <w:bottom w:w="45" w:type="dxa"/>
-              <w:left w:w="75" w:type="dxa"/>
-              <w:right w:w="75" w:type="dxa"/>
+              <w:top w:w="24" w:type="dxa"/>
+              <w:bottom w:w="24" w:type="dxa"/>
+              <w:left w:w="60" w:type="dxa"/>
+              <w:right w:w="60" w:type="dxa"/>
             </w:tcMar>
           </w:tcPr>
           <w:p>
@@ -8367,10 +8114,10 @@
             <w:tcW w:type="dxa" w:w="2556"/>
             <w:shd w:fill="FFFFFF"/>
             <w:tcMar>
-              <w:top w:w="45" w:type="dxa"/>
-              <w:bottom w:w="45" w:type="dxa"/>
-              <w:left w:w="75" w:type="dxa"/>
-              <w:right w:w="75" w:type="dxa"/>
+              <w:top w:w="24" w:type="dxa"/>
+              <w:bottom w:w="24" w:type="dxa"/>
+              <w:left w:w="60" w:type="dxa"/>
+              <w:right w:w="60" w:type="dxa"/>
             </w:tcMar>
           </w:tcPr>
           <w:p>
@@ -8389,10 +8136,10 @@
             <w:tcW w:type="dxa" w:w="2556"/>
             <w:shd w:fill="FFFFFF"/>
             <w:tcMar>
-              <w:top w:w="45" w:type="dxa"/>
-              <w:bottom w:w="45" w:type="dxa"/>
-              <w:left w:w="75" w:type="dxa"/>
-              <w:right w:w="75" w:type="dxa"/>
+              <w:top w:w="24" w:type="dxa"/>
+              <w:bottom w:w="24" w:type="dxa"/>
+              <w:left w:w="60" w:type="dxa"/>
+              <w:right w:w="60" w:type="dxa"/>
             </w:tcMar>
           </w:tcPr>
           <w:p>
@@ -8413,10 +8160,10 @@
             <w:tcW w:type="dxa" w:w="2556"/>
             <w:shd w:fill="F9FAFB"/>
             <w:tcMar>
-              <w:top w:w="45" w:type="dxa"/>
-              <w:bottom w:w="45" w:type="dxa"/>
-              <w:left w:w="75" w:type="dxa"/>
-              <w:right w:w="75" w:type="dxa"/>
+              <w:top w:w="24" w:type="dxa"/>
+              <w:bottom w:w="24" w:type="dxa"/>
+              <w:left w:w="60" w:type="dxa"/>
+              <w:right w:w="60" w:type="dxa"/>
             </w:tcMar>
           </w:tcPr>
           <w:p>
@@ -8435,10 +8182,10 @@
             <w:tcW w:type="dxa" w:w="2556"/>
             <w:shd w:fill="F9FAFB"/>
             <w:tcMar>
-              <w:top w:w="45" w:type="dxa"/>
-              <w:bottom w:w="45" w:type="dxa"/>
-              <w:left w:w="75" w:type="dxa"/>
-              <w:right w:w="75" w:type="dxa"/>
+              <w:top w:w="24" w:type="dxa"/>
+              <w:bottom w:w="24" w:type="dxa"/>
+              <w:left w:w="60" w:type="dxa"/>
+              <w:right w:w="60" w:type="dxa"/>
             </w:tcMar>
           </w:tcPr>
           <w:p>
@@ -8457,10 +8204,10 @@
             <w:tcW w:type="dxa" w:w="2556"/>
             <w:shd w:fill="F9FAFB"/>
             <w:tcMar>
-              <w:top w:w="45" w:type="dxa"/>
-              <w:bottom w:w="45" w:type="dxa"/>
-              <w:left w:w="75" w:type="dxa"/>
-              <w:right w:w="75" w:type="dxa"/>
+              <w:top w:w="24" w:type="dxa"/>
+              <w:bottom w:w="24" w:type="dxa"/>
+              <w:left w:w="60" w:type="dxa"/>
+              <w:right w:w="60" w:type="dxa"/>
             </w:tcMar>
           </w:tcPr>
           <w:p>
@@ -8479,10 +8226,10 @@
             <w:tcW w:type="dxa" w:w="2556"/>
             <w:shd w:fill="F9FAFB"/>
             <w:tcMar>
-              <w:top w:w="45" w:type="dxa"/>
-              <w:bottom w:w="45" w:type="dxa"/>
-              <w:left w:w="75" w:type="dxa"/>
-              <w:right w:w="75" w:type="dxa"/>
+              <w:top w:w="24" w:type="dxa"/>
+              <w:bottom w:w="24" w:type="dxa"/>
+              <w:left w:w="60" w:type="dxa"/>
+              <w:right w:w="60" w:type="dxa"/>
             </w:tcMar>
           </w:tcPr>
           <w:p>
@@ -8503,10 +8250,10 @@
             <w:tcW w:type="dxa" w:w="2556"/>
             <w:shd w:fill="FFFFFF"/>
             <w:tcMar>
-              <w:top w:w="45" w:type="dxa"/>
-              <w:bottom w:w="45" w:type="dxa"/>
-              <w:left w:w="75" w:type="dxa"/>
-              <w:right w:w="75" w:type="dxa"/>
+              <w:top w:w="24" w:type="dxa"/>
+              <w:bottom w:w="24" w:type="dxa"/>
+              <w:left w:w="60" w:type="dxa"/>
+              <w:right w:w="60" w:type="dxa"/>
             </w:tcMar>
           </w:tcPr>
           <w:p>
@@ -8525,10 +8272,10 @@
             <w:tcW w:type="dxa" w:w="2556"/>
             <w:shd w:fill="FFFFFF"/>
             <w:tcMar>
-              <w:top w:w="45" w:type="dxa"/>
-              <w:bottom w:w="45" w:type="dxa"/>
-              <w:left w:w="75" w:type="dxa"/>
-              <w:right w:w="75" w:type="dxa"/>
+              <w:top w:w="24" w:type="dxa"/>
+              <w:bottom w:w="24" w:type="dxa"/>
+              <w:left w:w="60" w:type="dxa"/>
+              <w:right w:w="60" w:type="dxa"/>
             </w:tcMar>
           </w:tcPr>
           <w:p>
@@ -8547,10 +8294,10 @@
             <w:tcW w:type="dxa" w:w="2556"/>
             <w:shd w:fill="FFFFFF"/>
             <w:tcMar>
-              <w:top w:w="45" w:type="dxa"/>
-              <w:bottom w:w="45" w:type="dxa"/>
-              <w:left w:w="75" w:type="dxa"/>
-              <w:right w:w="75" w:type="dxa"/>
+              <w:top w:w="24" w:type="dxa"/>
+              <w:bottom w:w="24" w:type="dxa"/>
+              <w:left w:w="60" w:type="dxa"/>
+              <w:right w:w="60" w:type="dxa"/>
             </w:tcMar>
           </w:tcPr>
           <w:p>
@@ -8569,10 +8316,10 @@
             <w:tcW w:type="dxa" w:w="2556"/>
             <w:shd w:fill="FFFFFF"/>
             <w:tcMar>
-              <w:top w:w="45" w:type="dxa"/>
-              <w:bottom w:w="45" w:type="dxa"/>
-              <w:left w:w="75" w:type="dxa"/>
-              <w:right w:w="75" w:type="dxa"/>
+              <w:top w:w="24" w:type="dxa"/>
+              <w:bottom w:w="24" w:type="dxa"/>
+              <w:left w:w="60" w:type="dxa"/>
+              <w:right w:w="60" w:type="dxa"/>
             </w:tcMar>
           </w:tcPr>
           <w:p>
@@ -8593,10 +8340,10 @@
             <w:tcW w:type="dxa" w:w="2556"/>
             <w:shd w:fill="F9FAFB"/>
             <w:tcMar>
-              <w:top w:w="45" w:type="dxa"/>
-              <w:bottom w:w="45" w:type="dxa"/>
-              <w:left w:w="75" w:type="dxa"/>
-              <w:right w:w="75" w:type="dxa"/>
+              <w:top w:w="24" w:type="dxa"/>
+              <w:bottom w:w="24" w:type="dxa"/>
+              <w:left w:w="60" w:type="dxa"/>
+              <w:right w:w="60" w:type="dxa"/>
             </w:tcMar>
           </w:tcPr>
           <w:p>
@@ -8615,10 +8362,10 @@
             <w:tcW w:type="dxa" w:w="2556"/>
             <w:shd w:fill="F9FAFB"/>
             <w:tcMar>
-              <w:top w:w="45" w:type="dxa"/>
-              <w:bottom w:w="45" w:type="dxa"/>
-              <w:left w:w="75" w:type="dxa"/>
-              <w:right w:w="75" w:type="dxa"/>
+              <w:top w:w="24" w:type="dxa"/>
+              <w:bottom w:w="24" w:type="dxa"/>
+              <w:left w:w="60" w:type="dxa"/>
+              <w:right w:w="60" w:type="dxa"/>
             </w:tcMar>
           </w:tcPr>
           <w:p>
@@ -8637,10 +8384,10 @@
             <w:tcW w:type="dxa" w:w="2556"/>
             <w:shd w:fill="F9FAFB"/>
             <w:tcMar>
-              <w:top w:w="45" w:type="dxa"/>
-              <w:bottom w:w="45" w:type="dxa"/>
-              <w:left w:w="75" w:type="dxa"/>
-              <w:right w:w="75" w:type="dxa"/>
+              <w:top w:w="24" w:type="dxa"/>
+              <w:bottom w:w="24" w:type="dxa"/>
+              <w:left w:w="60" w:type="dxa"/>
+              <w:right w:w="60" w:type="dxa"/>
             </w:tcMar>
           </w:tcPr>
           <w:p>
@@ -8659,10 +8406,10 @@
             <w:tcW w:type="dxa" w:w="2556"/>
             <w:shd w:fill="F9FAFB"/>
             <w:tcMar>
-              <w:top w:w="45" w:type="dxa"/>
-              <w:bottom w:w="45" w:type="dxa"/>
-              <w:left w:w="75" w:type="dxa"/>
-              <w:right w:w="75" w:type="dxa"/>
+              <w:top w:w="24" w:type="dxa"/>
+              <w:bottom w:w="24" w:type="dxa"/>
+              <w:left w:w="60" w:type="dxa"/>
+              <w:right w:w="60" w:type="dxa"/>
             </w:tcMar>
           </w:tcPr>
           <w:p>
@@ -8683,10 +8430,10 @@
             <w:tcW w:type="dxa" w:w="2556"/>
             <w:shd w:fill="FFFFFF"/>
             <w:tcMar>
-              <w:top w:w="45" w:type="dxa"/>
-              <w:bottom w:w="45" w:type="dxa"/>
-              <w:left w:w="75" w:type="dxa"/>
-              <w:right w:w="75" w:type="dxa"/>
+              <w:top w:w="24" w:type="dxa"/>
+              <w:bottom w:w="24" w:type="dxa"/>
+              <w:left w:w="60" w:type="dxa"/>
+              <w:right w:w="60" w:type="dxa"/>
             </w:tcMar>
           </w:tcPr>
           <w:p>
@@ -8705,10 +8452,10 @@
             <w:tcW w:type="dxa" w:w="2556"/>
             <w:shd w:fill="FFFFFF"/>
             <w:tcMar>
-              <w:top w:w="45" w:type="dxa"/>
-              <w:bottom w:w="45" w:type="dxa"/>
-              <w:left w:w="75" w:type="dxa"/>
-              <w:right w:w="75" w:type="dxa"/>
+              <w:top w:w="24" w:type="dxa"/>
+              <w:bottom w:w="24" w:type="dxa"/>
+              <w:left w:w="60" w:type="dxa"/>
+              <w:right w:w="60" w:type="dxa"/>
             </w:tcMar>
           </w:tcPr>
           <w:p>
@@ -8727,10 +8474,10 @@
             <w:tcW w:type="dxa" w:w="2556"/>
             <w:shd w:fill="FFFFFF"/>
             <w:tcMar>
-              <w:top w:w="45" w:type="dxa"/>
-              <w:bottom w:w="45" w:type="dxa"/>
-              <w:left w:w="75" w:type="dxa"/>
-              <w:right w:w="75" w:type="dxa"/>
+              <w:top w:w="24" w:type="dxa"/>
+              <w:bottom w:w="24" w:type="dxa"/>
+              <w:left w:w="60" w:type="dxa"/>
+              <w:right w:w="60" w:type="dxa"/>
             </w:tcMar>
           </w:tcPr>
           <w:p>
@@ -8749,10 +8496,10 @@
             <w:tcW w:type="dxa" w:w="2556"/>
             <w:shd w:fill="FFFFFF"/>
             <w:tcMar>
-              <w:top w:w="45" w:type="dxa"/>
-              <w:bottom w:w="45" w:type="dxa"/>
-              <w:left w:w="75" w:type="dxa"/>
-              <w:right w:w="75" w:type="dxa"/>
+              <w:top w:w="24" w:type="dxa"/>
+              <w:bottom w:w="24" w:type="dxa"/>
+              <w:left w:w="60" w:type="dxa"/>
+              <w:right w:w="60" w:type="dxa"/>
             </w:tcMar>
           </w:tcPr>
           <w:p>
@@ -8773,10 +8520,10 @@
             <w:tcW w:type="dxa" w:w="2556"/>
             <w:shd w:fill="F9FAFB"/>
             <w:tcMar>
-              <w:top w:w="45" w:type="dxa"/>
-              <w:bottom w:w="45" w:type="dxa"/>
-              <w:left w:w="75" w:type="dxa"/>
-              <w:right w:w="75" w:type="dxa"/>
+              <w:top w:w="24" w:type="dxa"/>
+              <w:bottom w:w="24" w:type="dxa"/>
+              <w:left w:w="60" w:type="dxa"/>
+              <w:right w:w="60" w:type="dxa"/>
             </w:tcMar>
           </w:tcPr>
           <w:p>
@@ -8795,10 +8542,10 @@
             <w:tcW w:type="dxa" w:w="2556"/>
             <w:shd w:fill="F9FAFB"/>
             <w:tcMar>
-              <w:top w:w="45" w:type="dxa"/>
-              <w:bottom w:w="45" w:type="dxa"/>
-              <w:left w:w="75" w:type="dxa"/>
-              <w:right w:w="75" w:type="dxa"/>
+              <w:top w:w="24" w:type="dxa"/>
+              <w:bottom w:w="24" w:type="dxa"/>
+              <w:left w:w="60" w:type="dxa"/>
+              <w:right w:w="60" w:type="dxa"/>
             </w:tcMar>
           </w:tcPr>
           <w:p>
@@ -8817,10 +8564,10 @@
             <w:tcW w:type="dxa" w:w="2556"/>
             <w:shd w:fill="F9FAFB"/>
             <w:tcMar>
-              <w:top w:w="45" w:type="dxa"/>
-              <w:bottom w:w="45" w:type="dxa"/>
-              <w:left w:w="75" w:type="dxa"/>
-              <w:right w:w="75" w:type="dxa"/>
+              <w:top w:w="24" w:type="dxa"/>
+              <w:bottom w:w="24" w:type="dxa"/>
+              <w:left w:w="60" w:type="dxa"/>
+              <w:right w:w="60" w:type="dxa"/>
             </w:tcMar>
           </w:tcPr>
           <w:p>
@@ -8839,10 +8586,10 @@
             <w:tcW w:type="dxa" w:w="2556"/>
             <w:shd w:fill="F9FAFB"/>
             <w:tcMar>
-              <w:top w:w="45" w:type="dxa"/>
-              <w:bottom w:w="45" w:type="dxa"/>
-              <w:left w:w="75" w:type="dxa"/>
-              <w:right w:w="75" w:type="dxa"/>
+              <w:top w:w="24" w:type="dxa"/>
+              <w:bottom w:w="24" w:type="dxa"/>
+              <w:left w:w="60" w:type="dxa"/>
+              <w:right w:w="60" w:type="dxa"/>
             </w:tcMar>
           </w:tcPr>
           <w:p>
@@ -8863,10 +8610,10 @@
             <w:tcW w:type="dxa" w:w="2556"/>
             <w:shd w:fill="FFFFFF"/>
             <w:tcMar>
-              <w:top w:w="45" w:type="dxa"/>
-              <w:bottom w:w="45" w:type="dxa"/>
-              <w:left w:w="75" w:type="dxa"/>
-              <w:right w:w="75" w:type="dxa"/>
+              <w:top w:w="24" w:type="dxa"/>
+              <w:bottom w:w="24" w:type="dxa"/>
+              <w:left w:w="60" w:type="dxa"/>
+              <w:right w:w="60" w:type="dxa"/>
             </w:tcMar>
           </w:tcPr>
           <w:p>
@@ -8885,10 +8632,10 @@
             <w:tcW w:type="dxa" w:w="2556"/>
             <w:shd w:fill="FFFFFF"/>
             <w:tcMar>
-              <w:top w:w="45" w:type="dxa"/>
-              <w:bottom w:w="45" w:type="dxa"/>
-              <w:left w:w="75" w:type="dxa"/>
-              <w:right w:w="75" w:type="dxa"/>
+              <w:top w:w="24" w:type="dxa"/>
+              <w:bottom w:w="24" w:type="dxa"/>
+              <w:left w:w="60" w:type="dxa"/>
+              <w:right w:w="60" w:type="dxa"/>
             </w:tcMar>
           </w:tcPr>
           <w:p>
@@ -8907,10 +8654,10 @@
             <w:tcW w:type="dxa" w:w="2556"/>
             <w:shd w:fill="FFFFFF"/>
             <w:tcMar>
-              <w:top w:w="45" w:type="dxa"/>
-              <w:bottom w:w="45" w:type="dxa"/>
-              <w:left w:w="75" w:type="dxa"/>
-              <w:right w:w="75" w:type="dxa"/>
+              <w:top w:w="24" w:type="dxa"/>
+              <w:bottom w:w="24" w:type="dxa"/>
+              <w:left w:w="60" w:type="dxa"/>
+              <w:right w:w="60" w:type="dxa"/>
             </w:tcMar>
           </w:tcPr>
           <w:p>
@@ -8929,10 +8676,10 @@
             <w:tcW w:type="dxa" w:w="2556"/>
             <w:shd w:fill="FFFFFF"/>
             <w:tcMar>
-              <w:top w:w="45" w:type="dxa"/>
-              <w:bottom w:w="45" w:type="dxa"/>
-              <w:left w:w="75" w:type="dxa"/>
-              <w:right w:w="75" w:type="dxa"/>
+              <w:top w:w="24" w:type="dxa"/>
+              <w:bottom w:w="24" w:type="dxa"/>
+              <w:left w:w="60" w:type="dxa"/>
+              <w:right w:w="60" w:type="dxa"/>
             </w:tcMar>
           </w:tcPr>
           <w:p>
@@ -8953,10 +8700,10 @@
             <w:tcW w:type="dxa" w:w="2556"/>
             <w:shd w:fill="F9FAFB"/>
             <w:tcMar>
-              <w:top w:w="45" w:type="dxa"/>
-              <w:bottom w:w="45" w:type="dxa"/>
-              <w:left w:w="75" w:type="dxa"/>
-              <w:right w:w="75" w:type="dxa"/>
+              <w:top w:w="24" w:type="dxa"/>
+              <w:bottom w:w="24" w:type="dxa"/>
+              <w:left w:w="60" w:type="dxa"/>
+              <w:right w:w="60" w:type="dxa"/>
             </w:tcMar>
           </w:tcPr>
           <w:p>
@@ -8975,10 +8722,10 @@
             <w:tcW w:type="dxa" w:w="2556"/>
             <w:shd w:fill="F9FAFB"/>
             <w:tcMar>
-              <w:top w:w="45" w:type="dxa"/>
-              <w:bottom w:w="45" w:type="dxa"/>
-              <w:left w:w="75" w:type="dxa"/>
-              <w:right w:w="75" w:type="dxa"/>
+              <w:top w:w="24" w:type="dxa"/>
+              <w:bottom w:w="24" w:type="dxa"/>
+              <w:left w:w="60" w:type="dxa"/>
+              <w:right w:w="60" w:type="dxa"/>
             </w:tcMar>
           </w:tcPr>
           <w:p>
@@ -8997,10 +8744,10 @@
             <w:tcW w:type="dxa" w:w="2556"/>
             <w:shd w:fill="F9FAFB"/>
             <w:tcMar>
-              <w:top w:w="45" w:type="dxa"/>
-              <w:bottom w:w="45" w:type="dxa"/>
-              <w:left w:w="75" w:type="dxa"/>
-              <w:right w:w="75" w:type="dxa"/>
+              <w:top w:w="24" w:type="dxa"/>
+              <w:bottom w:w="24" w:type="dxa"/>
+              <w:left w:w="60" w:type="dxa"/>
+              <w:right w:w="60" w:type="dxa"/>
             </w:tcMar>
           </w:tcPr>
           <w:p>
@@ -9019,10 +8766,10 @@
             <w:tcW w:type="dxa" w:w="2556"/>
             <w:shd w:fill="F9FAFB"/>
             <w:tcMar>
-              <w:top w:w="45" w:type="dxa"/>
-              <w:bottom w:w="45" w:type="dxa"/>
-              <w:left w:w="75" w:type="dxa"/>
-              <w:right w:w="75" w:type="dxa"/>
+              <w:top w:w="24" w:type="dxa"/>
+              <w:bottom w:w="24" w:type="dxa"/>
+              <w:left w:w="60" w:type="dxa"/>
+              <w:right w:w="60" w:type="dxa"/>
             </w:tcMar>
           </w:tcPr>
           <w:p>
@@ -9043,10 +8790,10 @@
             <w:tcW w:type="dxa" w:w="2556"/>
             <w:shd w:fill="FFFFFF"/>
             <w:tcMar>
-              <w:top w:w="45" w:type="dxa"/>
-              <w:bottom w:w="45" w:type="dxa"/>
-              <w:left w:w="75" w:type="dxa"/>
-              <w:right w:w="75" w:type="dxa"/>
+              <w:top w:w="24" w:type="dxa"/>
+              <w:bottom w:w="24" w:type="dxa"/>
+              <w:left w:w="60" w:type="dxa"/>
+              <w:right w:w="60" w:type="dxa"/>
             </w:tcMar>
           </w:tcPr>
           <w:p>
@@ -9065,10 +8812,10 @@
             <w:tcW w:type="dxa" w:w="2556"/>
             <w:shd w:fill="FFFFFF"/>
             <w:tcMar>
-              <w:top w:w="45" w:type="dxa"/>
-              <w:bottom w:w="45" w:type="dxa"/>
-              <w:left w:w="75" w:type="dxa"/>
-              <w:right w:w="75" w:type="dxa"/>
+              <w:top w:w="24" w:type="dxa"/>
+              <w:bottom w:w="24" w:type="dxa"/>
+              <w:left w:w="60" w:type="dxa"/>
+              <w:right w:w="60" w:type="dxa"/>
             </w:tcMar>
           </w:tcPr>
           <w:p>
@@ -9087,10 +8834,10 @@
             <w:tcW w:type="dxa" w:w="2556"/>
             <w:shd w:fill="FFFFFF"/>
             <w:tcMar>
-              <w:top w:w="45" w:type="dxa"/>
-              <w:bottom w:w="45" w:type="dxa"/>
-              <w:left w:w="75" w:type="dxa"/>
-              <w:right w:w="75" w:type="dxa"/>
+              <w:top w:w="24" w:type="dxa"/>
+              <w:bottom w:w="24" w:type="dxa"/>
+              <w:left w:w="60" w:type="dxa"/>
+              <w:right w:w="60" w:type="dxa"/>
             </w:tcMar>
           </w:tcPr>
           <w:p>
@@ -9109,10 +8856,10 @@
             <w:tcW w:type="dxa" w:w="2556"/>
             <w:shd w:fill="FFFFFF"/>
             <w:tcMar>
-              <w:top w:w="45" w:type="dxa"/>
-              <w:bottom w:w="45" w:type="dxa"/>
-              <w:left w:w="75" w:type="dxa"/>
-              <w:right w:w="75" w:type="dxa"/>
+              <w:top w:w="24" w:type="dxa"/>
+              <w:bottom w:w="24" w:type="dxa"/>
+              <w:left w:w="60" w:type="dxa"/>
+              <w:right w:w="60" w:type="dxa"/>
             </w:tcMar>
           </w:tcPr>
           <w:p>
@@ -9132,11 +8879,6 @@
       <w:pPr>
         <w:spacing w:before="20" w:after="40"/>
       </w:pPr>
-    </w:p>
-    <w:p>
-      <w:pPr>
-        <w:spacing w:before="40" w:after="80"/>
-      </w:pPr>
       <w:r>
         <w:rPr>
           <w:color w:val="646464"/>
@@ -9148,21 +8890,21 @@
     <w:p>
       <w:pPr>
         <w:keepNext/>
-        <w:spacing w:before="120" w:after="40"/>
+        <w:spacing w:before="80" w:after="30"/>
       </w:pPr>
       <w:r>
         <w:rPr>
           <w:rFonts w:ascii="Calibri" w:hAnsi="Calibri"/>
           <w:b/>
           <w:color w:val="000000"/>
-          <w:sz w:val="21"/>
+          <w:sz w:val="20"/>
         </w:rPr>
         <w:t>Student Declaration</w:t>
       </w:r>
     </w:p>
     <w:p>
       <w:pPr>
-        <w:spacing w:before="30" w:after="40"/>
+        <w:spacing w:before="20" w:after="30"/>
       </w:pPr>
       <w:r>
         <w:rPr>
@@ -9224,9 +8966,312 @@
         <w:t>, represents our original work. All database schemas, stored procedures, triggers, ORM route handlers, and application components have been engineered, deployed, and verified in accordance with the prescribed academic guidelines.</w:t>
       </w:r>
     </w:p>
+    <w:tbl>
+      <w:tblPr>
+        <w:tblW w:type="auto" w:w="0"/>
+        <w:jc w:val="center"/>
+        <w:tblLook w:firstColumn="1" w:firstRow="1" w:lastColumn="0" w:lastRow="0" w:noHBand="0" w:noVBand="1" w:val="04A0"/>
+        <w:tblBorders>
+          <w:top w:val="single" w:sz="6" w:space="0" w:color="000000"/>
+          <w:bottom w:val="single" w:sz="6" w:space="0" w:color="000000"/>
+          <w:insideH w:val="single" w:sz="4" w:space="0" w:color="D1D5DB"/>
+          <w:insideV w:val="none"/>
+          <w:left w:val="none"/>
+          <w:right w:val="none"/>
+        </w:tblBorders>
+      </w:tblPr>
+      <w:tblGrid>
+        <w:gridCol w:w="5112"/>
+        <w:gridCol w:w="5112"/>
+      </w:tblGrid>
+      <w:tr>
+        <w:tc>
+          <w:tcPr>
+            <w:tcW w:type="dxa" w:w="5112"/>
+            <w:shd w:fill="000000"/>
+            <w:tcMar>
+              <w:top w:w="45" w:type="dxa"/>
+              <w:bottom w:w="45" w:type="dxa"/>
+              <w:left w:w="75" w:type="dxa"/>
+              <w:right w:w="75" w:type="dxa"/>
+            </w:tcMar>
+          </w:tcPr>
+          <w:p>
+            <w:pPr>
+              <w:jc w:val="left"/>
+            </w:pPr>
+            <w:r>
+              <w:rPr>
+                <w:rFonts w:ascii="Calibri" w:hAnsi="Calibri"/>
+                <w:b/>
+                <w:color w:val="FFFFFF"/>
+                <w:sz w:val="17"/>
+              </w:rPr>
+              <w:t>Project Member 1 (Lead Author)</w:t>
+            </w:r>
+          </w:p>
+        </w:tc>
+        <w:tc>
+          <w:tcPr>
+            <w:tcW w:type="dxa" w:w="5112"/>
+            <w:shd w:fill="000000"/>
+            <w:tcMar>
+              <w:top w:w="45" w:type="dxa"/>
+              <w:bottom w:w="45" w:type="dxa"/>
+              <w:left w:w="75" w:type="dxa"/>
+              <w:right w:w="75" w:type="dxa"/>
+            </w:tcMar>
+          </w:tcPr>
+          <w:p>
+            <w:pPr>
+              <w:jc w:val="left"/>
+            </w:pPr>
+            <w:r>
+              <w:rPr>
+                <w:rFonts w:ascii="Calibri" w:hAnsi="Calibri"/>
+                <w:b/>
+                <w:color w:val="FFFFFF"/>
+                <w:sz w:val="17"/>
+              </w:rPr>
+              <w:t>Project Member 2 (Contributing Author)</w:t>
+            </w:r>
+          </w:p>
+        </w:tc>
+      </w:tr>
+      <w:tr>
+        <w:tc>
+          <w:tcPr>
+            <w:tcW w:type="dxa" w:w="5112"/>
+            <w:shd w:fill="FFFFFF"/>
+            <w:tcMar>
+              <w:top w:w="24" w:type="dxa"/>
+              <w:bottom w:w="24" w:type="dxa"/>
+              <w:left w:w="60" w:type="dxa"/>
+              <w:right w:w="60" w:type="dxa"/>
+            </w:tcMar>
+          </w:tcPr>
+          <w:p>
+            <w:r>
+              <w:rPr>
+                <w:rFonts w:ascii="Calibri" w:hAnsi="Calibri"/>
+                <w:color w:val="1E1E1E"/>
+                <w:sz w:val="16"/>
+              </w:rPr>
+              <w:t>Name: Krish</w:t>
+            </w:r>
+          </w:p>
+        </w:tc>
+        <w:tc>
+          <w:tcPr>
+            <w:tcW w:type="dxa" w:w="5112"/>
+            <w:shd w:fill="FFFFFF"/>
+            <w:tcMar>
+              <w:top w:w="24" w:type="dxa"/>
+              <w:bottom w:w="24" w:type="dxa"/>
+              <w:left w:w="60" w:type="dxa"/>
+              <w:right w:w="60" w:type="dxa"/>
+            </w:tcMar>
+          </w:tcPr>
+          <w:p>
+            <w:r>
+              <w:rPr>
+                <w:rFonts w:ascii="Calibri" w:hAnsi="Calibri"/>
+                <w:color w:val="1E1E1E"/>
+                <w:sz w:val="16"/>
+              </w:rPr>
+              <w:t>Name: Parv Bhardwaj</w:t>
+            </w:r>
+          </w:p>
+        </w:tc>
+      </w:tr>
+      <w:tr>
+        <w:tc>
+          <w:tcPr>
+            <w:tcW w:type="dxa" w:w="5112"/>
+            <w:shd w:fill="F9FAFB"/>
+            <w:tcMar>
+              <w:top w:w="24" w:type="dxa"/>
+              <w:bottom w:w="24" w:type="dxa"/>
+              <w:left w:w="60" w:type="dxa"/>
+              <w:right w:w="60" w:type="dxa"/>
+            </w:tcMar>
+          </w:tcPr>
+          <w:p>
+            <w:r>
+              <w:rPr>
+                <w:rFonts w:ascii="Calibri" w:hAnsi="Calibri"/>
+                <w:color w:val="1E1E1E"/>
+                <w:sz w:val="16"/>
+              </w:rPr>
+              <w:t>Register Number: 24BCE0846</w:t>
+            </w:r>
+          </w:p>
+        </w:tc>
+        <w:tc>
+          <w:tcPr>
+            <w:tcW w:type="dxa" w:w="5112"/>
+            <w:shd w:fill="F9FAFB"/>
+            <w:tcMar>
+              <w:top w:w="24" w:type="dxa"/>
+              <w:bottom w:w="24" w:type="dxa"/>
+              <w:left w:w="60" w:type="dxa"/>
+              <w:right w:w="60" w:type="dxa"/>
+            </w:tcMar>
+          </w:tcPr>
+          <w:p>
+            <w:r>
+              <w:rPr>
+                <w:rFonts w:ascii="Calibri" w:hAnsi="Calibri"/>
+                <w:color w:val="1E1E1E"/>
+                <w:sz w:val="16"/>
+              </w:rPr>
+              <w:t>Register Number: 24BCE0870</w:t>
+            </w:r>
+          </w:p>
+        </w:tc>
+      </w:tr>
+      <w:tr>
+        <w:tc>
+          <w:tcPr>
+            <w:tcW w:type="dxa" w:w="5112"/>
+            <w:shd w:fill="FFFFFF"/>
+            <w:tcMar>
+              <w:top w:w="24" w:type="dxa"/>
+              <w:bottom w:w="24" w:type="dxa"/>
+              <w:left w:w="60" w:type="dxa"/>
+              <w:right w:w="60" w:type="dxa"/>
+            </w:tcMar>
+          </w:tcPr>
+          <w:p>
+            <w:r>
+              <w:rPr>
+                <w:rFonts w:ascii="Calibri" w:hAnsi="Calibri"/>
+                <w:color w:val="1E1E1E"/>
+                <w:sz w:val="16"/>
+              </w:rPr>
+              <w:t>Degree &amp; Branch: B.Tech. CSE</w:t>
+            </w:r>
+          </w:p>
+        </w:tc>
+        <w:tc>
+          <w:tcPr>
+            <w:tcW w:type="dxa" w:w="5112"/>
+            <w:shd w:fill="FFFFFF"/>
+            <w:tcMar>
+              <w:top w:w="24" w:type="dxa"/>
+              <w:bottom w:w="24" w:type="dxa"/>
+              <w:left w:w="60" w:type="dxa"/>
+              <w:right w:w="60" w:type="dxa"/>
+            </w:tcMar>
+          </w:tcPr>
+          <w:p>
+            <w:r>
+              <w:rPr>
+                <w:rFonts w:ascii="Calibri" w:hAnsi="Calibri"/>
+                <w:color w:val="1E1E1E"/>
+                <w:sz w:val="16"/>
+              </w:rPr>
+              <w:t>Degree &amp; Branch: B.Tech. CSE</w:t>
+            </w:r>
+          </w:p>
+        </w:tc>
+      </w:tr>
+      <w:tr>
+        <w:tc>
+          <w:tcPr>
+            <w:tcW w:type="dxa" w:w="5112"/>
+            <w:shd w:fill="F9FAFB"/>
+            <w:tcMar>
+              <w:top w:w="24" w:type="dxa"/>
+              <w:bottom w:w="24" w:type="dxa"/>
+              <w:left w:w="60" w:type="dxa"/>
+              <w:right w:w="60" w:type="dxa"/>
+            </w:tcMar>
+          </w:tcPr>
+          <w:p>
+            <w:r>
+              <w:rPr>
+                <w:rFonts w:ascii="Calibri" w:hAnsi="Calibri"/>
+                <w:color w:val="1E1E1E"/>
+                <w:sz w:val="16"/>
+              </w:rPr>
+              <w:t>Course Code &amp; Slot: BCSE302P (L25+L26)</w:t>
+            </w:r>
+          </w:p>
+        </w:tc>
+        <w:tc>
+          <w:tcPr>
+            <w:tcW w:type="dxa" w:w="5112"/>
+            <w:shd w:fill="F9FAFB"/>
+            <w:tcMar>
+              <w:top w:w="24" w:type="dxa"/>
+              <w:bottom w:w="24" w:type="dxa"/>
+              <w:left w:w="60" w:type="dxa"/>
+              <w:right w:w="60" w:type="dxa"/>
+            </w:tcMar>
+          </w:tcPr>
+          <w:p>
+            <w:r>
+              <w:rPr>
+                <w:rFonts w:ascii="Calibri" w:hAnsi="Calibri"/>
+                <w:color w:val="1E1E1E"/>
+                <w:sz w:val="16"/>
+              </w:rPr>
+              <w:t>Course Code &amp; Slot: BCSE302P (L25+L26)</w:t>
+            </w:r>
+          </w:p>
+        </w:tc>
+      </w:tr>
+      <w:tr>
+        <w:tc>
+          <w:tcPr>
+            <w:tcW w:type="dxa" w:w="5112"/>
+            <w:shd w:fill="FFFFFF"/>
+            <w:tcMar>
+              <w:top w:w="24" w:type="dxa"/>
+              <w:bottom w:w="24" w:type="dxa"/>
+              <w:left w:w="60" w:type="dxa"/>
+              <w:right w:w="60" w:type="dxa"/>
+            </w:tcMar>
+          </w:tcPr>
+          <w:p>
+            <w:r>
+              <w:rPr>
+                <w:rFonts w:ascii="Calibri" w:hAnsi="Calibri"/>
+                <w:color w:val="1E1E1E"/>
+                <w:sz w:val="16"/>
+              </w:rPr>
+              <w:t>Signature: *Krish (24BCE0846)*</w:t>
+            </w:r>
+          </w:p>
+        </w:tc>
+        <w:tc>
+          <w:tcPr>
+            <w:tcW w:type="dxa" w:w="5112"/>
+            <w:shd w:fill="FFFFFF"/>
+            <w:tcMar>
+              <w:top w:w="24" w:type="dxa"/>
+              <w:bottom w:w="24" w:type="dxa"/>
+              <w:left w:w="60" w:type="dxa"/>
+              <w:right w:w="60" w:type="dxa"/>
+            </w:tcMar>
+          </w:tcPr>
+          <w:p>
+            <w:r>
+              <w:rPr>
+                <w:rFonts w:ascii="Calibri" w:hAnsi="Calibri"/>
+                <w:color w:val="1E1E1E"/>
+                <w:sz w:val="16"/>
+              </w:rPr>
+              <w:t>Signature: *Parv Bhardwaj (24BCE0870)*</w:t>
+            </w:r>
+          </w:p>
+        </w:tc>
+      </w:tr>
+    </w:tbl>
     <w:p>
       <w:pPr>
-        <w:spacing w:before="30" w:after="40"/>
+        <w:spacing w:before="20" w:after="30"/>
       </w:pPr>
       <w:r>
         <w:rPr>
@@ -9242,7 +9287,7 @@
           <w:color w:val="1E1E1E"/>
           <w:sz w:val="18"/>
         </w:rPr>
-        <w:t>Student Name:</w:t>
+        <w:t>Submission Date:</w:t>
       </w:r>
       <w:r>
         <w:rPr>
@@ -9250,7 +9295,7 @@
           <w:color w:val="1E1E1E"/>
           <w:sz w:val="18"/>
         </w:rPr>
-        <w:t xml:space="preserve"> Krish | </w:t>
+        <w:t xml:space="preserve"> 23-10-2026 | </w:t>
       </w:r>
       <w:r>
         <w:rPr>
@@ -9259,7 +9304,7 @@
           <w:color w:val="1E1E1E"/>
           <w:sz w:val="18"/>
         </w:rPr>
-        <w:t>Register Number:</w:t>
+        <w:t>Vellore Institute of Technology, Vellore</w:t>
       </w:r>
       <w:r>
         <w:rPr>
@@ -9267,7 +9312,7 @@
           <w:color w:val="1E1E1E"/>
           <w:sz w:val="18"/>
         </w:rPr>
-        <w:t xml:space="preserve"> 24BCE0846 | </w:t>
+        <w:t xml:space="preserve"> | </w:t>
       </w:r>
       <w:r>
         <w:rPr>
@@ -9276,7 +9321,7 @@
           <w:color w:val="1E1E1E"/>
           <w:sz w:val="18"/>
         </w:rPr>
-        <w:t>Slot:</w:t>
+        <w:t>Project Links:</w:t>
       </w:r>
       <w:r>
         <w:rPr>
@@ -9284,70 +9329,7 @@
           <w:color w:val="1E1E1E"/>
           <w:sz w:val="18"/>
         </w:rPr>
-        <w:t xml:space="preserve"> L25+L26 | </w:t>
-      </w:r>
-      <w:r>
-        <w:rPr>
-          <w:rFonts w:ascii="Calibri" w:hAnsi="Calibri"/>
-          <w:b/>
-          <w:color w:val="1E1E1E"/>
-          <w:sz w:val="18"/>
-        </w:rPr>
-        <w:t>Date:</w:t>
-      </w:r>
-      <w:r>
-        <w:rPr>
-          <w:rFonts w:ascii="Calibri" w:hAnsi="Calibri"/>
-          <w:color w:val="1E1E1E"/>
-          <w:sz w:val="18"/>
-        </w:rPr>
-        <w:t xml:space="preserve"> 23-10-2026</w:t>
-      </w:r>
-    </w:p>
-    <w:p>
-      <w:pPr>
-        <w:spacing w:before="30" w:after="40"/>
-      </w:pPr>
-      <w:r>
-        <w:rPr>
-          <w:rFonts w:ascii="Calibri" w:hAnsi="Calibri"/>
-          <w:color w:val="1E1E1E"/>
-          <w:sz w:val="18"/>
-        </w:rPr>
-      </w:r>
-      <w:r>
-        <w:rPr>
-          <w:rFonts w:ascii="Calibri" w:hAnsi="Calibri"/>
-          <w:b/>
-          <w:color w:val="1E1E1E"/>
-          <w:sz w:val="18"/>
-        </w:rPr>
-        <w:t>GitHub:</w:t>
-      </w:r>
-      <w:r>
-        <w:rPr>
-          <w:rFonts w:ascii="Calibri" w:hAnsi="Calibri"/>
-          <w:color w:val="1E1E1E"/>
-          <w:sz w:val="18"/>
-        </w:rPr>
-        <w:t xml:space="preserve"> https://github.com/CodeBloodMe/book-store | </w:t>
-      </w:r>
-      <w:r>
-        <w:rPr>
-          <w:rFonts w:ascii="Calibri" w:hAnsi="Calibri"/>
-          <w:b/>
-          <w:color w:val="1E1E1E"/>
-          <w:sz w:val="18"/>
-        </w:rPr>
-        <w:t>Website:</w:t>
-      </w:r>
-      <w:r>
-        <w:rPr>
-          <w:rFonts w:ascii="Calibri" w:hAnsi="Calibri"/>
-          <w:color w:val="1E1E1E"/>
-          <w:sz w:val="18"/>
-        </w:rPr>
-        <w:t xml:space="preserve"> https://book-store-eight-zeta.vercel.app</w:t>
+        <w:t xml:space="preserve"> https://github.com/CodeBloodMe/book-store • https://book-store-eight-zeta.vercel.app</w:t>
       </w:r>
     </w:p>
     <w:sectPr>
@@ -9395,7 +9377,7 @@
         <w:color w:val="646464"/>
         <w:sz w:val="16"/>
       </w:rPr>
-      <w:t>BCSE302P DBMS Lab Assessment Report | 24BCE0846 Krish</w:t>
+      <w:t>BCSE302P DBMS Lab Project | Krish (24BCE0846) &amp; Parv Bhardwaj (24BCE0870)</w:t>
     </w:r>
   </w:p>
 </w:hdr>
